--- a/3-能力管理/流程制度规范类文件/030102-运维服务能力改进管理制度.docx
+++ b/3-能力管理/流程制度规范类文件/030102-运维服务能力改进管理制度.docx
@@ -1,14 +1,13 @@
 
 <file path=word/document.xml><?xml version="1.0" encoding="utf-8"?>
-<w:document xmlns:wpc="http://schemas.microsoft.com/office/word/2010/wordprocessingCanvas" xmlns:mc="http://schemas.openxmlformats.org/markup-compatibility/2006" xmlns:o="urn:schemas-microsoft-com:office:office" xmlns:r="http://schemas.openxmlformats.org/officeDocument/2006/relationships" xmlns:m="http://schemas.openxmlformats.org/officeDocument/2006/math" xmlns:v="urn:schemas-microsoft-com:vml" xmlns:wp14="http://schemas.microsoft.com/office/word/2010/wordprocessingDrawing" xmlns:wp="http://schemas.openxmlformats.org/drawingml/2006/wordprocessingDrawing" xmlns:w10="urn:schemas-microsoft-com:office:word" xmlns:w="http://schemas.openxmlformats.org/wordprocessingml/2006/main" xmlns:w14="http://schemas.microsoft.com/office/word/2010/wordml" xmlns:w15="http://schemas.microsoft.com/office/word/2012/wordml" xmlns:wne="http://schemas.microsoft.com/office/word/2006/wordml" xmlns:wpg="http://schemas.microsoft.com/office/word/2010/wordprocessingGroup" xmlns:wpi="http://schemas.microsoft.com/office/word/2010/wordprocessingInk" xmlns:wps="http://schemas.microsoft.com/office/word/2010/wordprocessingShape" mc:Ignorable="w14 w15 wp14">
-  <!-- Generated by Aspose.Words for .NET 13.3.0.1 -->
+<w:document xmlns:wpc="http://schemas.microsoft.com/office/word/2010/wordprocessingCanvas" xmlns:mc="http://schemas.openxmlformats.org/markup-compatibility/2006" xmlns:o="urn:schemas-microsoft-com:office:office" xmlns:r="http://schemas.openxmlformats.org/officeDocument/2006/relationships" xmlns:m="http://schemas.openxmlformats.org/officeDocument/2006/math" xmlns:v="urn:schemas-microsoft-com:vml" xmlns:wp14="http://schemas.microsoft.com/office/word/2010/wordprocessingDrawing" xmlns:wp="http://schemas.openxmlformats.org/drawingml/2006/wordprocessingDrawing" xmlns:w="http://schemas.openxmlformats.org/wordprocessingml/2006/main" xmlns:w14="http://schemas.microsoft.com/office/word/2010/wordml" xmlns:w10="urn:schemas-microsoft-com:office:word" xmlns:w15="http://schemas.microsoft.com/office/word/2012/wordml" xmlns:wpg="http://schemas.microsoft.com/office/word/2010/wordprocessingGroup" xmlns:wpi="http://schemas.microsoft.com/office/word/2010/wordprocessingInk" xmlns:wne="http://schemas.microsoft.com/office/word/2006/wordml" xmlns:wps="http://schemas.microsoft.com/office/word/2010/wordprocessingShape" xmlns:wpsCustomData="http://www.wps.cn/officeDocument/2013/wpsCustomData" mc:Ignorable="w14 w15 wp14">
   <w:body>
     <w:p>
       <w:pPr>
         <w:spacing w:before="78" w:line="219" w:lineRule="auto"/>
         <w:ind w:left="25"/>
         <w:rPr>
-          <w:rFonts w:ascii="宋体" w:eastAsia="宋体" w:hAnsi="宋体" w:cs="宋体" w:hint="default"/>
+          <w:rFonts w:hint="default" w:ascii="宋体" w:hAnsi="宋体" w:eastAsia="宋体" w:cs="宋体"/>
           <w:sz w:val="24"/>
           <w:szCs w:val="24"/>
           <w:lang w:val="en-US" w:eastAsia="zh-CN"/>
@@ -16,7 +15,7 @@
       </w:pPr>
       <w:r>
         <w:rPr>
-          <w:rFonts w:ascii="宋体" w:eastAsia="宋体" w:hAnsi="宋体" w:cs="宋体"/>
+          <w:rFonts w:ascii="宋体" w:hAnsi="宋体" w:eastAsia="宋体" w:cs="宋体"/>
           <w:b/>
           <w:bCs/>
           <w:spacing w:val="-3"/>
@@ -27,7 +26,7 @@
       </w:r>
       <w:r>
         <w:rPr>
-          <w:rFonts w:ascii="宋体" w:eastAsia="宋体" w:hAnsi="宋体" w:cs="宋体" w:hint="eastAsia"/>
+          <w:rFonts w:hint="eastAsia" w:ascii="宋体" w:hAnsi="宋体" w:eastAsia="宋体" w:cs="宋体"/>
           <w:b/>
           <w:bCs/>
           <w:spacing w:val="-3"/>
@@ -39,7 +38,7 @@
       </w:r>
       <w:r>
         <w:rPr>
-          <w:rFonts w:ascii="宋体" w:eastAsia="宋体" w:hAnsi="宋体" w:cs="宋体"/>
+          <w:rFonts w:ascii="宋体" w:hAnsi="宋体" w:eastAsia="宋体" w:cs="宋体"/>
           <w:b/>
           <w:bCs/>
           <w:spacing w:val="-3"/>
@@ -50,7 +49,7 @@
       </w:r>
       <w:r>
         <w:rPr>
-          <w:rFonts w:ascii="宋体" w:eastAsia="宋体" w:hAnsi="宋体" w:cs="宋体" w:hint="eastAsia"/>
+          <w:rFonts w:hint="eastAsia" w:ascii="宋体" w:hAnsi="宋体" w:eastAsia="宋体" w:cs="宋体"/>
           <w:b/>
           <w:bCs/>
           <w:spacing w:val="-3"/>
@@ -80,14 +79,14 @@
         <w:ind w:left="23"/>
         <w:textAlignment w:val="auto"/>
         <w:rPr>
-          <w:rFonts w:ascii="宋体" w:eastAsia="宋体" w:hAnsi="宋体" w:cs="宋体"/>
+          <w:rFonts w:ascii="宋体" w:hAnsi="宋体" w:eastAsia="宋体" w:cs="宋体"/>
           <w:sz w:val="24"/>
           <w:szCs w:val="24"/>
         </w:rPr>
       </w:pPr>
       <w:r>
         <w:rPr>
-          <w:rFonts w:ascii="宋体" w:eastAsia="宋体" w:hAnsi="宋体" w:cs="宋体"/>
+          <w:rFonts w:ascii="宋体" w:hAnsi="宋体" w:eastAsia="宋体" w:cs="宋体"/>
           <w:b/>
           <w:bCs/>
           <w:spacing w:val="240"/>
@@ -99,7 +98,7 @@
       </w:r>
       <w:r>
         <w:rPr>
-          <w:rFonts w:ascii="宋体" w:eastAsia="宋体" w:hAnsi="宋体" w:cs="宋体"/>
+          <w:rFonts w:ascii="宋体" w:hAnsi="宋体" w:eastAsia="宋体" w:cs="宋体"/>
           <w:b/>
           <w:bCs/>
           <w:spacing w:val="0"/>
@@ -111,7 +110,7 @@
       </w:r>
       <w:r>
         <w:rPr>
-          <w:rFonts w:ascii="宋体" w:eastAsia="宋体" w:hAnsi="宋体" w:cs="宋体"/>
+          <w:rFonts w:ascii="宋体" w:hAnsi="宋体" w:eastAsia="宋体" w:cs="宋体"/>
           <w:b/>
           <w:bCs/>
           <w:spacing w:val="-5"/>
@@ -123,7 +122,7 @@
     </w:p>
     <w:p>
       <w:pPr>
-        <w:pStyle w:val="a"/>
+        <w:pStyle w:val="24"/>
         <w:bidi w:val="0"/>
       </w:pPr>
       <w:bookmarkStart w:id="0" w:name="_Toc9759"/>
@@ -138,7 +137,7 @@
     </w:p>
     <w:p>
       <w:pPr>
-        <w:pStyle w:val="a0"/>
+        <w:pStyle w:val="25"/>
         <w:bidi w:val="0"/>
         <w:rPr>
           <w:rFonts w:hint="default"/>
@@ -157,17 +156,18 @@
     </w:p>
     <w:tbl>
       <w:tblPr>
-        <w:tblStyle w:val="TableGrid"/>
+        <w:tblStyle w:val="21"/>
         <w:tblW w:w="0" w:type="auto"/>
         <w:tblInd w:w="2443" w:type="dxa"/>
         <w:tblBorders>
-          <w:top w:val="nil"/>
-          <w:left w:val="nil"/>
-          <w:bottom w:val="nil"/>
-          <w:right w:val="nil"/>
-          <w:insideH w:val="nil"/>
-          <w:insideV w:val="nil"/>
+          <w:top w:val="none" w:color="auto" w:sz="0" w:space="0"/>
+          <w:left w:val="none" w:color="auto" w:sz="0" w:space="0"/>
+          <w:bottom w:val="none" w:color="auto" w:sz="0" w:space="0"/>
+          <w:right w:val="none" w:color="auto" w:sz="0" w:space="0"/>
+          <w:insideH w:val="none" w:color="auto" w:sz="0" w:space="0"/>
+          <w:insideV w:val="none" w:color="auto" w:sz="0" w:space="0"/>
         </w:tblBorders>
+        <w:tblLayout w:type="autofit"/>
         <w:tblCellMar>
           <w:top w:w="0" w:type="dxa"/>
           <w:left w:w="108" w:type="dxa"/>
@@ -181,15 +181,13 @@
       </w:tblGrid>
       <w:tr>
         <w:tblPrEx>
-          <w:tblW w:w="0" w:type="auto"/>
-          <w:tblInd w:w="2443" w:type="dxa"/>
           <w:tblBorders>
-            <w:top w:val="nil"/>
-            <w:left w:val="nil"/>
-            <w:bottom w:val="nil"/>
-            <w:right w:val="nil"/>
-            <w:insideH w:val="nil"/>
-            <w:insideV w:val="nil"/>
+            <w:top w:val="none" w:color="auto" w:sz="0" w:space="0"/>
+            <w:left w:val="none" w:color="auto" w:sz="0" w:space="0"/>
+            <w:bottom w:val="none" w:color="auto" w:sz="0" w:space="0"/>
+            <w:right w:val="none" w:color="auto" w:sz="0" w:space="0"/>
+            <w:insideH w:val="none" w:color="auto" w:sz="0" w:space="0"/>
+            <w:insideV w:val="none" w:color="auto" w:sz="0" w:space="0"/>
           </w:tblBorders>
           <w:tblCellMar>
             <w:top w:w="0" w:type="dxa"/>
@@ -199,7 +197,7 @@
           </w:tblCellMar>
         </w:tblPrEx>
         <w:trPr>
-          <w:trHeight w:val="810"/>
+          <w:trHeight w:val="810" w:hRule="atLeast"/>
         </w:trPr>
         <w:tc>
           <w:tcPr>
@@ -224,7 +222,7 @@
             </w:r>
             <w:r>
               <w:rPr>
-                <w:rFonts w:asciiTheme="minorAscii" w:eastAsiaTheme="minorEastAsia" w:hAnsiTheme="minorAscii" w:hint="default"/>
+                <w:rFonts w:hint="default" w:asciiTheme="minorAscii" w:hAnsiTheme="minorAscii" w:eastAsiaTheme="minorEastAsia"/>
                 <w:spacing w:val="227"/>
                 <w:sz w:val="21"/>
                 <w:vertAlign w:val="baseline"/>
@@ -235,15 +233,13 @@
             <w:r>
               <w:rPr>
                 <w:rFonts w:hint="eastAsia"/>
-                <w:spacing w:val="22"/>
+                <w:spacing w:val="0"/>
                 <w:kern w:val="0"/>
-                <w:sz w:val="18"/>
-                <w:szCs w:val="18"/>
                 <w:u w:val="single"/>
                 <w:vertAlign w:val="baseline"/>
                 <w:lang w:val="en-US" w:eastAsia="zh-CN"/>
               </w:rPr>
-              <w:t>刘书峰</w:t>
+              <w:t>耿宁</w:t>
             </w:r>
           </w:p>
         </w:tc>
@@ -270,7 +266,7 @@
             </w:r>
             <w:r>
               <w:rPr>
-                <w:rFonts w:asciiTheme="minorAscii" w:eastAsiaTheme="minorEastAsia" w:hAnsiTheme="minorAscii" w:hint="eastAsia"/>
+                <w:rFonts w:hint="eastAsia" w:asciiTheme="minorAscii" w:hAnsiTheme="minorAscii" w:eastAsiaTheme="minorEastAsia"/>
                 <w:spacing w:val="227"/>
                 <w:sz w:val="21"/>
                 <w:vertAlign w:val="baseline"/>
@@ -292,8 +288,14 @@
       </w:tr>
       <w:tr>
         <w:tblPrEx>
-          <w:tblW w:w="0" w:type="auto"/>
-          <w:tblInd w:w="2443" w:type="dxa"/>
+          <w:tblBorders>
+            <w:top w:val="none" w:color="auto" w:sz="0" w:space="0"/>
+            <w:left w:val="none" w:color="auto" w:sz="0" w:space="0"/>
+            <w:bottom w:val="none" w:color="auto" w:sz="0" w:space="0"/>
+            <w:right w:val="none" w:color="auto" w:sz="0" w:space="0"/>
+            <w:insideH w:val="none" w:color="auto" w:sz="0" w:space="0"/>
+            <w:insideV w:val="none" w:color="auto" w:sz="0" w:space="0"/>
+          </w:tblBorders>
           <w:tblCellMar>
             <w:top w:w="0" w:type="dxa"/>
             <w:left w:w="108" w:type="dxa"/>
@@ -302,7 +304,7 @@
           </w:tblCellMar>
         </w:tblPrEx>
         <w:trPr>
-          <w:trHeight w:val="810"/>
+          <w:trHeight w:val="810" w:hRule="atLeast"/>
         </w:trPr>
         <w:tc>
           <w:tcPr>
@@ -313,7 +315,7 @@
             <w:pPr>
               <w:widowControl w:val="0"/>
               <w:rPr>
-                <w:rFonts w:ascii="Arial" w:eastAsia="Arial" w:hAnsi="Arial" w:cs="Arial" w:hint="eastAsia"/>
+                <w:rFonts w:hint="default" w:ascii="Arial" w:hAnsi="Arial" w:eastAsia="Arial" w:cs="Arial"/>
                 <w:snapToGrid w:val="0"/>
                 <w:color w:val="000000"/>
                 <w:kern w:val="0"/>
@@ -333,7 +335,7 @@
             </w:r>
             <w:r>
               <w:rPr>
-                <w:rFonts w:asciiTheme="minorAscii" w:eastAsiaTheme="minorEastAsia" w:hAnsiTheme="minorAscii" w:hint="default"/>
+                <w:rFonts w:hint="default" w:asciiTheme="minorAscii" w:hAnsiTheme="minorAscii" w:eastAsiaTheme="minorEastAsia"/>
                 <w:spacing w:val="227"/>
                 <w:sz w:val="21"/>
                 <w:vertAlign w:val="baseline"/>
@@ -347,7 +349,7 @@
                 <w:u w:val="single"/>
                 <w:lang w:val="en-US" w:eastAsia="zh-CN"/>
               </w:rPr>
-              <w:t>刘瑞</w:t>
+              <w:t>常海霞</w:t>
             </w:r>
           </w:p>
         </w:tc>
@@ -360,7 +362,7 @@
             <w:pPr>
               <w:widowControl w:val="0"/>
               <w:rPr>
-                <w:rFonts w:ascii="Arial" w:eastAsia="Arial" w:hAnsi="Arial" w:cs="Arial" w:hint="eastAsia"/>
+                <w:rFonts w:hint="eastAsia" w:ascii="Arial" w:hAnsi="Arial" w:eastAsia="Arial" w:cs="Arial"/>
                 <w:snapToGrid w:val="0"/>
                 <w:color w:val="000000"/>
                 <w:kern w:val="0"/>
@@ -376,11 +378,11 @@
                 <w:vertAlign w:val="baseline"/>
                 <w:lang w:val="en-US" w:eastAsia="zh-CN"/>
               </w:rPr>
-              <w:t>编制时间</w:t>
+              <w:t>审核时间</w:t>
             </w:r>
             <w:r>
               <w:rPr>
-                <w:rFonts w:asciiTheme="minorAscii" w:eastAsiaTheme="minorEastAsia" w:hAnsiTheme="minorAscii" w:hint="eastAsia"/>
+                <w:rFonts w:hint="eastAsia" w:asciiTheme="minorAscii" w:hAnsiTheme="minorAscii" w:eastAsiaTheme="minorEastAsia"/>
                 <w:spacing w:val="227"/>
                 <w:sz w:val="21"/>
                 <w:vertAlign w:val="baseline"/>
@@ -402,8 +404,14 @@
       </w:tr>
       <w:tr>
         <w:tblPrEx>
-          <w:tblW w:w="0" w:type="auto"/>
-          <w:tblInd w:w="2443" w:type="dxa"/>
+          <w:tblBorders>
+            <w:top w:val="none" w:color="auto" w:sz="0" w:space="0"/>
+            <w:left w:val="none" w:color="auto" w:sz="0" w:space="0"/>
+            <w:bottom w:val="none" w:color="auto" w:sz="0" w:space="0"/>
+            <w:right w:val="none" w:color="auto" w:sz="0" w:space="0"/>
+            <w:insideH w:val="none" w:color="auto" w:sz="0" w:space="0"/>
+            <w:insideV w:val="none" w:color="auto" w:sz="0" w:space="0"/>
+          </w:tblBorders>
           <w:tblCellMar>
             <w:top w:w="0" w:type="dxa"/>
             <w:left w:w="108" w:type="dxa"/>
@@ -412,7 +420,7 @@
           </w:tblCellMar>
         </w:tblPrEx>
         <w:trPr>
-          <w:trHeight w:val="635"/>
+          <w:trHeight w:val="635" w:hRule="atLeast"/>
         </w:trPr>
         <w:tc>
           <w:tcPr>
@@ -437,7 +445,7 @@
             </w:r>
             <w:r>
               <w:rPr>
-                <w:rFonts w:asciiTheme="minorAscii" w:eastAsiaTheme="minorEastAsia" w:hAnsiTheme="minorAscii" w:hint="eastAsia"/>
+                <w:rFonts w:hint="eastAsia" w:asciiTheme="minorAscii" w:hAnsiTheme="minorAscii" w:eastAsiaTheme="minorEastAsia"/>
                 <w:spacing w:val="227"/>
                 <w:sz w:val="21"/>
                 <w:vertAlign w:val="baseline"/>
@@ -478,7 +486,7 @@
             </w:r>
             <w:r>
               <w:rPr>
-                <w:rFonts w:asciiTheme="minorAscii" w:eastAsiaTheme="minorEastAsia" w:hAnsiTheme="minorAscii" w:hint="eastAsia"/>
+                <w:rFonts w:hint="eastAsia" w:asciiTheme="minorAscii" w:hAnsiTheme="minorAscii" w:eastAsiaTheme="minorEastAsia"/>
                 <w:spacing w:val="227"/>
                 <w:sz w:val="21"/>
                 <w:vertAlign w:val="baseline"/>
@@ -509,14 +517,14 @@
         <w:spacing w:before="153" w:line="225" w:lineRule="auto"/>
         <w:ind w:left="3634"/>
         <w:rPr>
-          <w:rFonts w:ascii="宋体" w:eastAsia="宋体" w:hAnsi="宋体" w:cs="宋体"/>
+          <w:rFonts w:ascii="宋体" w:hAnsi="宋体" w:eastAsia="宋体" w:cs="宋体"/>
           <w:sz w:val="31"/>
           <w:szCs w:val="31"/>
         </w:rPr>
       </w:pPr>
       <w:r>
         <w:rPr>
-          <w:rFonts w:ascii="宋体" w:eastAsia="宋体" w:hAnsi="宋体" w:cs="宋体"/>
+          <w:rFonts w:ascii="宋体" w:hAnsi="宋体" w:eastAsia="宋体" w:cs="宋体"/>
           <w:b/>
           <w:bCs/>
           <w:spacing w:val="4"/>
@@ -528,16 +536,16 @@
     </w:p>
     <w:tbl>
       <w:tblPr>
-        <w:tblStyle w:val="TableNormal0"/>
+        <w:tblStyle w:val="26"/>
         <w:tblW w:w="8301" w:type="dxa"/>
         <w:tblInd w:w="2" w:type="dxa"/>
         <w:tblBorders>
-          <w:top w:val="single" w:sz="2" w:space="0" w:color="000000"/>
-          <w:left w:val="single" w:sz="2" w:space="0" w:color="000000"/>
-          <w:bottom w:val="single" w:sz="2" w:space="0" w:color="000000"/>
-          <w:right w:val="single" w:sz="2" w:space="0" w:color="000000"/>
-          <w:insideH w:val="single" w:sz="2" w:space="0" w:color="000000"/>
-          <w:insideV w:val="single" w:sz="2" w:space="0" w:color="000000"/>
+          <w:top w:val="single" w:color="000000" w:sz="2" w:space="0"/>
+          <w:left w:val="single" w:color="000000" w:sz="2" w:space="0"/>
+          <w:bottom w:val="single" w:color="000000" w:sz="2" w:space="0"/>
+          <w:right w:val="single" w:color="000000" w:sz="2" w:space="0"/>
+          <w:insideH w:val="single" w:color="000000" w:sz="2" w:space="0"/>
+          <w:insideV w:val="single" w:color="000000" w:sz="2" w:space="0"/>
         </w:tblBorders>
         <w:tblLayout w:type="fixed"/>
         <w:tblCellMar>
@@ -557,17 +565,14 @@
       </w:tblGrid>
       <w:tr>
         <w:tblPrEx>
-          <w:tblW w:w="8301" w:type="dxa"/>
-          <w:tblInd w:w="2" w:type="dxa"/>
           <w:tblBorders>
-            <w:top w:val="single" w:sz="2" w:space="0" w:color="000000"/>
-            <w:left w:val="single" w:sz="2" w:space="0" w:color="000000"/>
-            <w:bottom w:val="single" w:sz="2" w:space="0" w:color="000000"/>
-            <w:right w:val="single" w:sz="2" w:space="0" w:color="000000"/>
-            <w:insideH w:val="single" w:sz="2" w:space="0" w:color="000000"/>
-            <w:insideV w:val="single" w:sz="2" w:space="0" w:color="000000"/>
+            <w:top w:val="single" w:color="000000" w:sz="2" w:space="0"/>
+            <w:left w:val="single" w:color="000000" w:sz="2" w:space="0"/>
+            <w:bottom w:val="single" w:color="000000" w:sz="2" w:space="0"/>
+            <w:right w:val="single" w:color="000000" w:sz="2" w:space="0"/>
+            <w:insideH w:val="single" w:color="000000" w:sz="2" w:space="0"/>
+            <w:insideV w:val="single" w:color="000000" w:sz="2" w:space="0"/>
           </w:tblBorders>
-          <w:tblLayout w:type="fixed"/>
           <w:tblCellMar>
             <w:top w:w="0" w:type="dxa"/>
             <w:left w:w="0" w:type="dxa"/>
@@ -576,7 +581,7 @@
           </w:tblCellMar>
         </w:tblPrEx>
         <w:trPr>
-          <w:trHeight w:val="593"/>
+          <w:trHeight w:val="593" w:hRule="atLeast"/>
         </w:trPr>
         <w:tc>
           <w:tcPr>
@@ -587,14 +592,14 @@
               <w:spacing w:before="176" w:line="228" w:lineRule="auto"/>
               <w:ind w:left="607"/>
               <w:rPr>
-                <w:rFonts w:ascii="宋体" w:eastAsia="宋体" w:hAnsi="宋体" w:cs="宋体"/>
+                <w:rFonts w:ascii="宋体" w:hAnsi="宋体" w:eastAsia="宋体" w:cs="宋体"/>
                 <w:sz w:val="20"/>
                 <w:szCs w:val="20"/>
               </w:rPr>
             </w:pPr>
             <w:r>
               <w:rPr>
-                <w:rFonts w:ascii="宋体" w:eastAsia="宋体" w:hAnsi="宋体" w:cs="宋体"/>
+                <w:rFonts w:ascii="宋体" w:hAnsi="宋体" w:eastAsia="宋体" w:cs="宋体"/>
                 <w:spacing w:val="-14"/>
                 <w:sz w:val="20"/>
                 <w:szCs w:val="20"/>
@@ -612,14 +617,14 @@
               <w:spacing w:before="175" w:line="227" w:lineRule="auto"/>
               <w:ind w:left="253"/>
               <w:rPr>
-                <w:rFonts w:ascii="宋体" w:eastAsia="宋体" w:hAnsi="宋体" w:cs="宋体"/>
+                <w:rFonts w:ascii="宋体" w:hAnsi="宋体" w:eastAsia="宋体" w:cs="宋体"/>
                 <w:sz w:val="20"/>
                 <w:szCs w:val="20"/>
               </w:rPr>
             </w:pPr>
             <w:r>
               <w:rPr>
-                <w:rFonts w:ascii="宋体" w:eastAsia="宋体" w:hAnsi="宋体" w:cs="宋体"/>
+                <w:rFonts w:ascii="宋体" w:hAnsi="宋体" w:eastAsia="宋体" w:cs="宋体"/>
                 <w:spacing w:val="4"/>
                 <w:sz w:val="20"/>
                 <w:szCs w:val="20"/>
@@ -637,14 +642,14 @@
               <w:spacing w:before="175" w:line="228" w:lineRule="auto"/>
               <w:ind w:left="730"/>
               <w:rPr>
-                <w:rFonts w:ascii="宋体" w:eastAsia="宋体" w:hAnsi="宋体" w:cs="宋体"/>
+                <w:rFonts w:ascii="宋体" w:hAnsi="宋体" w:eastAsia="宋体" w:cs="宋体"/>
                 <w:sz w:val="20"/>
                 <w:szCs w:val="20"/>
               </w:rPr>
             </w:pPr>
             <w:r>
               <w:rPr>
-                <w:rFonts w:ascii="宋体" w:eastAsia="宋体" w:hAnsi="宋体" w:cs="宋体"/>
+                <w:rFonts w:ascii="宋体" w:hAnsi="宋体" w:eastAsia="宋体" w:cs="宋体"/>
                 <w:spacing w:val="7"/>
                 <w:sz w:val="20"/>
                 <w:szCs w:val="20"/>
@@ -662,14 +667,14 @@
               <w:spacing w:before="175" w:line="228" w:lineRule="auto"/>
               <w:ind w:left="310"/>
               <w:rPr>
-                <w:rFonts w:ascii="宋体" w:eastAsia="宋体" w:hAnsi="宋体" w:cs="宋体"/>
+                <w:rFonts w:ascii="宋体" w:hAnsi="宋体" w:eastAsia="宋体" w:cs="宋体"/>
                 <w:sz w:val="20"/>
                 <w:szCs w:val="20"/>
               </w:rPr>
             </w:pPr>
             <w:r>
               <w:rPr>
-                <w:rFonts w:ascii="宋体" w:eastAsia="宋体" w:hAnsi="宋体" w:cs="宋体"/>
+                <w:rFonts w:ascii="宋体" w:hAnsi="宋体" w:eastAsia="宋体" w:cs="宋体"/>
                 <w:spacing w:val="6"/>
                 <w:sz w:val="20"/>
                 <w:szCs w:val="20"/>
@@ -687,7 +692,7 @@
               <w:spacing w:before="175" w:line="228" w:lineRule="auto"/>
               <w:ind w:left="310"/>
               <w:rPr>
-                <w:rFonts w:ascii="宋体" w:eastAsia="宋体" w:hAnsi="宋体" w:cs="宋体" w:hint="eastAsia"/>
+                <w:rFonts w:hint="eastAsia" w:ascii="宋体" w:hAnsi="宋体" w:eastAsia="宋体" w:cs="宋体"/>
                 <w:spacing w:val="6"/>
                 <w:sz w:val="20"/>
                 <w:szCs w:val="20"/>
@@ -696,7 +701,7 @@
             </w:pPr>
             <w:r>
               <w:rPr>
-                <w:rFonts w:ascii="宋体" w:eastAsia="宋体" w:hAnsi="宋体" w:cs="宋体" w:hint="eastAsia"/>
+                <w:rFonts w:hint="eastAsia" w:ascii="宋体" w:hAnsi="宋体" w:eastAsia="宋体" w:cs="宋体"/>
                 <w:spacing w:val="6"/>
                 <w:sz w:val="20"/>
                 <w:szCs w:val="20"/>
@@ -715,14 +720,14 @@
               <w:spacing w:before="176" w:line="229" w:lineRule="auto"/>
               <w:ind w:left="311"/>
               <w:rPr>
-                <w:rFonts w:ascii="宋体" w:eastAsia="宋体" w:hAnsi="宋体" w:cs="宋体"/>
+                <w:rFonts w:ascii="宋体" w:hAnsi="宋体" w:eastAsia="宋体" w:cs="宋体"/>
                 <w:sz w:val="20"/>
                 <w:szCs w:val="20"/>
               </w:rPr>
             </w:pPr>
             <w:r>
               <w:rPr>
-                <w:rFonts w:ascii="宋体" w:eastAsia="宋体" w:hAnsi="宋体" w:cs="宋体"/>
+                <w:rFonts w:ascii="宋体" w:hAnsi="宋体" w:eastAsia="宋体" w:cs="宋体"/>
                 <w:spacing w:val="7"/>
                 <w:sz w:val="20"/>
                 <w:szCs w:val="20"/>
@@ -734,9 +739,14 @@
       </w:tr>
       <w:tr>
         <w:tblPrEx>
-          <w:tblW w:w="8301" w:type="dxa"/>
-          <w:tblInd w:w="2" w:type="dxa"/>
-          <w:tblLayout w:type="fixed"/>
+          <w:tblBorders>
+            <w:top w:val="single" w:color="000000" w:sz="2" w:space="0"/>
+            <w:left w:val="single" w:color="000000" w:sz="2" w:space="0"/>
+            <w:bottom w:val="single" w:color="000000" w:sz="2" w:space="0"/>
+            <w:right w:val="single" w:color="000000" w:sz="2" w:space="0"/>
+            <w:insideH w:val="single" w:color="000000" w:sz="2" w:space="0"/>
+            <w:insideV w:val="single" w:color="000000" w:sz="2" w:space="0"/>
+          </w:tblBorders>
           <w:tblCellMar>
             <w:top w:w="0" w:type="dxa"/>
             <w:left w:w="0" w:type="dxa"/>
@@ -745,7 +755,7 @@
           </w:tblCellMar>
         </w:tblPrEx>
         <w:trPr>
-          <w:trHeight w:val="556"/>
+          <w:trHeight w:val="556" w:hRule="atLeast"/>
         </w:trPr>
         <w:tc>
           <w:tcPr>
@@ -756,14 +766,15 @@
               <w:spacing w:before="173" w:line="267" w:lineRule="exact"/>
               <w:ind w:left="260"/>
               <w:rPr>
-                <w:rFonts w:ascii="宋体" w:eastAsia="宋体" w:hAnsi="宋体" w:cs="宋体"/>
+                <w:rFonts w:ascii="宋体" w:hAnsi="宋体" w:eastAsia="宋体" w:cs="宋体"/>
                 <w:sz w:val="20"/>
                 <w:szCs w:val="20"/>
               </w:rPr>
             </w:pPr>
+            <w:bookmarkStart w:id="23" w:name="_GoBack" w:colFirst="3" w:colLast="5"/>
             <w:r>
               <w:rPr>
-                <w:rFonts w:ascii="宋体" w:eastAsia="宋体" w:hAnsi="宋体" w:cs="宋体"/>
+                <w:rFonts w:ascii="宋体" w:hAnsi="宋体" w:eastAsia="宋体" w:cs="宋体"/>
                 <w:spacing w:val="3"/>
                 <w:position w:val="1"/>
                 <w:sz w:val="20"/>
@@ -782,14 +793,14 @@
               <w:spacing w:before="173" w:line="267" w:lineRule="exact"/>
               <w:ind w:left="248"/>
               <w:rPr>
-                <w:rFonts w:ascii="宋体" w:eastAsia="宋体" w:hAnsi="宋体" w:cs="宋体"/>
+                <w:rFonts w:ascii="宋体" w:hAnsi="宋体" w:eastAsia="宋体" w:cs="宋体"/>
                 <w:sz w:val="20"/>
                 <w:szCs w:val="20"/>
               </w:rPr>
             </w:pPr>
             <w:r>
               <w:rPr>
-                <w:rFonts w:ascii="宋体" w:eastAsia="宋体" w:hAnsi="宋体" w:cs="宋体"/>
+                <w:rFonts w:ascii="宋体" w:hAnsi="宋体" w:eastAsia="宋体" w:cs="宋体"/>
                 <w:spacing w:val="4"/>
                 <w:position w:val="1"/>
                 <w:sz w:val="20"/>
@@ -809,14 +820,14 @@
               <w:ind w:left="114"/>
               <w:jc w:val="center"/>
               <w:rPr>
-                <w:rFonts w:ascii="宋体" w:eastAsia="宋体" w:hAnsi="宋体" w:cs="宋体"/>
+                <w:rFonts w:ascii="宋体" w:hAnsi="宋体" w:eastAsia="宋体" w:cs="宋体"/>
                 <w:sz w:val="20"/>
                 <w:szCs w:val="20"/>
               </w:rPr>
             </w:pPr>
             <w:r>
               <w:rPr>
-                <w:rFonts w:ascii="宋体" w:eastAsia="宋体" w:hAnsi="宋体" w:cs="宋体"/>
+                <w:rFonts w:ascii="宋体" w:hAnsi="宋体" w:eastAsia="宋体" w:cs="宋体"/>
                 <w:spacing w:val="7"/>
                 <w:sz w:val="20"/>
                 <w:szCs w:val="20"/>
@@ -828,13 +839,15 @@
         <w:tc>
           <w:tcPr>
             <w:tcW w:w="1148" w:type="dxa"/>
+            <w:vAlign w:val="top"/>
           </w:tcPr>
           <w:p>
             <w:pPr>
               <w:spacing w:before="172" w:line="228" w:lineRule="auto"/>
-              <w:ind w:left="313"/>
+              <w:ind w:left="114" w:leftChars="0"/>
+              <w:jc w:val="center"/>
               <w:rPr>
-                <w:rFonts w:ascii="宋体" w:eastAsia="宋体" w:hAnsi="宋体" w:cs="宋体" w:hint="eastAsia"/>
+                <w:rFonts w:hint="eastAsia" w:ascii="宋体" w:hAnsi="宋体" w:eastAsia="宋体" w:cs="宋体"/>
                 <w:sz w:val="20"/>
                 <w:szCs w:val="20"/>
                 <w:lang w:val="en-US" w:eastAsia="zh-CN"/>
@@ -842,27 +855,28 @@
             </w:pPr>
             <w:r>
               <w:rPr>
-                <w:rFonts w:hint="eastAsia"/>
-                <w:spacing w:val="0"/>
-                <w:kern w:val="0"/>
-                <w:u w:val="none"/>
-                <w:vertAlign w:val="baseline"/>
+                <w:rFonts w:hint="eastAsia" w:ascii="宋体" w:hAnsi="宋体" w:eastAsia="宋体" w:cs="宋体"/>
+                <w:spacing w:val="7"/>
+                <w:sz w:val="20"/>
+                <w:szCs w:val="20"/>
                 <w:lang w:val="en-US" w:eastAsia="zh-CN"/>
               </w:rPr>
-              <w:t>刘书峰</w:t>
+              <w:t>耿宁</w:t>
             </w:r>
           </w:p>
         </w:tc>
         <w:tc>
           <w:tcPr>
             <w:tcW w:w="1150" w:type="dxa"/>
+            <w:vAlign w:val="top"/>
           </w:tcPr>
           <w:p>
             <w:pPr>
               <w:spacing w:before="172" w:line="228" w:lineRule="auto"/>
-              <w:ind w:left="313"/>
+              <w:ind w:left="114" w:leftChars="0"/>
+              <w:jc w:val="center"/>
               <w:rPr>
-                <w:rFonts w:ascii="宋体" w:eastAsia="宋体" w:hAnsi="宋体" w:cs="宋体" w:hint="eastAsia"/>
+                <w:rFonts w:hint="eastAsia" w:ascii="宋体" w:hAnsi="宋体" w:eastAsia="宋体" w:cs="宋体"/>
                 <w:spacing w:val="5"/>
                 <w:sz w:val="20"/>
                 <w:szCs w:val="20"/>
@@ -870,33 +884,34 @@
             </w:pPr>
             <w:r>
               <w:rPr>
-                <w:rFonts w:ascii="宋体" w:eastAsia="宋体" w:hAnsi="宋体" w:cs="宋体" w:hint="eastAsia"/>
-                <w:spacing w:val="5"/>
+                <w:rFonts w:hint="eastAsia" w:ascii="宋体" w:hAnsi="宋体" w:eastAsia="宋体" w:cs="宋体"/>
+                <w:spacing w:val="7"/>
                 <w:sz w:val="20"/>
                 <w:szCs w:val="20"/>
                 <w:lang w:val="en-US" w:eastAsia="zh-CN"/>
               </w:rPr>
-              <w:t>刘瑞</w:t>
+              <w:t>常海霞</w:t>
             </w:r>
           </w:p>
         </w:tc>
         <w:tc>
           <w:tcPr>
             <w:tcW w:w="1240" w:type="dxa"/>
+            <w:vAlign w:val="top"/>
           </w:tcPr>
           <w:p>
             <w:pPr>
               <w:spacing w:before="173" w:line="229" w:lineRule="auto"/>
-              <w:ind w:left="314"/>
+              <w:ind w:left="314" w:leftChars="0"/>
               <w:rPr>
-                <w:rFonts w:ascii="宋体" w:eastAsia="宋体" w:hAnsi="宋体" w:cs="宋体"/>
+                <w:rFonts w:ascii="宋体" w:hAnsi="宋体" w:eastAsia="宋体" w:cs="宋体"/>
                 <w:sz w:val="20"/>
                 <w:szCs w:val="20"/>
               </w:rPr>
             </w:pPr>
             <w:r>
               <w:rPr>
-                <w:rFonts w:ascii="宋体" w:eastAsia="宋体" w:hAnsi="宋体" w:cs="宋体" w:hint="eastAsia"/>
+                <w:rFonts w:hint="eastAsia" w:ascii="宋体" w:hAnsi="宋体" w:eastAsia="宋体" w:cs="宋体"/>
                 <w:spacing w:val="6"/>
                 <w:sz w:val="20"/>
                 <w:szCs w:val="20"/>
@@ -907,11 +922,17 @@
           </w:p>
         </w:tc>
       </w:tr>
+      <w:bookmarkEnd w:id="23"/>
       <w:tr>
         <w:tblPrEx>
-          <w:tblW w:w="8301" w:type="dxa"/>
-          <w:tblInd w:w="2" w:type="dxa"/>
-          <w:tblLayout w:type="fixed"/>
+          <w:tblBorders>
+            <w:top w:val="single" w:color="000000" w:sz="2" w:space="0"/>
+            <w:left w:val="single" w:color="000000" w:sz="2" w:space="0"/>
+            <w:bottom w:val="single" w:color="000000" w:sz="2" w:space="0"/>
+            <w:right w:val="single" w:color="000000" w:sz="2" w:space="0"/>
+            <w:insideH w:val="single" w:color="000000" w:sz="2" w:space="0"/>
+            <w:insideV w:val="single" w:color="000000" w:sz="2" w:space="0"/>
+          </w:tblBorders>
           <w:tblCellMar>
             <w:top w:w="0" w:type="dxa"/>
             <w:left w:w="0" w:type="dxa"/>
@@ -920,7 +941,7 @@
           </w:tblCellMar>
         </w:tblPrEx>
         <w:trPr>
-          <w:trHeight w:val="556"/>
+          <w:trHeight w:val="556" w:hRule="atLeast"/>
         </w:trPr>
         <w:tc>
           <w:tcPr>
@@ -928,7 +949,7 @@
           </w:tcPr>
           <w:p>
             <w:pPr>
-              <w:pStyle w:val="TableText"/>
+              <w:pStyle w:val="27"/>
             </w:pPr>
           </w:p>
         </w:tc>
@@ -938,7 +959,7 @@
           </w:tcPr>
           <w:p>
             <w:pPr>
-              <w:pStyle w:val="TableText"/>
+              <w:pStyle w:val="27"/>
             </w:pPr>
           </w:p>
         </w:tc>
@@ -948,7 +969,7 @@
           </w:tcPr>
           <w:p>
             <w:pPr>
-              <w:pStyle w:val="TableText"/>
+              <w:pStyle w:val="27"/>
             </w:pPr>
           </w:p>
         </w:tc>
@@ -980,16 +1001,21 @@
           </w:tcPr>
           <w:p>
             <w:pPr>
-              <w:pStyle w:val="TableText"/>
+              <w:pStyle w:val="27"/>
             </w:pPr>
           </w:p>
         </w:tc>
       </w:tr>
       <w:tr>
         <w:tblPrEx>
-          <w:tblW w:w="8301" w:type="dxa"/>
-          <w:tblInd w:w="2" w:type="dxa"/>
-          <w:tblLayout w:type="fixed"/>
+          <w:tblBorders>
+            <w:top w:val="single" w:color="000000" w:sz="2" w:space="0"/>
+            <w:left w:val="single" w:color="000000" w:sz="2" w:space="0"/>
+            <w:bottom w:val="single" w:color="000000" w:sz="2" w:space="0"/>
+            <w:right w:val="single" w:color="000000" w:sz="2" w:space="0"/>
+            <w:insideH w:val="single" w:color="000000" w:sz="2" w:space="0"/>
+            <w:insideV w:val="single" w:color="000000" w:sz="2" w:space="0"/>
+          </w:tblBorders>
           <w:tblCellMar>
             <w:top w:w="0" w:type="dxa"/>
             <w:left w:w="0" w:type="dxa"/>
@@ -998,7 +1024,7 @@
           </w:tblCellMar>
         </w:tblPrEx>
         <w:trPr>
-          <w:trHeight w:val="556"/>
+          <w:trHeight w:val="556" w:hRule="atLeast"/>
         </w:trPr>
         <w:tc>
           <w:tcPr>
@@ -1006,7 +1032,7 @@
           </w:tcPr>
           <w:p>
             <w:pPr>
-              <w:pStyle w:val="TableText"/>
+              <w:pStyle w:val="27"/>
             </w:pPr>
           </w:p>
         </w:tc>
@@ -1016,7 +1042,7 @@
           </w:tcPr>
           <w:p>
             <w:pPr>
-              <w:pStyle w:val="TableText"/>
+              <w:pStyle w:val="27"/>
             </w:pPr>
           </w:p>
         </w:tc>
@@ -1026,7 +1052,7 @@
           </w:tcPr>
           <w:p>
             <w:pPr>
-              <w:pStyle w:val="TableText"/>
+              <w:pStyle w:val="27"/>
             </w:pPr>
           </w:p>
         </w:tc>
@@ -1058,16 +1084,21 @@
           </w:tcPr>
           <w:p>
             <w:pPr>
-              <w:pStyle w:val="TableText"/>
+              <w:pStyle w:val="27"/>
             </w:pPr>
           </w:p>
         </w:tc>
       </w:tr>
       <w:tr>
         <w:tblPrEx>
-          <w:tblW w:w="8301" w:type="dxa"/>
-          <w:tblInd w:w="2" w:type="dxa"/>
-          <w:tblLayout w:type="fixed"/>
+          <w:tblBorders>
+            <w:top w:val="single" w:color="000000" w:sz="2" w:space="0"/>
+            <w:left w:val="single" w:color="000000" w:sz="2" w:space="0"/>
+            <w:bottom w:val="single" w:color="000000" w:sz="2" w:space="0"/>
+            <w:right w:val="single" w:color="000000" w:sz="2" w:space="0"/>
+            <w:insideH w:val="single" w:color="000000" w:sz="2" w:space="0"/>
+            <w:insideV w:val="single" w:color="000000" w:sz="2" w:space="0"/>
+          </w:tblBorders>
           <w:tblCellMar>
             <w:top w:w="0" w:type="dxa"/>
             <w:left w:w="0" w:type="dxa"/>
@@ -1076,7 +1107,7 @@
           </w:tblCellMar>
         </w:tblPrEx>
         <w:trPr>
-          <w:trHeight w:val="557"/>
+          <w:trHeight w:val="557" w:hRule="atLeast"/>
         </w:trPr>
         <w:tc>
           <w:tcPr>
@@ -1084,7 +1115,7 @@
           </w:tcPr>
           <w:p>
             <w:pPr>
-              <w:pStyle w:val="TableText"/>
+              <w:pStyle w:val="27"/>
             </w:pPr>
           </w:p>
         </w:tc>
@@ -1094,7 +1125,7 @@
           </w:tcPr>
           <w:p>
             <w:pPr>
-              <w:pStyle w:val="TableText"/>
+              <w:pStyle w:val="27"/>
             </w:pPr>
           </w:p>
         </w:tc>
@@ -1104,7 +1135,7 @@
           </w:tcPr>
           <w:p>
             <w:pPr>
-              <w:pStyle w:val="TableText"/>
+              <w:pStyle w:val="27"/>
             </w:pPr>
           </w:p>
         </w:tc>
@@ -1114,7 +1145,7 @@
           </w:tcPr>
           <w:p>
             <w:pPr>
-              <w:pStyle w:val="TableText"/>
+              <w:pStyle w:val="27"/>
             </w:pPr>
           </w:p>
         </w:tc>
@@ -1124,7 +1155,7 @@
           </w:tcPr>
           <w:p>
             <w:pPr>
-              <w:pStyle w:val="TableText"/>
+              <w:pStyle w:val="27"/>
             </w:pPr>
           </w:p>
         </w:tc>
@@ -1134,16 +1165,21 @@
           </w:tcPr>
           <w:p>
             <w:pPr>
-              <w:pStyle w:val="TableText"/>
+              <w:pStyle w:val="27"/>
             </w:pPr>
           </w:p>
         </w:tc>
       </w:tr>
       <w:tr>
         <w:tblPrEx>
-          <w:tblW w:w="8301" w:type="dxa"/>
-          <w:tblInd w:w="2" w:type="dxa"/>
-          <w:tblLayout w:type="fixed"/>
+          <w:tblBorders>
+            <w:top w:val="single" w:color="000000" w:sz="2" w:space="0"/>
+            <w:left w:val="single" w:color="000000" w:sz="2" w:space="0"/>
+            <w:bottom w:val="single" w:color="000000" w:sz="2" w:space="0"/>
+            <w:right w:val="single" w:color="000000" w:sz="2" w:space="0"/>
+            <w:insideH w:val="single" w:color="000000" w:sz="2" w:space="0"/>
+            <w:insideV w:val="single" w:color="000000" w:sz="2" w:space="0"/>
+          </w:tblBorders>
           <w:tblCellMar>
             <w:top w:w="0" w:type="dxa"/>
             <w:left w:w="0" w:type="dxa"/>
@@ -1152,7 +1188,7 @@
           </w:tblCellMar>
         </w:tblPrEx>
         <w:trPr>
-          <w:trHeight w:val="556"/>
+          <w:trHeight w:val="556" w:hRule="atLeast"/>
         </w:trPr>
         <w:tc>
           <w:tcPr>
@@ -1160,7 +1196,7 @@
           </w:tcPr>
           <w:p>
             <w:pPr>
-              <w:pStyle w:val="TableText"/>
+              <w:pStyle w:val="27"/>
             </w:pPr>
           </w:p>
         </w:tc>
@@ -1170,7 +1206,7 @@
           </w:tcPr>
           <w:p>
             <w:pPr>
-              <w:pStyle w:val="TableText"/>
+              <w:pStyle w:val="27"/>
             </w:pPr>
           </w:p>
         </w:tc>
@@ -1180,7 +1216,7 @@
           </w:tcPr>
           <w:p>
             <w:pPr>
-              <w:pStyle w:val="TableText"/>
+              <w:pStyle w:val="27"/>
             </w:pPr>
           </w:p>
         </w:tc>
@@ -1190,7 +1226,7 @@
           </w:tcPr>
           <w:p>
             <w:pPr>
-              <w:pStyle w:val="TableText"/>
+              <w:pStyle w:val="27"/>
             </w:pPr>
           </w:p>
         </w:tc>
@@ -1200,7 +1236,7 @@
           </w:tcPr>
           <w:p>
             <w:pPr>
-              <w:pStyle w:val="TableText"/>
+              <w:pStyle w:val="27"/>
             </w:pPr>
           </w:p>
         </w:tc>
@@ -1210,16 +1246,21 @@
           </w:tcPr>
           <w:p>
             <w:pPr>
-              <w:pStyle w:val="TableText"/>
+              <w:pStyle w:val="27"/>
             </w:pPr>
           </w:p>
         </w:tc>
       </w:tr>
       <w:tr>
         <w:tblPrEx>
-          <w:tblW w:w="8301" w:type="dxa"/>
-          <w:tblInd w:w="2" w:type="dxa"/>
-          <w:tblLayout w:type="fixed"/>
+          <w:tblBorders>
+            <w:top w:val="single" w:color="000000" w:sz="2" w:space="0"/>
+            <w:left w:val="single" w:color="000000" w:sz="2" w:space="0"/>
+            <w:bottom w:val="single" w:color="000000" w:sz="2" w:space="0"/>
+            <w:right w:val="single" w:color="000000" w:sz="2" w:space="0"/>
+            <w:insideH w:val="single" w:color="000000" w:sz="2" w:space="0"/>
+            <w:insideV w:val="single" w:color="000000" w:sz="2" w:space="0"/>
+          </w:tblBorders>
           <w:tblCellMar>
             <w:top w:w="0" w:type="dxa"/>
             <w:left w:w="0" w:type="dxa"/>
@@ -1228,7 +1269,7 @@
           </w:tblCellMar>
         </w:tblPrEx>
         <w:trPr>
-          <w:trHeight w:val="561"/>
+          <w:trHeight w:val="561" w:hRule="atLeast"/>
         </w:trPr>
         <w:tc>
           <w:tcPr>
@@ -1236,7 +1277,7 @@
           </w:tcPr>
           <w:p>
             <w:pPr>
-              <w:pStyle w:val="TableText"/>
+              <w:pStyle w:val="27"/>
             </w:pPr>
           </w:p>
         </w:tc>
@@ -1246,7 +1287,7 @@
           </w:tcPr>
           <w:p>
             <w:pPr>
-              <w:pStyle w:val="TableText"/>
+              <w:pStyle w:val="27"/>
             </w:pPr>
           </w:p>
         </w:tc>
@@ -1256,7 +1297,7 @@
           </w:tcPr>
           <w:p>
             <w:pPr>
-              <w:pStyle w:val="TableText"/>
+              <w:pStyle w:val="27"/>
             </w:pPr>
           </w:p>
         </w:tc>
@@ -1266,7 +1307,7 @@
           </w:tcPr>
           <w:p>
             <w:pPr>
-              <w:pStyle w:val="TableText"/>
+              <w:pStyle w:val="27"/>
             </w:pPr>
           </w:p>
         </w:tc>
@@ -1276,7 +1317,7 @@
           </w:tcPr>
           <w:p>
             <w:pPr>
-              <w:pStyle w:val="TableText"/>
+              <w:pStyle w:val="27"/>
             </w:pPr>
           </w:p>
         </w:tc>
@@ -1286,7 +1327,7 @@
           </w:tcPr>
           <w:p>
             <w:pPr>
-              <w:pStyle w:val="TableText"/>
+              <w:pStyle w:val="27"/>
             </w:pPr>
           </w:p>
         </w:tc>
@@ -1300,7 +1341,7 @@
     <w:sdt>
       <w:sdtPr>
         <w:rPr>
-          <w:rFonts w:ascii="宋体" w:eastAsia="宋体" w:hAnsi="宋体" w:cs="Arial"/>
+          <w:rFonts w:ascii="宋体" w:hAnsi="宋体" w:eastAsia="宋体" w:cs="Arial"/>
           <w:snapToGrid w:val="0"/>
           <w:color w:val="000000"/>
           <w:kern w:val="0"/>
@@ -1316,7 +1357,7 @@
       </w:sdtPr>
       <w:sdtEndPr>
         <w:rPr>
-          <w:rFonts w:ascii="宋体" w:eastAsia="宋体" w:hAnsi="宋体" w:cs="宋体" w:hint="eastAsia"/>
+          <w:rFonts w:hint="eastAsia" w:ascii="宋体" w:hAnsi="宋体" w:eastAsia="宋体" w:cs="宋体"/>
           <w:snapToGrid w:val="0"/>
           <w:color w:val="000000"/>
           <w:kern w:val="0"/>
@@ -1329,17 +1370,17 @@
         <w:p>
           <w:pPr>
             <w:spacing w:before="0" w:beforeLines="0" w:after="0" w:afterLines="0" w:line="240" w:lineRule="auto"/>
-            <w:ind w:left="0" w:right="0" w:firstLine="0" w:leftChars="0" w:rightChars="0" w:firstLineChars="0"/>
+            <w:ind w:left="0" w:leftChars="0" w:right="0" w:rightChars="0" w:firstLine="0" w:firstLineChars="0"/>
             <w:jc w:val="center"/>
             <w:rPr>
-              <w:rFonts w:ascii="宋体" w:eastAsia="宋体" w:hAnsi="宋体" w:cs="宋体" w:hint="eastAsia"/>
+              <w:rFonts w:hint="eastAsia" w:ascii="宋体" w:hAnsi="宋体" w:eastAsia="宋体" w:cs="宋体"/>
               <w:sz w:val="24"/>
               <w:szCs w:val="24"/>
             </w:rPr>
           </w:pPr>
           <w:r>
             <w:rPr>
-              <w:rFonts w:ascii="宋体" w:eastAsia="宋体" w:hAnsi="宋体" w:cs="宋体" w:hint="eastAsia"/>
+              <w:rFonts w:hint="eastAsia" w:ascii="宋体" w:hAnsi="宋体" w:eastAsia="宋体" w:cs="宋体"/>
               <w:sz w:val="24"/>
               <w:szCs w:val="24"/>
             </w:rPr>
@@ -1348,14 +1389,14 @@
         </w:p>
         <w:p>
           <w:pPr>
-            <w:pStyle w:val="TOC1"/>
+            <w:pStyle w:val="16"/>
             <w:tabs>
               <w:tab w:val="right" w:leader="dot" w:pos="8306"/>
             </w:tabs>
           </w:pPr>
           <w:r>
             <w:rPr>
-              <w:rFonts w:ascii="宋体" w:eastAsia="宋体" w:hAnsi="宋体" w:cs="宋体" w:hint="eastAsia"/>
+              <w:rFonts w:hint="eastAsia" w:ascii="宋体" w:hAnsi="宋体" w:eastAsia="宋体" w:cs="宋体"/>
               <w:sz w:val="24"/>
               <w:szCs w:val="24"/>
             </w:rPr>
@@ -1363,7 +1404,7 @@
           </w:r>
           <w:r>
             <w:rPr>
-              <w:rFonts w:ascii="宋体" w:eastAsia="宋体" w:hAnsi="宋体" w:cs="宋体" w:hint="eastAsia"/>
+              <w:rFonts w:hint="eastAsia" w:ascii="宋体" w:hAnsi="宋体" w:eastAsia="宋体" w:cs="宋体"/>
               <w:sz w:val="24"/>
               <w:szCs w:val="24"/>
             </w:rPr>
@@ -1371,7 +1412,7 @@
           </w:r>
           <w:r>
             <w:rPr>
-              <w:rFonts w:ascii="宋体" w:eastAsia="宋体" w:hAnsi="宋体" w:cs="宋体" w:hint="eastAsia"/>
+              <w:rFonts w:hint="eastAsia" w:ascii="宋体" w:hAnsi="宋体" w:eastAsia="宋体" w:cs="宋体"/>
               <w:sz w:val="24"/>
               <w:szCs w:val="24"/>
             </w:rPr>
@@ -1379,21 +1420,21 @@
           </w:r>
           <w:r>
             <w:rPr>
-              <w:rFonts w:ascii="宋体" w:eastAsia="宋体" w:hAnsi="宋体" w:cs="宋体" w:hint="eastAsia"/>
+              <w:rFonts w:hint="eastAsia" w:ascii="宋体" w:hAnsi="宋体" w:eastAsia="宋体" w:cs="宋体"/>
               <w:szCs w:val="24"/>
             </w:rPr>
             <w:fldChar w:fldCharType="begin"/>
           </w:r>
           <w:r>
             <w:rPr>
-              <w:rFonts w:ascii="宋体" w:eastAsia="宋体" w:hAnsi="宋体" w:cs="宋体" w:hint="eastAsia"/>
+              <w:rFonts w:hint="eastAsia" w:ascii="宋体" w:hAnsi="宋体" w:eastAsia="宋体" w:cs="宋体"/>
               <w:szCs w:val="24"/>
             </w:rPr>
             <w:instrText xml:space="preserve"> HYPERLINK \l _Toc9759 </w:instrText>
           </w:r>
           <w:r>
             <w:rPr>
-              <w:rFonts w:ascii="宋体" w:eastAsia="宋体" w:hAnsi="宋体" w:cs="宋体" w:hint="eastAsia"/>
+              <w:rFonts w:hint="eastAsia" w:ascii="宋体" w:hAnsi="宋体" w:eastAsia="宋体" w:cs="宋体"/>
               <w:szCs w:val="24"/>
             </w:rPr>
             <w:fldChar w:fldCharType="separate"/>
@@ -1425,7 +1466,7 @@
           </w:r>
           <w:r>
             <w:rPr>
-              <w:rFonts w:ascii="宋体" w:eastAsia="宋体" w:hAnsi="宋体" w:cs="宋体" w:hint="eastAsia"/>
+              <w:rFonts w:hint="eastAsia" w:ascii="宋体" w:hAnsi="宋体" w:eastAsia="宋体" w:cs="宋体"/>
               <w:szCs w:val="24"/>
             </w:rPr>
             <w:fldChar w:fldCharType="end"/>
@@ -1433,28 +1474,28 @@
         </w:p>
         <w:p>
           <w:pPr>
-            <w:pStyle w:val="TOC1"/>
+            <w:pStyle w:val="16"/>
             <w:tabs>
               <w:tab w:val="right" w:leader="dot" w:pos="8306"/>
             </w:tabs>
           </w:pPr>
           <w:r>
             <w:rPr>
-              <w:rFonts w:ascii="宋体" w:eastAsia="宋体" w:hAnsi="宋体" w:cs="宋体" w:hint="eastAsia"/>
+              <w:rFonts w:hint="eastAsia" w:ascii="宋体" w:hAnsi="宋体" w:eastAsia="宋体" w:cs="宋体"/>
               <w:szCs w:val="24"/>
             </w:rPr>
             <w:fldChar w:fldCharType="begin"/>
           </w:r>
           <w:r>
             <w:rPr>
-              <w:rFonts w:ascii="宋体" w:eastAsia="宋体" w:hAnsi="宋体" w:cs="宋体" w:hint="eastAsia"/>
+              <w:rFonts w:hint="eastAsia" w:ascii="宋体" w:hAnsi="宋体" w:eastAsia="宋体" w:cs="宋体"/>
               <w:szCs w:val="24"/>
             </w:rPr>
             <w:instrText xml:space="preserve"> HYPERLINK \l _Toc27168 </w:instrText>
           </w:r>
           <w:r>
             <w:rPr>
-              <w:rFonts w:ascii="宋体" w:eastAsia="宋体" w:hAnsi="宋体" w:cs="宋体" w:hint="eastAsia"/>
+              <w:rFonts w:hint="eastAsia" w:ascii="宋体" w:hAnsi="宋体" w:eastAsia="宋体" w:cs="宋体"/>
               <w:szCs w:val="24"/>
             </w:rPr>
             <w:fldChar w:fldCharType="separate"/>
@@ -1486,7 +1527,7 @@
           </w:r>
           <w:r>
             <w:rPr>
-              <w:rFonts w:ascii="宋体" w:eastAsia="宋体" w:hAnsi="宋体" w:cs="宋体" w:hint="eastAsia"/>
+              <w:rFonts w:hint="eastAsia" w:ascii="宋体" w:hAnsi="宋体" w:eastAsia="宋体" w:cs="宋体"/>
               <w:szCs w:val="24"/>
             </w:rPr>
             <w:fldChar w:fldCharType="end"/>
@@ -1494,28 +1535,28 @@
         </w:p>
         <w:p>
           <w:pPr>
-            <w:pStyle w:val="TOC1"/>
+            <w:pStyle w:val="16"/>
             <w:tabs>
               <w:tab w:val="right" w:leader="dot" w:pos="8306"/>
             </w:tabs>
           </w:pPr>
           <w:r>
             <w:rPr>
-              <w:rFonts w:ascii="宋体" w:eastAsia="宋体" w:hAnsi="宋体" w:cs="宋体" w:hint="eastAsia"/>
+              <w:rFonts w:hint="eastAsia" w:ascii="宋体" w:hAnsi="宋体" w:eastAsia="宋体" w:cs="宋体"/>
               <w:szCs w:val="24"/>
             </w:rPr>
             <w:fldChar w:fldCharType="begin"/>
           </w:r>
           <w:r>
             <w:rPr>
-              <w:rFonts w:ascii="宋体" w:eastAsia="宋体" w:hAnsi="宋体" w:cs="宋体" w:hint="eastAsia"/>
+              <w:rFonts w:hint="eastAsia" w:ascii="宋体" w:hAnsi="宋体" w:eastAsia="宋体" w:cs="宋体"/>
               <w:szCs w:val="24"/>
             </w:rPr>
             <w:instrText xml:space="preserve"> HYPERLINK \l _Toc26462 </w:instrText>
           </w:r>
           <w:r>
             <w:rPr>
-              <w:rFonts w:ascii="宋体" w:eastAsia="宋体" w:hAnsi="宋体" w:cs="宋体" w:hint="eastAsia"/>
+              <w:rFonts w:hint="eastAsia" w:ascii="宋体" w:hAnsi="宋体" w:eastAsia="宋体" w:cs="宋体"/>
               <w:szCs w:val="24"/>
             </w:rPr>
             <w:fldChar w:fldCharType="separate"/>
@@ -1549,7 +1590,7 @@
           </w:r>
           <w:r>
             <w:rPr>
-              <w:rFonts w:ascii="宋体" w:eastAsia="宋体" w:hAnsi="宋体" w:cs="宋体" w:hint="eastAsia"/>
+              <w:rFonts w:hint="eastAsia" w:ascii="宋体" w:hAnsi="宋体" w:eastAsia="宋体" w:cs="宋体"/>
               <w:szCs w:val="24"/>
             </w:rPr>
             <w:fldChar w:fldCharType="end"/>
@@ -1557,28 +1598,28 @@
         </w:p>
         <w:p>
           <w:pPr>
-            <w:pStyle w:val="TOC1"/>
+            <w:pStyle w:val="16"/>
             <w:tabs>
               <w:tab w:val="right" w:leader="dot" w:pos="8306"/>
             </w:tabs>
           </w:pPr>
           <w:r>
             <w:rPr>
-              <w:rFonts w:ascii="宋体" w:eastAsia="宋体" w:hAnsi="宋体" w:cs="宋体" w:hint="eastAsia"/>
+              <w:rFonts w:hint="eastAsia" w:ascii="宋体" w:hAnsi="宋体" w:eastAsia="宋体" w:cs="宋体"/>
               <w:szCs w:val="24"/>
             </w:rPr>
             <w:fldChar w:fldCharType="begin"/>
           </w:r>
           <w:r>
             <w:rPr>
-              <w:rFonts w:ascii="宋体" w:eastAsia="宋体" w:hAnsi="宋体" w:cs="宋体" w:hint="eastAsia"/>
+              <w:rFonts w:hint="eastAsia" w:ascii="宋体" w:hAnsi="宋体" w:eastAsia="宋体" w:cs="宋体"/>
               <w:szCs w:val="24"/>
             </w:rPr>
             <w:instrText xml:space="preserve"> HYPERLINK \l _Toc19798 </w:instrText>
           </w:r>
           <w:r>
             <w:rPr>
-              <w:rFonts w:ascii="宋体" w:eastAsia="宋体" w:hAnsi="宋体" w:cs="宋体" w:hint="eastAsia"/>
+              <w:rFonts w:hint="eastAsia" w:ascii="宋体" w:hAnsi="宋体" w:eastAsia="宋体" w:cs="宋体"/>
               <w:szCs w:val="24"/>
             </w:rPr>
             <w:fldChar w:fldCharType="separate"/>
@@ -1617,7 +1658,7 @@
           </w:r>
           <w:r>
             <w:rPr>
-              <w:rFonts w:ascii="宋体" w:eastAsia="宋体" w:hAnsi="宋体" w:cs="宋体" w:hint="eastAsia"/>
+              <w:rFonts w:hint="eastAsia" w:ascii="宋体" w:hAnsi="宋体" w:eastAsia="宋体" w:cs="宋体"/>
               <w:szCs w:val="24"/>
             </w:rPr>
             <w:fldChar w:fldCharType="end"/>
@@ -1625,28 +1666,28 @@
         </w:p>
         <w:p>
           <w:pPr>
-            <w:pStyle w:val="TOC1"/>
+            <w:pStyle w:val="16"/>
             <w:tabs>
               <w:tab w:val="right" w:leader="dot" w:pos="8306"/>
             </w:tabs>
           </w:pPr>
           <w:r>
             <w:rPr>
-              <w:rFonts w:ascii="宋体" w:eastAsia="宋体" w:hAnsi="宋体" w:cs="宋体" w:hint="eastAsia"/>
+              <w:rFonts w:hint="eastAsia" w:ascii="宋体" w:hAnsi="宋体" w:eastAsia="宋体" w:cs="宋体"/>
               <w:szCs w:val="24"/>
             </w:rPr>
             <w:fldChar w:fldCharType="begin"/>
           </w:r>
           <w:r>
             <w:rPr>
-              <w:rFonts w:ascii="宋体" w:eastAsia="宋体" w:hAnsi="宋体" w:cs="宋体" w:hint="eastAsia"/>
+              <w:rFonts w:hint="eastAsia" w:ascii="宋体" w:hAnsi="宋体" w:eastAsia="宋体" w:cs="宋体"/>
               <w:szCs w:val="24"/>
             </w:rPr>
             <w:instrText xml:space="preserve"> HYPERLINK \l _Toc5641 </w:instrText>
           </w:r>
           <w:r>
             <w:rPr>
-              <w:rFonts w:ascii="宋体" w:eastAsia="宋体" w:hAnsi="宋体" w:cs="宋体" w:hint="eastAsia"/>
+              <w:rFonts w:hint="eastAsia" w:ascii="宋体" w:hAnsi="宋体" w:eastAsia="宋体" w:cs="宋体"/>
               <w:szCs w:val="24"/>
             </w:rPr>
             <w:fldChar w:fldCharType="separate"/>
@@ -1687,7 +1728,7 @@
           </w:r>
           <w:r>
             <w:rPr>
-              <w:rFonts w:ascii="宋体" w:eastAsia="宋体" w:hAnsi="宋体" w:cs="宋体" w:hint="eastAsia"/>
+              <w:rFonts w:hint="eastAsia" w:ascii="宋体" w:hAnsi="宋体" w:eastAsia="宋体" w:cs="宋体"/>
               <w:szCs w:val="24"/>
             </w:rPr>
             <w:fldChar w:fldCharType="end"/>
@@ -1695,28 +1736,28 @@
         </w:p>
         <w:p>
           <w:pPr>
-            <w:pStyle w:val="TOC1"/>
+            <w:pStyle w:val="16"/>
             <w:tabs>
               <w:tab w:val="right" w:leader="dot" w:pos="8306"/>
             </w:tabs>
           </w:pPr>
           <w:r>
             <w:rPr>
-              <w:rFonts w:ascii="宋体" w:eastAsia="宋体" w:hAnsi="宋体" w:cs="宋体" w:hint="eastAsia"/>
+              <w:rFonts w:hint="eastAsia" w:ascii="宋体" w:hAnsi="宋体" w:eastAsia="宋体" w:cs="宋体"/>
               <w:szCs w:val="24"/>
             </w:rPr>
             <w:fldChar w:fldCharType="begin"/>
           </w:r>
           <w:r>
             <w:rPr>
-              <w:rFonts w:ascii="宋体" w:eastAsia="宋体" w:hAnsi="宋体" w:cs="宋体" w:hint="eastAsia"/>
+              <w:rFonts w:hint="eastAsia" w:ascii="宋体" w:hAnsi="宋体" w:eastAsia="宋体" w:cs="宋体"/>
               <w:szCs w:val="24"/>
             </w:rPr>
             <w:instrText xml:space="preserve"> HYPERLINK \l _Toc20748 </w:instrText>
           </w:r>
           <w:r>
             <w:rPr>
-              <w:rFonts w:ascii="宋体" w:eastAsia="宋体" w:hAnsi="宋体" w:cs="宋体" w:hint="eastAsia"/>
+              <w:rFonts w:hint="eastAsia" w:ascii="宋体" w:hAnsi="宋体" w:eastAsia="宋体" w:cs="宋体"/>
               <w:szCs w:val="24"/>
             </w:rPr>
             <w:fldChar w:fldCharType="separate"/>
@@ -1755,7 +1796,7 @@
           </w:r>
           <w:r>
             <w:rPr>
-              <w:rFonts w:ascii="宋体" w:eastAsia="宋体" w:hAnsi="宋体" w:cs="宋体" w:hint="eastAsia"/>
+              <w:rFonts w:hint="eastAsia" w:ascii="宋体" w:hAnsi="宋体" w:eastAsia="宋体" w:cs="宋体"/>
               <w:szCs w:val="24"/>
             </w:rPr>
             <w:fldChar w:fldCharType="end"/>
@@ -1763,28 +1804,28 @@
         </w:p>
         <w:p>
           <w:pPr>
-            <w:pStyle w:val="TOC2"/>
+            <w:pStyle w:val="17"/>
             <w:tabs>
               <w:tab w:val="right" w:leader="dot" w:pos="8306"/>
             </w:tabs>
           </w:pPr>
           <w:r>
             <w:rPr>
-              <w:rFonts w:ascii="宋体" w:eastAsia="宋体" w:hAnsi="宋体" w:cs="宋体" w:hint="eastAsia"/>
+              <w:rFonts w:hint="eastAsia" w:ascii="宋体" w:hAnsi="宋体" w:eastAsia="宋体" w:cs="宋体"/>
               <w:szCs w:val="24"/>
             </w:rPr>
             <w:fldChar w:fldCharType="begin"/>
           </w:r>
           <w:r>
             <w:rPr>
-              <w:rFonts w:ascii="宋体" w:eastAsia="宋体" w:hAnsi="宋体" w:cs="宋体" w:hint="eastAsia"/>
+              <w:rFonts w:hint="eastAsia" w:ascii="宋体" w:hAnsi="宋体" w:eastAsia="宋体" w:cs="宋体"/>
               <w:szCs w:val="24"/>
             </w:rPr>
             <w:instrText xml:space="preserve"> HYPERLINK \l _Toc4579 </w:instrText>
           </w:r>
           <w:r>
             <w:rPr>
-              <w:rFonts w:ascii="宋体" w:eastAsia="宋体" w:hAnsi="宋体" w:cs="宋体" w:hint="eastAsia"/>
+              <w:rFonts w:hint="eastAsia" w:ascii="宋体" w:hAnsi="宋体" w:eastAsia="宋体" w:cs="宋体"/>
               <w:szCs w:val="24"/>
             </w:rPr>
             <w:fldChar w:fldCharType="separate"/>
@@ -1818,7 +1859,7 @@
           </w:r>
           <w:r>
             <w:rPr>
-              <w:rFonts w:ascii="宋体" w:eastAsia="宋体" w:hAnsi="宋体" w:cs="宋体" w:hint="eastAsia"/>
+              <w:rFonts w:hint="eastAsia" w:ascii="宋体" w:hAnsi="宋体" w:eastAsia="宋体" w:cs="宋体"/>
               <w:szCs w:val="24"/>
             </w:rPr>
             <w:fldChar w:fldCharType="end"/>
@@ -1826,28 +1867,28 @@
         </w:p>
         <w:p>
           <w:pPr>
-            <w:pStyle w:val="TOC2"/>
+            <w:pStyle w:val="17"/>
             <w:tabs>
               <w:tab w:val="right" w:leader="dot" w:pos="8306"/>
             </w:tabs>
           </w:pPr>
           <w:r>
             <w:rPr>
-              <w:rFonts w:ascii="宋体" w:eastAsia="宋体" w:hAnsi="宋体" w:cs="宋体" w:hint="eastAsia"/>
+              <w:rFonts w:hint="eastAsia" w:ascii="宋体" w:hAnsi="宋体" w:eastAsia="宋体" w:cs="宋体"/>
               <w:szCs w:val="24"/>
             </w:rPr>
             <w:fldChar w:fldCharType="begin"/>
           </w:r>
           <w:r>
             <w:rPr>
-              <w:rFonts w:ascii="宋体" w:eastAsia="宋体" w:hAnsi="宋体" w:cs="宋体" w:hint="eastAsia"/>
+              <w:rFonts w:hint="eastAsia" w:ascii="宋体" w:hAnsi="宋体" w:eastAsia="宋体" w:cs="宋体"/>
               <w:szCs w:val="24"/>
             </w:rPr>
             <w:instrText xml:space="preserve"> HYPERLINK \l _Toc9771 </w:instrText>
           </w:r>
           <w:r>
             <w:rPr>
-              <w:rFonts w:ascii="宋体" w:eastAsia="宋体" w:hAnsi="宋体" w:cs="宋体" w:hint="eastAsia"/>
+              <w:rFonts w:hint="eastAsia" w:ascii="宋体" w:hAnsi="宋体" w:eastAsia="宋体" w:cs="宋体"/>
               <w:szCs w:val="24"/>
             </w:rPr>
             <w:fldChar w:fldCharType="separate"/>
@@ -1885,7 +1926,7 @@
           </w:r>
           <w:r>
             <w:rPr>
-              <w:rFonts w:ascii="宋体" w:eastAsia="宋体" w:hAnsi="宋体" w:cs="宋体" w:hint="eastAsia"/>
+              <w:rFonts w:hint="eastAsia" w:ascii="宋体" w:hAnsi="宋体" w:eastAsia="宋体" w:cs="宋体"/>
               <w:szCs w:val="24"/>
             </w:rPr>
             <w:fldChar w:fldCharType="end"/>
@@ -1893,28 +1934,28 @@
         </w:p>
         <w:p>
           <w:pPr>
-            <w:pStyle w:val="TOC2"/>
+            <w:pStyle w:val="17"/>
             <w:tabs>
               <w:tab w:val="right" w:leader="dot" w:pos="8306"/>
             </w:tabs>
           </w:pPr>
           <w:r>
             <w:rPr>
-              <w:rFonts w:ascii="宋体" w:eastAsia="宋体" w:hAnsi="宋体" w:cs="宋体" w:hint="eastAsia"/>
+              <w:rFonts w:hint="eastAsia" w:ascii="宋体" w:hAnsi="宋体" w:eastAsia="宋体" w:cs="宋体"/>
               <w:szCs w:val="24"/>
             </w:rPr>
             <w:fldChar w:fldCharType="begin"/>
           </w:r>
           <w:r>
             <w:rPr>
-              <w:rFonts w:ascii="宋体" w:eastAsia="宋体" w:hAnsi="宋体" w:cs="宋体" w:hint="eastAsia"/>
+              <w:rFonts w:hint="eastAsia" w:ascii="宋体" w:hAnsi="宋体" w:eastAsia="宋体" w:cs="宋体"/>
               <w:szCs w:val="24"/>
             </w:rPr>
             <w:instrText xml:space="preserve"> HYPERLINK \l _Toc8087 </w:instrText>
           </w:r>
           <w:r>
             <w:rPr>
-              <w:rFonts w:ascii="宋体" w:eastAsia="宋体" w:hAnsi="宋体" w:cs="宋体" w:hint="eastAsia"/>
+              <w:rFonts w:hint="eastAsia" w:ascii="宋体" w:hAnsi="宋体" w:eastAsia="宋体" w:cs="宋体"/>
               <w:szCs w:val="24"/>
             </w:rPr>
             <w:fldChar w:fldCharType="separate"/>
@@ -1955,7 +1996,7 @@
           </w:r>
           <w:r>
             <w:rPr>
-              <w:rFonts w:ascii="宋体" w:eastAsia="宋体" w:hAnsi="宋体" w:cs="宋体" w:hint="eastAsia"/>
+              <w:rFonts w:hint="eastAsia" w:ascii="宋体" w:hAnsi="宋体" w:eastAsia="宋体" w:cs="宋体"/>
               <w:szCs w:val="24"/>
             </w:rPr>
             <w:fldChar w:fldCharType="end"/>
@@ -1963,28 +2004,28 @@
         </w:p>
         <w:p>
           <w:pPr>
-            <w:pStyle w:val="TOC1"/>
+            <w:pStyle w:val="16"/>
             <w:tabs>
               <w:tab w:val="right" w:leader="dot" w:pos="8306"/>
             </w:tabs>
           </w:pPr>
           <w:r>
             <w:rPr>
-              <w:rFonts w:ascii="宋体" w:eastAsia="宋体" w:hAnsi="宋体" w:cs="宋体" w:hint="eastAsia"/>
+              <w:rFonts w:hint="eastAsia" w:ascii="宋体" w:hAnsi="宋体" w:eastAsia="宋体" w:cs="宋体"/>
               <w:szCs w:val="24"/>
             </w:rPr>
             <w:fldChar w:fldCharType="begin"/>
           </w:r>
           <w:r>
             <w:rPr>
-              <w:rFonts w:ascii="宋体" w:eastAsia="宋体" w:hAnsi="宋体" w:cs="宋体" w:hint="eastAsia"/>
+              <w:rFonts w:hint="eastAsia" w:ascii="宋体" w:hAnsi="宋体" w:eastAsia="宋体" w:cs="宋体"/>
               <w:szCs w:val="24"/>
             </w:rPr>
             <w:instrText xml:space="preserve"> HYPERLINK \l _Toc8314 </w:instrText>
           </w:r>
           <w:r>
             <w:rPr>
-              <w:rFonts w:ascii="宋体" w:eastAsia="宋体" w:hAnsi="宋体" w:cs="宋体" w:hint="eastAsia"/>
+              <w:rFonts w:hint="eastAsia" w:ascii="宋体" w:hAnsi="宋体" w:eastAsia="宋体" w:cs="宋体"/>
               <w:szCs w:val="24"/>
             </w:rPr>
             <w:fldChar w:fldCharType="separate"/>
@@ -2023,7 +2064,7 @@
           </w:r>
           <w:r>
             <w:rPr>
-              <w:rFonts w:ascii="宋体" w:eastAsia="宋体" w:hAnsi="宋体" w:cs="宋体" w:hint="eastAsia"/>
+              <w:rFonts w:hint="eastAsia" w:ascii="宋体" w:hAnsi="宋体" w:eastAsia="宋体" w:cs="宋体"/>
               <w:szCs w:val="24"/>
             </w:rPr>
             <w:fldChar w:fldCharType="end"/>
@@ -2031,28 +2072,28 @@
         </w:p>
         <w:p>
           <w:pPr>
-            <w:pStyle w:val="TOC2"/>
+            <w:pStyle w:val="17"/>
             <w:tabs>
               <w:tab w:val="right" w:leader="dot" w:pos="8306"/>
             </w:tabs>
           </w:pPr>
           <w:r>
             <w:rPr>
-              <w:rFonts w:ascii="宋体" w:eastAsia="宋体" w:hAnsi="宋体" w:cs="宋体" w:hint="eastAsia"/>
+              <w:rFonts w:hint="eastAsia" w:ascii="宋体" w:hAnsi="宋体" w:eastAsia="宋体" w:cs="宋体"/>
               <w:szCs w:val="24"/>
             </w:rPr>
             <w:fldChar w:fldCharType="begin"/>
           </w:r>
           <w:r>
             <w:rPr>
-              <w:rFonts w:ascii="宋体" w:eastAsia="宋体" w:hAnsi="宋体" w:cs="宋体" w:hint="eastAsia"/>
+              <w:rFonts w:hint="eastAsia" w:ascii="宋体" w:hAnsi="宋体" w:eastAsia="宋体" w:cs="宋体"/>
               <w:szCs w:val="24"/>
             </w:rPr>
             <w:instrText xml:space="preserve"> HYPERLINK \l _Toc26253 </w:instrText>
           </w:r>
           <w:r>
             <w:rPr>
-              <w:rFonts w:ascii="宋体" w:eastAsia="宋体" w:hAnsi="宋体" w:cs="宋体" w:hint="eastAsia"/>
+              <w:rFonts w:hint="eastAsia" w:ascii="宋体" w:hAnsi="宋体" w:eastAsia="宋体" w:cs="宋体"/>
               <w:szCs w:val="24"/>
             </w:rPr>
             <w:fldChar w:fldCharType="separate"/>
@@ -2091,7 +2132,7 @@
           </w:r>
           <w:r>
             <w:rPr>
-              <w:rFonts w:ascii="宋体" w:eastAsia="宋体" w:hAnsi="宋体" w:cs="宋体" w:hint="eastAsia"/>
+              <w:rFonts w:hint="eastAsia" w:ascii="宋体" w:hAnsi="宋体" w:eastAsia="宋体" w:cs="宋体"/>
               <w:szCs w:val="24"/>
             </w:rPr>
             <w:fldChar w:fldCharType="end"/>
@@ -2099,28 +2140,28 @@
         </w:p>
         <w:p>
           <w:pPr>
-            <w:pStyle w:val="TOC3"/>
+            <w:pStyle w:val="13"/>
             <w:tabs>
               <w:tab w:val="right" w:leader="dot" w:pos="8306"/>
             </w:tabs>
           </w:pPr>
           <w:r>
             <w:rPr>
-              <w:rFonts w:ascii="宋体" w:eastAsia="宋体" w:hAnsi="宋体" w:cs="宋体" w:hint="eastAsia"/>
+              <w:rFonts w:hint="eastAsia" w:ascii="宋体" w:hAnsi="宋体" w:eastAsia="宋体" w:cs="宋体"/>
               <w:szCs w:val="24"/>
             </w:rPr>
             <w:fldChar w:fldCharType="begin"/>
           </w:r>
           <w:r>
             <w:rPr>
-              <w:rFonts w:ascii="宋体" w:eastAsia="宋体" w:hAnsi="宋体" w:cs="宋体" w:hint="eastAsia"/>
+              <w:rFonts w:hint="eastAsia" w:ascii="宋体" w:hAnsi="宋体" w:eastAsia="宋体" w:cs="宋体"/>
               <w:szCs w:val="24"/>
             </w:rPr>
             <w:instrText xml:space="preserve"> HYPERLINK \l _Toc18829 </w:instrText>
           </w:r>
           <w:r>
             <w:rPr>
-              <w:rFonts w:ascii="宋体" w:eastAsia="宋体" w:hAnsi="宋体" w:cs="宋体" w:hint="eastAsia"/>
+              <w:rFonts w:hint="eastAsia" w:ascii="宋体" w:hAnsi="宋体" w:eastAsia="宋体" w:cs="宋体"/>
               <w:szCs w:val="24"/>
             </w:rPr>
             <w:fldChar w:fldCharType="separate"/>
@@ -2159,7 +2200,7 @@
           </w:r>
           <w:r>
             <w:rPr>
-              <w:rFonts w:ascii="宋体" w:eastAsia="宋体" w:hAnsi="宋体" w:cs="宋体" w:hint="eastAsia"/>
+              <w:rFonts w:hint="eastAsia" w:ascii="宋体" w:hAnsi="宋体" w:eastAsia="宋体" w:cs="宋体"/>
               <w:szCs w:val="24"/>
             </w:rPr>
             <w:fldChar w:fldCharType="end"/>
@@ -2167,28 +2208,28 @@
         </w:p>
         <w:p>
           <w:pPr>
-            <w:pStyle w:val="TOC3"/>
+            <w:pStyle w:val="13"/>
             <w:tabs>
               <w:tab w:val="right" w:leader="dot" w:pos="8306"/>
             </w:tabs>
           </w:pPr>
           <w:r>
             <w:rPr>
-              <w:rFonts w:ascii="宋体" w:eastAsia="宋体" w:hAnsi="宋体" w:cs="宋体" w:hint="eastAsia"/>
+              <w:rFonts w:hint="eastAsia" w:ascii="宋体" w:hAnsi="宋体" w:eastAsia="宋体" w:cs="宋体"/>
               <w:szCs w:val="24"/>
             </w:rPr>
             <w:fldChar w:fldCharType="begin"/>
           </w:r>
           <w:r>
             <w:rPr>
-              <w:rFonts w:ascii="宋体" w:eastAsia="宋体" w:hAnsi="宋体" w:cs="宋体" w:hint="eastAsia"/>
+              <w:rFonts w:hint="eastAsia" w:ascii="宋体" w:hAnsi="宋体" w:eastAsia="宋体" w:cs="宋体"/>
               <w:szCs w:val="24"/>
             </w:rPr>
             <w:instrText xml:space="preserve"> HYPERLINK \l _Toc4754 </w:instrText>
           </w:r>
           <w:r>
             <w:rPr>
-              <w:rFonts w:ascii="宋体" w:eastAsia="宋体" w:hAnsi="宋体" w:cs="宋体" w:hint="eastAsia"/>
+              <w:rFonts w:hint="eastAsia" w:ascii="宋体" w:hAnsi="宋体" w:eastAsia="宋体" w:cs="宋体"/>
               <w:szCs w:val="24"/>
             </w:rPr>
             <w:fldChar w:fldCharType="separate"/>
@@ -2222,7 +2263,7 @@
           </w:r>
           <w:r>
             <w:rPr>
-              <w:rFonts w:ascii="宋体" w:eastAsia="宋体" w:hAnsi="宋体" w:cs="宋体" w:hint="eastAsia"/>
+              <w:rFonts w:hint="eastAsia" w:ascii="宋体" w:hAnsi="宋体" w:eastAsia="宋体" w:cs="宋体"/>
               <w:szCs w:val="24"/>
             </w:rPr>
             <w:fldChar w:fldCharType="end"/>
@@ -2230,28 +2271,28 @@
         </w:p>
         <w:p>
           <w:pPr>
-            <w:pStyle w:val="TOC3"/>
+            <w:pStyle w:val="13"/>
             <w:tabs>
               <w:tab w:val="right" w:leader="dot" w:pos="8306"/>
             </w:tabs>
           </w:pPr>
           <w:r>
             <w:rPr>
-              <w:rFonts w:ascii="宋体" w:eastAsia="宋体" w:hAnsi="宋体" w:cs="宋体" w:hint="eastAsia"/>
+              <w:rFonts w:hint="eastAsia" w:ascii="宋体" w:hAnsi="宋体" w:eastAsia="宋体" w:cs="宋体"/>
               <w:szCs w:val="24"/>
             </w:rPr>
             <w:fldChar w:fldCharType="begin"/>
           </w:r>
           <w:r>
             <w:rPr>
-              <w:rFonts w:ascii="宋体" w:eastAsia="宋体" w:hAnsi="宋体" w:cs="宋体" w:hint="eastAsia"/>
+              <w:rFonts w:hint="eastAsia" w:ascii="宋体" w:hAnsi="宋体" w:eastAsia="宋体" w:cs="宋体"/>
               <w:szCs w:val="24"/>
             </w:rPr>
             <w:instrText xml:space="preserve"> HYPERLINK \l _Toc27746 </w:instrText>
           </w:r>
           <w:r>
             <w:rPr>
-              <w:rFonts w:ascii="宋体" w:eastAsia="宋体" w:hAnsi="宋体" w:cs="宋体" w:hint="eastAsia"/>
+              <w:rFonts w:hint="eastAsia" w:ascii="宋体" w:hAnsi="宋体" w:eastAsia="宋体" w:cs="宋体"/>
               <w:szCs w:val="24"/>
             </w:rPr>
             <w:fldChar w:fldCharType="separate"/>
@@ -2285,7 +2326,7 @@
           </w:r>
           <w:r>
             <w:rPr>
-              <w:rFonts w:ascii="宋体" w:eastAsia="宋体" w:hAnsi="宋体" w:cs="宋体" w:hint="eastAsia"/>
+              <w:rFonts w:hint="eastAsia" w:ascii="宋体" w:hAnsi="宋体" w:eastAsia="宋体" w:cs="宋体"/>
               <w:szCs w:val="24"/>
             </w:rPr>
             <w:fldChar w:fldCharType="end"/>
@@ -2293,42 +2334,42 @@
         </w:p>
         <w:p>
           <w:pPr>
-            <w:pStyle w:val="TOC1"/>
+            <w:pStyle w:val="16"/>
             <w:tabs>
               <w:tab w:val="right" w:leader="dot" w:pos="8306"/>
             </w:tabs>
           </w:pPr>
           <w:r>
             <w:rPr>
-              <w:rFonts w:ascii="宋体" w:eastAsia="宋体" w:hAnsi="宋体" w:cs="宋体" w:hint="eastAsia"/>
+              <w:rFonts w:hint="eastAsia" w:ascii="宋体" w:hAnsi="宋体" w:eastAsia="宋体" w:cs="宋体"/>
               <w:szCs w:val="24"/>
             </w:rPr>
             <w:fldChar w:fldCharType="begin"/>
           </w:r>
           <w:r>
             <w:rPr>
-              <w:rFonts w:ascii="宋体" w:eastAsia="宋体" w:hAnsi="宋体" w:cs="宋体" w:hint="eastAsia"/>
+              <w:rFonts w:hint="eastAsia" w:ascii="宋体" w:hAnsi="宋体" w:eastAsia="宋体" w:cs="宋体"/>
               <w:szCs w:val="24"/>
             </w:rPr>
             <w:instrText xml:space="preserve"> HYPERLINK \l _Toc24456 </w:instrText>
           </w:r>
           <w:r>
             <w:rPr>
-              <w:rFonts w:ascii="宋体" w:eastAsia="宋体" w:hAnsi="宋体" w:cs="宋体" w:hint="eastAsia"/>
+              <w:rFonts w:hint="eastAsia" w:ascii="宋体" w:hAnsi="宋体" w:eastAsia="宋体" w:cs="宋体"/>
               <w:szCs w:val="24"/>
             </w:rPr>
             <w:fldChar w:fldCharType="separate"/>
           </w:r>
           <w:r>
             <w:rPr>
-              <w:rFonts w:eastAsia="宋体" w:hint="default"/>
+              <w:rFonts w:hint="default" w:eastAsia="宋体"/>
               <w:lang w:val="en-US" w:eastAsia="zh-CN"/>
             </w:rPr>
             <w:t xml:space="preserve">6. </w:t>
           </w:r>
           <w:r>
             <w:rPr>
-              <w:rFonts w:eastAsia="宋体" w:hint="eastAsia"/>
+              <w:rFonts w:hint="eastAsia" w:eastAsia="宋体"/>
               <w:lang w:val="en-US" w:eastAsia="zh-CN"/>
             </w:rPr>
             <w:t>附则</w:t>
@@ -2353,7 +2394,7 @@
           </w:r>
           <w:r>
             <w:rPr>
-              <w:rFonts w:ascii="宋体" w:eastAsia="宋体" w:hAnsi="宋体" w:cs="宋体" w:hint="eastAsia"/>
+              <w:rFonts w:hint="eastAsia" w:ascii="宋体" w:hAnsi="宋体" w:eastAsia="宋体" w:cs="宋体"/>
               <w:szCs w:val="24"/>
             </w:rPr>
             <w:fldChar w:fldCharType="end"/>
@@ -2361,28 +2402,28 @@
         </w:p>
         <w:p>
           <w:pPr>
-            <w:pStyle w:val="TOC1"/>
+            <w:pStyle w:val="16"/>
             <w:tabs>
               <w:tab w:val="right" w:leader="dot" w:pos="8306"/>
             </w:tabs>
           </w:pPr>
           <w:r>
             <w:rPr>
-              <w:rFonts w:ascii="宋体" w:eastAsia="宋体" w:hAnsi="宋体" w:cs="宋体" w:hint="eastAsia"/>
+              <w:rFonts w:hint="eastAsia" w:ascii="宋体" w:hAnsi="宋体" w:eastAsia="宋体" w:cs="宋体"/>
               <w:szCs w:val="24"/>
             </w:rPr>
             <w:fldChar w:fldCharType="begin"/>
           </w:r>
           <w:r>
             <w:rPr>
-              <w:rFonts w:ascii="宋体" w:eastAsia="宋体" w:hAnsi="宋体" w:cs="宋体" w:hint="eastAsia"/>
+              <w:rFonts w:hint="eastAsia" w:ascii="宋体" w:hAnsi="宋体" w:eastAsia="宋体" w:cs="宋体"/>
               <w:szCs w:val="24"/>
             </w:rPr>
             <w:instrText xml:space="preserve"> HYPERLINK \l _Toc26309 </w:instrText>
           </w:r>
           <w:r>
             <w:rPr>
-              <w:rFonts w:ascii="宋体" w:eastAsia="宋体" w:hAnsi="宋体" w:cs="宋体" w:hint="eastAsia"/>
+              <w:rFonts w:hint="eastAsia" w:ascii="宋体" w:hAnsi="宋体" w:eastAsia="宋体" w:cs="宋体"/>
               <w:szCs w:val="24"/>
             </w:rPr>
             <w:fldChar w:fldCharType="separate"/>
@@ -2421,7 +2462,7 @@
           </w:r>
           <w:r>
             <w:rPr>
-              <w:rFonts w:ascii="宋体" w:eastAsia="宋体" w:hAnsi="宋体" w:cs="宋体" w:hint="eastAsia"/>
+              <w:rFonts w:hint="eastAsia" w:ascii="宋体" w:hAnsi="宋体" w:eastAsia="宋体" w:cs="宋体"/>
               <w:szCs w:val="24"/>
             </w:rPr>
             <w:fldChar w:fldCharType="end"/>
@@ -2431,7 +2472,7 @@
           <w:pPr>
             <w:bidi w:val="0"/>
             <w:rPr>
-              <w:rFonts w:ascii="宋体" w:eastAsia="宋体" w:hAnsi="宋体" w:cs="宋体" w:hint="eastAsia"/>
+              <w:rFonts w:hint="eastAsia" w:ascii="宋体" w:hAnsi="宋体" w:eastAsia="宋体" w:cs="宋体"/>
               <w:snapToGrid w:val="0"/>
               <w:color w:val="000000"/>
               <w:kern w:val="0"/>
@@ -2442,7 +2483,7 @@
           </w:pPr>
           <w:r>
             <w:rPr>
-              <w:rFonts w:ascii="宋体" w:eastAsia="宋体" w:hAnsi="宋体" w:cs="宋体" w:hint="eastAsia"/>
+              <w:rFonts w:hint="eastAsia" w:ascii="宋体" w:hAnsi="宋体" w:eastAsia="宋体" w:cs="宋体"/>
               <w:szCs w:val="24"/>
             </w:rPr>
             <w:fldChar w:fldCharType="end"/>
@@ -2453,7 +2494,7 @@
     <w:p>
       <w:pPr>
         <w:rPr>
-          <w:rFonts w:ascii="Arial" w:eastAsia="Arial" w:hAnsi="Arial" w:cs="Arial"/>
+          <w:rFonts w:ascii="Arial" w:hAnsi="Arial" w:eastAsia="Arial" w:cs="Arial"/>
           <w:snapToGrid w:val="0"/>
           <w:color w:val="000000"/>
           <w:kern w:val="0"/>
@@ -2464,7 +2505,7 @@
       </w:pPr>
       <w:r>
         <w:rPr>
-          <w:rFonts w:ascii="Arial" w:eastAsia="Arial" w:hAnsi="Arial" w:cs="Arial"/>
+          <w:rFonts w:ascii="Arial" w:hAnsi="Arial" w:eastAsia="Arial" w:cs="Arial"/>
           <w:snapToGrid w:val="0"/>
           <w:color w:val="000000"/>
           <w:kern w:val="0"/>
@@ -2477,7 +2518,7 @@
     </w:p>
     <w:p>
       <w:pPr>
-        <w:pStyle w:val="1"/>
+        <w:pStyle w:val="28"/>
         <w:bidi w:val="0"/>
       </w:pPr>
       <w:bookmarkStart w:id="2" w:name="_Toc26462"/>
@@ -2488,7 +2529,7 @@
     </w:p>
     <w:p>
       <w:pPr>
-        <w:pStyle w:val="a1"/>
+        <w:pStyle w:val="29"/>
         <w:bidi w:val="0"/>
         <w:rPr>
           <w:rFonts w:hint="default"/>
@@ -2515,7 +2556,7 @@
     </w:p>
     <w:p>
       <w:pPr>
-        <w:pStyle w:val="1"/>
+        <w:pStyle w:val="28"/>
         <w:bidi w:val="0"/>
         <w:rPr>
           <w:rFonts w:hint="eastAsia"/>
@@ -2534,12 +2575,12 @@
     </w:p>
     <w:p>
       <w:pPr>
-        <w:pStyle w:val="a1"/>
+        <w:pStyle w:val="29"/>
         <w:numPr>
           <w:ilvl w:val="0"/>
           <w:numId w:val="2"/>
         </w:numPr>
-        <w:ind w:left="425" w:hanging="425" w:leftChars="0" w:firstLineChars="0"/>
+        <w:ind w:left="425" w:leftChars="0" w:hanging="425" w:firstLineChars="0"/>
         <w:rPr>
           <w:rFonts w:hint="eastAsia"/>
           <w:lang w:val="en-US" w:eastAsia="zh-CN"/>
@@ -2555,7 +2596,7 @@
     </w:p>
     <w:p>
       <w:pPr>
-        <w:pStyle w:val="a1"/>
+        <w:pStyle w:val="29"/>
         <w:rPr>
           <w:rFonts w:hint="eastAsia"/>
           <w:lang w:val="en-US" w:eastAsia="zh-CN"/>
@@ -2571,12 +2612,12 @@
     </w:p>
     <w:p>
       <w:pPr>
-        <w:pStyle w:val="a1"/>
+        <w:pStyle w:val="29"/>
         <w:numPr>
           <w:ilvl w:val="0"/>
           <w:numId w:val="2"/>
         </w:numPr>
-        <w:ind w:left="425" w:hanging="425" w:leftChars="0" w:firstLineChars="0"/>
+        <w:ind w:left="425" w:leftChars="0" w:hanging="425" w:firstLineChars="0"/>
         <w:rPr>
           <w:rFonts w:hint="eastAsia"/>
           <w:lang w:val="en-US" w:eastAsia="zh-CN"/>
@@ -2592,7 +2633,7 @@
     </w:p>
     <w:p>
       <w:pPr>
-        <w:pStyle w:val="a1"/>
+        <w:pStyle w:val="29"/>
         <w:rPr>
           <w:rFonts w:hint="eastAsia"/>
           <w:lang w:val="en-US" w:eastAsia="zh-CN"/>
@@ -2608,7 +2649,7 @@
     </w:p>
     <w:p>
       <w:pPr>
-        <w:pStyle w:val="1"/>
+        <w:pStyle w:val="28"/>
         <w:bidi w:val="0"/>
       </w:pPr>
       <w:bookmarkStart w:id="4" w:name="_Toc5641"/>
@@ -2626,7 +2667,7 @@
     </w:p>
     <w:p>
       <w:pPr>
-        <w:pStyle w:val="a1"/>
+        <w:pStyle w:val="29"/>
         <w:bidi w:val="0"/>
       </w:pPr>
       <w:r>
@@ -2635,7 +2676,7 @@
     </w:p>
     <w:p>
       <w:pPr>
-        <w:pStyle w:val="1"/>
+        <w:pStyle w:val="28"/>
         <w:bidi w:val="0"/>
         <w:rPr>
           <w:rFonts w:hint="eastAsia"/>
@@ -2654,7 +2695,7 @@
     </w:p>
     <w:p>
       <w:pPr>
-        <w:pStyle w:val="2"/>
+        <w:pStyle w:val="30"/>
         <w:bidi w:val="0"/>
       </w:pPr>
       <w:bookmarkStart w:id="6" w:name="_Toc4579"/>
@@ -2665,13 +2706,13 @@
     </w:p>
     <w:p>
       <w:pPr>
-        <w:pStyle w:val="a1"/>
+        <w:pStyle w:val="29"/>
         <w:numPr>
           <w:ilvl w:val="0"/>
           <w:numId w:val="3"/>
         </w:numPr>
         <w:bidi w:val="0"/>
-        <w:ind w:left="425" w:hanging="425" w:leftChars="0" w:firstLineChars="0"/>
+        <w:ind w:left="425" w:leftChars="0" w:hanging="425" w:firstLineChars="0"/>
       </w:pPr>
       <w:r>
         <w:t>全力支持过程改进工作，保证过程改进工作符合公司制定的目标；</w:t>
@@ -2679,13 +2720,13 @@
     </w:p>
     <w:p>
       <w:pPr>
-        <w:pStyle w:val="a1"/>
+        <w:pStyle w:val="29"/>
         <w:numPr>
           <w:ilvl w:val="0"/>
           <w:numId w:val="3"/>
         </w:numPr>
         <w:bidi w:val="0"/>
-        <w:ind w:left="425" w:hanging="425" w:leftChars="0" w:firstLineChars="0"/>
+        <w:ind w:left="425" w:leftChars="0" w:hanging="425" w:firstLineChars="0"/>
       </w:pPr>
       <w:r>
         <w:t>保证过程改进活动所需资源；</w:t>
@@ -2693,13 +2734,13 @@
     </w:p>
     <w:p>
       <w:pPr>
-        <w:pStyle w:val="a1"/>
+        <w:pStyle w:val="29"/>
         <w:numPr>
           <w:ilvl w:val="0"/>
           <w:numId w:val="3"/>
         </w:numPr>
         <w:bidi w:val="0"/>
-        <w:ind w:left="425" w:hanging="425" w:leftChars="0" w:firstLineChars="0"/>
+        <w:ind w:left="425" w:leftChars="0" w:hanging="425" w:firstLineChars="0"/>
       </w:pPr>
       <w:r>
         <w:t>协调解决过程改进工作中出现的重大问题；</w:t>
@@ -2707,13 +2748,13 @@
     </w:p>
     <w:p>
       <w:pPr>
-        <w:pStyle w:val="a1"/>
+        <w:pStyle w:val="29"/>
         <w:numPr>
           <w:ilvl w:val="0"/>
           <w:numId w:val="3"/>
         </w:numPr>
         <w:bidi w:val="0"/>
-        <w:ind w:left="425" w:hanging="425" w:leftChars="0" w:firstLineChars="0"/>
+        <w:ind w:left="425" w:leftChars="0" w:hanging="425" w:firstLineChars="0"/>
       </w:pPr>
       <w:r>
         <w:t>批准运维服务能力改进计划及其优先级；</w:t>
@@ -2721,13 +2762,13 @@
     </w:p>
     <w:p>
       <w:pPr>
-        <w:pStyle w:val="a1"/>
+        <w:pStyle w:val="29"/>
         <w:numPr>
           <w:ilvl w:val="0"/>
           <w:numId w:val="3"/>
         </w:numPr>
         <w:bidi w:val="0"/>
-        <w:ind w:left="425" w:hanging="425" w:leftChars="0" w:firstLineChars="0"/>
+        <w:ind w:left="425" w:leftChars="0" w:hanging="425" w:firstLineChars="0"/>
       </w:pPr>
       <w:r>
         <w:t>从</w:t>
@@ -2745,7 +2786,7 @@
     </w:p>
     <w:p>
       <w:pPr>
-        <w:pStyle w:val="2"/>
+        <w:pStyle w:val="30"/>
         <w:bidi w:val="0"/>
       </w:pPr>
       <w:bookmarkStart w:id="7" w:name="bookmark7"/>
@@ -2762,13 +2803,13 @@
     </w:p>
     <w:p>
       <w:pPr>
-        <w:pStyle w:val="a1"/>
+        <w:pStyle w:val="29"/>
         <w:numPr>
           <w:ilvl w:val="0"/>
           <w:numId w:val="4"/>
         </w:numPr>
         <w:bidi w:val="0"/>
-        <w:ind w:left="425" w:hanging="425" w:leftChars="0" w:firstLineChars="0"/>
+        <w:ind w:left="425" w:leftChars="0" w:hanging="425" w:firstLineChars="0"/>
       </w:pPr>
       <w:r>
         <w:t>负责策划、指导、推动过程改进工作；</w:t>
@@ -2776,13 +2817,13 @@
     </w:p>
     <w:p>
       <w:pPr>
-        <w:pStyle w:val="a1"/>
+        <w:pStyle w:val="29"/>
         <w:numPr>
           <w:ilvl w:val="0"/>
           <w:numId w:val="4"/>
         </w:numPr>
         <w:bidi w:val="0"/>
-        <w:ind w:left="425" w:hanging="425" w:leftChars="0" w:firstLineChars="0"/>
+        <w:ind w:left="425" w:leftChars="0" w:hanging="425" w:firstLineChars="0"/>
       </w:pPr>
       <w:r>
         <w:t>负责内部评审、管理评审的组织工作；</w:t>
@@ -2790,13 +2831,13 @@
     </w:p>
     <w:p>
       <w:pPr>
-        <w:pStyle w:val="a1"/>
+        <w:pStyle w:val="29"/>
         <w:numPr>
           <w:ilvl w:val="0"/>
           <w:numId w:val="4"/>
         </w:numPr>
         <w:bidi w:val="0"/>
-        <w:ind w:left="425" w:hanging="425" w:leftChars="0" w:firstLineChars="0"/>
+        <w:ind w:left="425" w:leftChars="0" w:hanging="425" w:firstLineChars="0"/>
       </w:pPr>
       <w:r>
         <w:t>搜集运维过程改进建议，制定《运维服务能力改进计划》并跟踪验证其实施效果。</w:t>
@@ -2804,13 +2845,13 @@
     </w:p>
     <w:p>
       <w:pPr>
-        <w:pStyle w:val="a1"/>
+        <w:pStyle w:val="29"/>
         <w:numPr>
           <w:ilvl w:val="0"/>
           <w:numId w:val="4"/>
         </w:numPr>
         <w:bidi w:val="0"/>
-        <w:ind w:left="425" w:hanging="425" w:leftChars="0" w:firstLineChars="0"/>
+        <w:ind w:left="425" w:leftChars="0" w:hanging="425" w:firstLineChars="0"/>
       </w:pPr>
       <w:r>
         <w:rPr>
@@ -2822,7 +2863,7 @@
     </w:p>
     <w:p>
       <w:pPr>
-        <w:pStyle w:val="2"/>
+        <w:pStyle w:val="30"/>
         <w:bidi w:val="0"/>
       </w:pPr>
       <w:bookmarkStart w:id="9" w:name="bookmark8"/>
@@ -2842,13 +2883,13 @@
     </w:p>
     <w:p>
       <w:pPr>
-        <w:pStyle w:val="a3"/>
+        <w:pStyle w:val="39"/>
         <w:numPr>
           <w:ilvl w:val="0"/>
           <w:numId w:val="5"/>
         </w:numPr>
         <w:bidi w:val="0"/>
-        <w:ind w:left="425" w:hanging="425" w:leftChars="0" w:firstLineChars="0"/>
+        <w:ind w:left="425" w:leftChars="0" w:hanging="425" w:firstLineChars="0"/>
       </w:pPr>
       <w:r>
         <w:t>提供运维服务能力过程改进建议；</w:t>
@@ -2856,13 +2897,13 @@
     </w:p>
     <w:p>
       <w:pPr>
-        <w:pStyle w:val="a3"/>
+        <w:pStyle w:val="39"/>
         <w:numPr>
           <w:ilvl w:val="0"/>
           <w:numId w:val="5"/>
         </w:numPr>
         <w:bidi w:val="0"/>
-        <w:ind w:left="425" w:hanging="425" w:leftChars="0" w:firstLineChars="0"/>
+        <w:ind w:left="425" w:leftChars="0" w:hanging="425" w:firstLineChars="0"/>
       </w:pPr>
       <w:r>
         <w:t>对项目全面负责，并在项目中贯彻过程改进的要求；</w:t>
@@ -2870,13 +2911,13 @@
     </w:p>
     <w:p>
       <w:pPr>
-        <w:pStyle w:val="a3"/>
+        <w:pStyle w:val="39"/>
         <w:numPr>
           <w:ilvl w:val="0"/>
           <w:numId w:val="5"/>
         </w:numPr>
         <w:bidi w:val="0"/>
-        <w:ind w:left="425" w:hanging="425" w:leftChars="0" w:firstLineChars="0"/>
+        <w:ind w:left="425" w:leftChars="0" w:hanging="425" w:firstLineChars="0"/>
         <w:rPr>
           <w:rFonts w:hint="eastAsia"/>
           <w:lang w:val="en-US" w:eastAsia="zh-CN"/>
@@ -2888,7 +2929,7 @@
     </w:p>
     <w:p>
       <w:pPr>
-        <w:pStyle w:val="1"/>
+        <w:pStyle w:val="28"/>
         <w:bidi w:val="0"/>
         <w:rPr>
           <w:rFonts w:hint="default"/>
@@ -2907,7 +2948,7 @@
     </w:p>
     <w:p>
       <w:pPr>
-        <w:pStyle w:val="a1"/>
+        <w:pStyle w:val="29"/>
         <w:rPr>
           <w:rFonts w:hint="eastAsia"/>
           <w:lang w:val="en-US" w:eastAsia="zh-CN"/>
@@ -2923,7 +2964,7 @@
     </w:p>
     <w:p>
       <w:pPr>
-        <w:pStyle w:val="a1"/>
+        <w:pStyle w:val="29"/>
         <w:jc w:val="center"/>
         <w:rPr>
           <w:rFonts w:hint="default"/>
@@ -3024,104 +3065,89 @@
     </w:p>
     <w:p>
       <w:pPr>
-        <w:pStyle w:val="a1"/>
+        <w:pStyle w:val="29"/>
         <w:jc w:val="center"/>
         <w:rPr>
           <w:rFonts w:hint="default"/>
           <w:lang w:val="en-US" w:eastAsia="zh-CN"/>
         </w:rPr>
       </w:pPr>
-      <w:bookmarkStart w:id="12" w:name="_GoBack"/>
       <w:r>
         <w:rPr>
           <w:rFonts w:hint="default"/>
           <w:lang w:val="en-US" w:eastAsia="zh-CN"/>
         </w:rPr>
         <w:object>
-          <v:shapetype id="_x0000_t75" coordsize="21600,21600" o:spt="75" o:preferrelative="t" path="m@4@5l@4@11@9@11@9@5xe" filled="f" stroked="f">
-            <v:stroke joinstyle="miter"/>
-            <v:formulas>
-              <v:f eqn="if lineDrawn pixelLineWidth 0"/>
-              <v:f eqn="sum @0 1 0"/>
-              <v:f eqn="sum 0 0 @1"/>
-              <v:f eqn="prod @2 1 2"/>
-              <v:f eqn="prod @3 21600 pixelWidth"/>
-              <v:f eqn="prod @3 21600 pixelHeight"/>
-              <v:f eqn="sum @0 0 1"/>
-              <v:f eqn="prod @6 1 2"/>
-              <v:f eqn="prod @7 21600 pixelWidth"/>
-              <v:f eqn="sum @8 21600 0"/>
-              <v:f eqn="prod @7 21600 pixelHeight"/>
-              <v:f eqn="sum @10 21600 0"/>
-            </v:formulas>
-            <v:path o:extrusionok="f" gradientshapeok="t" o:connecttype="rect"/>
+          <v:shape id="_x0000_i1025" o:spt="75" type="#_x0000_t75" style="height:324.25pt;width:315.35pt;" o:ole="t" filled="f" o:preferrelative="t" stroked="f" coordsize="21600,21600">
+            <v:path/>
+            <v:fill on="f" focussize="0,0"/>
+            <v:stroke on="f" joinstyle="miter"/>
+            <v:imagedata r:id="rId8" o:title=""/>
             <o:lock v:ext="edit" aspectratio="t"/>
-          </v:shapetype>
-          <v:shape id="_x0000_i1025" type="#_x0000_t75" style="height:324.25pt;width:315.35pt" o:oleicon="f" o:ole="" coordsize="21600,21600" o:preferrelative="t" filled="f" stroked="f">
-            <v:imagedata r:id="rId4" o:title=""/>
-            <o:lock v:ext="edit" aspectratio="t"/>
+            <w10:wrap type="none"/>
             <w10:anchorlock/>
           </v:shape>
-          <o:OLEObject Type="Embed" ProgID="Visio.Drawing.15" ShapeID="_x0000_i1025" DrawAspect="Content" ObjectID="_1468075725" r:id="rId5"/>
+          <o:OLEObject Type="Embed" ProgID="Visio.Drawing.15" ShapeID="_x0000_i1025" DrawAspect="Content" ObjectID="_1468075725" r:id="rId7">
+            <o:LockedField>false</o:LockedField>
+          </o:OLEObject>
         </w:object>
       </w:r>
+    </w:p>
+    <w:p>
+      <w:pPr>
+        <w:pStyle w:val="30"/>
+        <w:bidi w:val="0"/>
+        <w:rPr>
+          <w:rFonts w:hint="default"/>
+          <w:lang w:val="en-US" w:eastAsia="zh-CN"/>
+        </w:rPr>
+      </w:pPr>
+      <w:bookmarkStart w:id="12" w:name="_Toc26253"/>
+      <w:r>
+        <w:rPr>
+          <w:rFonts w:hint="eastAsia"/>
+          <w:lang w:val="en-US" w:eastAsia="zh-CN"/>
+        </w:rPr>
+        <w:t>流程说明</w:t>
+      </w:r>
       <w:bookmarkEnd w:id="12"/>
     </w:p>
     <w:p>
       <w:pPr>
-        <w:pStyle w:val="2"/>
+        <w:pStyle w:val="31"/>
         <w:bidi w:val="0"/>
         <w:rPr>
           <w:rFonts w:hint="default"/>
           <w:lang w:val="en-US" w:eastAsia="zh-CN"/>
         </w:rPr>
       </w:pPr>
-      <w:bookmarkStart w:id="13" w:name="_Toc26253"/>
+      <w:bookmarkStart w:id="13" w:name="_Toc18829"/>
       <w:r>
         <w:rPr>
           <w:rFonts w:hint="eastAsia"/>
           <w:lang w:val="en-US" w:eastAsia="zh-CN"/>
         </w:rPr>
-        <w:t>流程说明</w:t>
+        <w:t>改进信息收集</w:t>
       </w:r>
       <w:bookmarkEnd w:id="13"/>
     </w:p>
     <w:p>
       <w:pPr>
-        <w:pStyle w:val="3"/>
-        <w:bidi w:val="0"/>
-        <w:rPr>
-          <w:rFonts w:hint="default"/>
-          <w:lang w:val="en-US" w:eastAsia="zh-CN"/>
-        </w:rPr>
-      </w:pPr>
-      <w:bookmarkStart w:id="14" w:name="_Toc18829"/>
+        <w:pStyle w:val="29"/>
+        <w:bidi w:val="0"/>
+        <w:rPr>
+          <w:rFonts w:ascii="仿宋" w:hAnsi="仿宋" w:eastAsia="仿宋" w:cs="仿宋"/>
+          <w:szCs w:val="24"/>
+        </w:rPr>
+      </w:pPr>
+      <w:r>
+        <w:t>全公司应该参与</w:t>
+      </w:r>
       <w:r>
         <w:rPr>
           <w:rFonts w:hint="eastAsia"/>
           <w:lang w:val="en-US" w:eastAsia="zh-CN"/>
         </w:rPr>
-        <w:t>改进信息收集</w:t>
-      </w:r>
-      <w:bookmarkEnd w:id="14"/>
-    </w:p>
-    <w:p>
-      <w:pPr>
-        <w:pStyle w:val="a1"/>
-        <w:bidi w:val="0"/>
-        <w:rPr>
-          <w:rFonts w:ascii="仿宋" w:eastAsia="仿宋" w:hAnsi="仿宋" w:cs="仿宋"/>
-          <w:szCs w:val="24"/>
-        </w:rPr>
-      </w:pPr>
-      <w:r>
-        <w:t>全公司应该参与</w:t>
-      </w:r>
-      <w:r>
-        <w:rPr>
-          <w:rFonts w:hint="eastAsia"/>
-          <w:lang w:val="en-US" w:eastAsia="zh-CN"/>
-        </w:rPr>
         <w:t>识别改进项</w:t>
       </w:r>
       <w:r>
@@ -3130,13 +3156,13 @@
     </w:p>
     <w:p>
       <w:pPr>
-        <w:pStyle w:val="a3"/>
+        <w:pStyle w:val="39"/>
         <w:numPr>
           <w:ilvl w:val="0"/>
           <w:numId w:val="6"/>
         </w:numPr>
         <w:bidi w:val="0"/>
-        <w:ind w:left="425" w:hanging="425" w:leftChars="0" w:firstLineChars="0"/>
+        <w:ind w:left="425" w:leftChars="0" w:hanging="425" w:firstLineChars="0"/>
       </w:pPr>
       <w:r>
         <w:t>来自公司的</w:t>
@@ -3154,13 +3180,13 @@
     </w:p>
     <w:p>
       <w:pPr>
-        <w:pStyle w:val="a3"/>
+        <w:pStyle w:val="39"/>
         <w:numPr>
           <w:ilvl w:val="0"/>
           <w:numId w:val="6"/>
         </w:numPr>
         <w:bidi w:val="0"/>
-        <w:ind w:left="425" w:hanging="425" w:leftChars="0" w:firstLineChars="0"/>
+        <w:ind w:left="425" w:leftChars="0" w:hanging="425" w:firstLineChars="0"/>
       </w:pPr>
       <w:r>
         <w:t>组织过程的改进目标；</w:t>
@@ -3168,13 +3194,13 @@
     </w:p>
     <w:p>
       <w:pPr>
-        <w:pStyle w:val="a3"/>
+        <w:pStyle w:val="39"/>
         <w:numPr>
           <w:ilvl w:val="0"/>
           <w:numId w:val="6"/>
         </w:numPr>
         <w:bidi w:val="0"/>
-        <w:ind w:left="425" w:hanging="425" w:leftChars="0" w:firstLineChars="0"/>
+        <w:ind w:left="425" w:leftChars="0" w:hanging="425" w:firstLineChars="0"/>
       </w:pPr>
       <w:r>
         <w:t>通过常规性内部审核、外部第三方审核、管理评审和各种持续的差距分析活动，不断发现组织过程的薄弱环节以及长项和优秀实践，同时并对过程改进进行跟踪，识别改进的机会；</w:t>
@@ -3182,13 +3208,13 @@
     </w:p>
     <w:p>
       <w:pPr>
-        <w:pStyle w:val="a3"/>
+        <w:pStyle w:val="39"/>
         <w:numPr>
           <w:ilvl w:val="0"/>
           <w:numId w:val="6"/>
         </w:numPr>
         <w:bidi w:val="0"/>
-        <w:ind w:left="425" w:hanging="425" w:leftChars="0" w:firstLineChars="0"/>
+        <w:ind w:left="425" w:leftChars="0" w:hanging="425" w:firstLineChars="0"/>
       </w:pPr>
       <w:r>
         <w:t>找出顾客的不满意、产品未满足要求、过程不稳定等事项，分析识别改进机会并发现组织过程的长项和优秀实践；</w:t>
@@ -3196,13 +3222,13 @@
     </w:p>
     <w:p>
       <w:pPr>
-        <w:pStyle w:val="a3"/>
+        <w:pStyle w:val="39"/>
         <w:numPr>
           <w:ilvl w:val="0"/>
           <w:numId w:val="6"/>
         </w:numPr>
         <w:bidi w:val="0"/>
-        <w:ind w:left="425" w:hanging="425" w:leftChars="0" w:firstLineChars="0"/>
+        <w:ind w:left="425" w:leftChars="0" w:hanging="425" w:firstLineChars="0"/>
       </w:pPr>
       <w:r>
         <w:t>从监控组织和项目的过程活动得出的经验教训中分析识别改进机会；</w:t>
@@ -3210,13 +3236,13 @@
     </w:p>
     <w:p>
       <w:pPr>
-        <w:pStyle w:val="a3"/>
+        <w:pStyle w:val="39"/>
         <w:numPr>
           <w:ilvl w:val="0"/>
           <w:numId w:val="6"/>
         </w:numPr>
         <w:bidi w:val="0"/>
-        <w:ind w:left="425" w:hanging="425" w:leftChars="0" w:firstLineChars="0"/>
+        <w:ind w:left="425" w:leftChars="0" w:hanging="425" w:firstLineChars="0"/>
       </w:pPr>
       <w:r>
         <w:t>在日常工作中发现不符合或潜在不符合的事实并识别长项和优秀实践，分析识别改进机会。</w:t>
@@ -3224,13 +3250,13 @@
     </w:p>
     <w:p>
       <w:pPr>
-        <w:pStyle w:val="a3"/>
+        <w:pStyle w:val="39"/>
         <w:numPr>
           <w:ilvl w:val="0"/>
           <w:numId w:val="6"/>
         </w:numPr>
         <w:bidi w:val="0"/>
-        <w:ind w:left="425" w:hanging="425" w:leftChars="0" w:firstLineChars="0"/>
+        <w:ind w:left="425" w:leftChars="0" w:hanging="425" w:firstLineChars="0"/>
       </w:pPr>
       <w:r>
         <w:t>在公司制定长远发展目标和总体改进目标、确立了运维服务能力的标准过程模型和改进计划之后，</w:t>
@@ -3248,20 +3274,20 @@
     </w:p>
     <w:p>
       <w:pPr>
-        <w:pStyle w:val="3"/>
-        <w:bidi w:val="0"/>
-      </w:pPr>
-      <w:bookmarkStart w:id="15" w:name="bookmark12"/>
+        <w:pStyle w:val="31"/>
+        <w:bidi w:val="0"/>
+      </w:pPr>
+      <w:bookmarkStart w:id="14" w:name="bookmark12"/>
+      <w:bookmarkEnd w:id="14"/>
+      <w:bookmarkStart w:id="15" w:name="_Toc4754"/>
+      <w:r>
+        <w:t>改进策划</w:t>
+      </w:r>
       <w:bookmarkEnd w:id="15"/>
-      <w:bookmarkStart w:id="16" w:name="_Toc4754"/>
-      <w:r>
-        <w:t>改进策划</w:t>
-      </w:r>
-      <w:bookmarkEnd w:id="16"/>
-    </w:p>
-    <w:p>
-      <w:pPr>
-        <w:pStyle w:val="a1"/>
+    </w:p>
+    <w:p>
+      <w:pPr>
+        <w:pStyle w:val="29"/>
         <w:numPr>
           <w:ilvl w:val="0"/>
           <w:numId w:val="0"/>
@@ -3282,7 +3308,7 @@
     </w:p>
     <w:p>
       <w:pPr>
-        <w:pStyle w:val="a3"/>
+        <w:pStyle w:val="39"/>
         <w:numPr>
           <w:ilvl w:val="0"/>
           <w:numId w:val="7"/>
@@ -3295,7 +3321,7 @@
     </w:p>
     <w:p>
       <w:pPr>
-        <w:pStyle w:val="a3"/>
+        <w:pStyle w:val="39"/>
         <w:numPr>
           <w:ilvl w:val="0"/>
           <w:numId w:val="7"/>
@@ -3308,7 +3334,7 @@
     </w:p>
     <w:p>
       <w:pPr>
-        <w:pStyle w:val="a3"/>
+        <w:pStyle w:val="39"/>
         <w:numPr>
           <w:ilvl w:val="0"/>
           <w:numId w:val="7"/>
@@ -3321,7 +3347,7 @@
     </w:p>
     <w:p>
       <w:pPr>
-        <w:pStyle w:val="a3"/>
+        <w:pStyle w:val="39"/>
         <w:numPr>
           <w:ilvl w:val="0"/>
           <w:numId w:val="7"/>
@@ -3334,7 +3360,7 @@
     </w:p>
     <w:p>
       <w:pPr>
-        <w:pStyle w:val="a3"/>
+        <w:pStyle w:val="39"/>
         <w:numPr>
           <w:ilvl w:val="0"/>
           <w:numId w:val="7"/>
@@ -3347,7 +3373,7 @@
     </w:p>
     <w:p>
       <w:pPr>
-        <w:pStyle w:val="a3"/>
+        <w:pStyle w:val="39"/>
         <w:numPr>
           <w:ilvl w:val="0"/>
           <w:numId w:val="8"/>
@@ -3360,7 +3386,7 @@
     </w:p>
     <w:p>
       <w:pPr>
-        <w:pStyle w:val="a3"/>
+        <w:pStyle w:val="39"/>
         <w:numPr>
           <w:ilvl w:val="0"/>
           <w:numId w:val="8"/>
@@ -3373,7 +3399,7 @@
     </w:p>
     <w:p>
       <w:pPr>
-        <w:pStyle w:val="a3"/>
+        <w:pStyle w:val="39"/>
         <w:numPr>
           <w:ilvl w:val="0"/>
           <w:numId w:val="8"/>
@@ -3386,7 +3412,7 @@
     </w:p>
     <w:p>
       <w:pPr>
-        <w:pStyle w:val="a3"/>
+        <w:pStyle w:val="39"/>
         <w:numPr>
           <w:ilvl w:val="0"/>
           <w:numId w:val="8"/>
@@ -3399,7 +3425,7 @@
     </w:p>
     <w:p>
       <w:pPr>
-        <w:pStyle w:val="a3"/>
+        <w:pStyle w:val="39"/>
         <w:numPr>
           <w:ilvl w:val="0"/>
           <w:numId w:val="8"/>
@@ -3412,7 +3438,7 @@
     </w:p>
     <w:p>
       <w:pPr>
-        <w:pStyle w:val="a1"/>
+        <w:pStyle w:val="29"/>
         <w:bidi w:val="0"/>
       </w:pPr>
       <w:r>
@@ -3421,20 +3447,20 @@
     </w:p>
     <w:p>
       <w:pPr>
-        <w:pStyle w:val="3"/>
-        <w:bidi w:val="0"/>
-      </w:pPr>
-      <w:bookmarkStart w:id="17" w:name="bookmark13"/>
+        <w:pStyle w:val="31"/>
+        <w:bidi w:val="0"/>
+      </w:pPr>
+      <w:bookmarkStart w:id="16" w:name="bookmark13"/>
+      <w:bookmarkEnd w:id="16"/>
+      <w:bookmarkStart w:id="17" w:name="_Toc27746"/>
+      <w:r>
+        <w:t>改进实施</w:t>
+      </w:r>
       <w:bookmarkEnd w:id="17"/>
-      <w:bookmarkStart w:id="18" w:name="_Toc27746"/>
-      <w:r>
-        <w:t>改进实施</w:t>
-      </w:r>
-      <w:bookmarkEnd w:id="18"/>
-    </w:p>
-    <w:p>
-      <w:pPr>
-        <w:pStyle w:val="a1"/>
+    </w:p>
+    <w:p>
+      <w:pPr>
+        <w:pStyle w:val="29"/>
         <w:bidi w:val="0"/>
       </w:pPr>
       <w:r>
@@ -3450,13 +3476,13 @@
     </w:p>
     <w:p>
       <w:pPr>
-        <w:pStyle w:val="a1"/>
+        <w:pStyle w:val="29"/>
         <w:numPr>
           <w:ilvl w:val="0"/>
           <w:numId w:val="9"/>
         </w:numPr>
         <w:bidi w:val="0"/>
-        <w:ind w:left="425" w:hanging="425" w:leftChars="0" w:firstLineChars="0"/>
+        <w:ind w:left="425" w:leftChars="0" w:hanging="425" w:firstLineChars="0"/>
       </w:pPr>
       <w:r>
         <w:t>试运行过程中对于标准过程体系中不适合的地方，</w:t>
@@ -3474,13 +3500,13 @@
     </w:p>
     <w:p>
       <w:pPr>
-        <w:pStyle w:val="a1"/>
+        <w:pStyle w:val="29"/>
         <w:numPr>
           <w:ilvl w:val="0"/>
           <w:numId w:val="9"/>
         </w:numPr>
         <w:bidi w:val="0"/>
-        <w:ind w:left="425" w:hanging="425" w:leftChars="0" w:firstLineChars="0"/>
+        <w:ind w:left="425" w:leftChars="0" w:hanging="425" w:firstLineChars="0"/>
       </w:pPr>
       <w:r>
         <w:rPr>
@@ -3495,13 +3521,13 @@
     </w:p>
     <w:p>
       <w:pPr>
-        <w:pStyle w:val="a1"/>
+        <w:pStyle w:val="29"/>
         <w:numPr>
           <w:ilvl w:val="0"/>
           <w:numId w:val="9"/>
         </w:numPr>
         <w:bidi w:val="0"/>
-        <w:ind w:left="425" w:hanging="425" w:leftChars="0" w:firstLineChars="0"/>
+        <w:ind w:left="425" w:leftChars="0" w:hanging="425" w:firstLineChars="0"/>
       </w:pPr>
       <w:r>
         <w:t>由</w:t>
@@ -3529,32 +3555,32 @@
     </w:p>
     <w:p>
       <w:pPr>
-        <w:pStyle w:val="1"/>
-        <w:bidi w:val="0"/>
-        <w:rPr>
-          <w:rStyle w:val="1Char"/>
-          <w:rFonts w:eastAsia="宋体" w:hint="default"/>
-          <w:lang w:val="en-US" w:eastAsia="zh-CN"/>
-        </w:rPr>
-      </w:pPr>
-      <w:bookmarkStart w:id="19" w:name="bookmark3"/>
+        <w:pStyle w:val="28"/>
+        <w:bidi w:val="0"/>
+        <w:rPr>
+          <w:rStyle w:val="38"/>
+          <w:rFonts w:hint="default" w:eastAsia="宋体"/>
+          <w:lang w:val="en-US" w:eastAsia="zh-CN"/>
+        </w:rPr>
+      </w:pPr>
+      <w:bookmarkStart w:id="18" w:name="bookmark3"/>
+      <w:bookmarkEnd w:id="18"/>
+      <w:bookmarkStart w:id="19" w:name="_Toc24456"/>
+      <w:bookmarkStart w:id="20" w:name="_Toc17424"/>
+      <w:r>
+        <w:rPr>
+          <w:rStyle w:val="38"/>
+          <w:rFonts w:hint="eastAsia" w:eastAsia="宋体"/>
+          <w:lang w:val="en-US" w:eastAsia="zh-CN"/>
+        </w:rPr>
+        <w:t>附则</w:t>
+      </w:r>
       <w:bookmarkEnd w:id="19"/>
-      <w:bookmarkStart w:id="20" w:name="_Toc17424"/>
-      <w:bookmarkStart w:id="21" w:name="_Toc24456"/>
-      <w:r>
-        <w:rPr>
-          <w:rStyle w:val="1Char"/>
-          <w:rFonts w:eastAsia="宋体" w:hint="eastAsia"/>
-          <w:lang w:val="en-US" w:eastAsia="zh-CN"/>
-        </w:rPr>
-        <w:t>附则</w:t>
-      </w:r>
       <w:bookmarkEnd w:id="20"/>
-      <w:bookmarkEnd w:id="21"/>
-    </w:p>
-    <w:p>
-      <w:pPr>
-        <w:pStyle w:val="a3"/>
+    </w:p>
+    <w:p>
+      <w:pPr>
+        <w:pStyle w:val="39"/>
         <w:numPr>
           <w:ilvl w:val="0"/>
           <w:numId w:val="10"/>
@@ -3577,7 +3603,7 @@
     </w:p>
     <w:p>
       <w:pPr>
-        <w:pStyle w:val="a3"/>
+        <w:pStyle w:val="39"/>
         <w:numPr>
           <w:ilvl w:val="0"/>
           <w:numId w:val="10"/>
@@ -3594,70 +3620,120 @@
     </w:p>
     <w:p>
       <w:pPr>
-        <w:pStyle w:val="1"/>
+        <w:pStyle w:val="28"/>
         <w:bidi w:val="0"/>
         <w:rPr>
           <w:rFonts w:hint="default"/>
           <w:lang w:val="en-US" w:eastAsia="zh-CN"/>
         </w:rPr>
       </w:pPr>
-      <w:bookmarkStart w:id="22" w:name="bookmark14"/>
+      <w:bookmarkStart w:id="21" w:name="bookmark14"/>
+      <w:bookmarkEnd w:id="21"/>
+      <w:bookmarkStart w:id="22" w:name="_Toc26309"/>
+      <w:r>
+        <w:rPr>
+          <w:rFonts w:hint="eastAsia"/>
+          <w:lang w:val="en-US" w:eastAsia="zh-CN"/>
+        </w:rPr>
+        <w:t>附件</w:t>
+      </w:r>
       <w:bookmarkEnd w:id="22"/>
-      <w:bookmarkStart w:id="23" w:name="_Toc26309"/>
+    </w:p>
+    <w:p>
+      <w:pPr>
+        <w:pStyle w:val="39"/>
+        <w:bidi w:val="0"/>
+        <w:rPr>
+          <w:rFonts w:hint="default"/>
+          <w:lang w:val="en-US" w:eastAsia="zh-CN"/>
+        </w:rPr>
+      </w:pPr>
       <w:r>
         <w:rPr>
           <w:rFonts w:hint="eastAsia"/>
           <w:lang w:val="en-US" w:eastAsia="zh-CN"/>
         </w:rPr>
-        <w:t>附件</w:t>
-      </w:r>
-      <w:bookmarkEnd w:id="23"/>
-    </w:p>
-    <w:p>
-      <w:pPr>
-        <w:pStyle w:val="a3"/>
-        <w:bidi w:val="0"/>
-        <w:rPr>
-          <w:rFonts w:hint="default"/>
-          <w:lang w:val="en-US" w:eastAsia="zh-CN"/>
-        </w:rPr>
-      </w:pPr>
-      <w:r>
-        <w:rPr>
-          <w:rFonts w:hint="eastAsia"/>
-          <w:lang w:val="en-US" w:eastAsia="zh-CN"/>
-        </w:rPr>
         <w:t>无</w:t>
       </w:r>
     </w:p>
     <w:sectPr>
-      <w:headerReference w:type="default" r:id="rId6"/>
+      <w:headerReference r:id="rId5" w:type="default"/>
       <w:pgSz w:w="11906" w:h="16838"/>
       <w:pgMar w:top="1417" w:right="1800" w:bottom="1440" w:left="1800" w:header="1140" w:footer="992" w:gutter="0"/>
-      <w:cols w:num="1" w:space="425"/>
+      <w:cols w:space="425" w:num="1"/>
       <w:docGrid w:type="lines" w:linePitch="312" w:charSpace="0"/>
     </w:sectPr>
   </w:body>
 </w:document>
 </file>
 
+<file path=word/endnotes.xml><?xml version="1.0" encoding="utf-8"?>
+<w:endnotes xmlns:wpc="http://schemas.microsoft.com/office/word/2010/wordprocessingCanvas" xmlns:mc="http://schemas.openxmlformats.org/markup-compatibility/2006" xmlns:o="urn:schemas-microsoft-com:office:office" xmlns:r="http://schemas.openxmlformats.org/officeDocument/2006/relationships" xmlns:m="http://schemas.openxmlformats.org/officeDocument/2006/math" xmlns:v="urn:schemas-microsoft-com:vml" xmlns:wp14="http://schemas.microsoft.com/office/word/2010/wordprocessingDrawing" xmlns:wp="http://schemas.openxmlformats.org/drawingml/2006/wordprocessingDrawing" xmlns:w="http://schemas.openxmlformats.org/wordprocessingml/2006/main" xmlns:w14="http://schemas.microsoft.com/office/word/2010/wordml" xmlns:w15="http://schemas.microsoft.com/office/word/2012/wordml" xmlns:w10="urn:schemas-microsoft-com:office:word" xmlns:wpg="http://schemas.microsoft.com/office/word/2010/wordprocessingGroup" xmlns:wpi="http://schemas.microsoft.com/office/word/2010/wordprocessingInk" xmlns:wne="http://schemas.microsoft.com/office/word/2006/wordml" xmlns:wps="http://schemas.microsoft.com/office/word/2010/wordprocessingShape" xmlns:wpsCustomData="http://www.wps.cn/officeDocument/2013/wpsCustomData" mc:Ignorable="w14 w15 wp14">
+  <w:endnote w:type="separator" w:id="0">
+    <w:p>
+      <w:pPr>
+        <w:spacing w:line="240" w:lineRule="auto"/>
+      </w:pPr>
+      <w:r>
+        <w:separator/>
+      </w:r>
+    </w:p>
+  </w:endnote>
+  <w:endnote w:type="continuationSeparator" w:id="1">
+    <w:p>
+      <w:pPr>
+        <w:spacing w:line="240" w:lineRule="auto"/>
+      </w:pPr>
+      <w:r>
+        <w:continuationSeparator/>
+      </w:r>
+    </w:p>
+  </w:endnote>
+</w:endnotes>
+</file>
+
+<file path=word/footnotes.xml><?xml version="1.0" encoding="utf-8"?>
+<w:footnotes xmlns:wpc="http://schemas.microsoft.com/office/word/2010/wordprocessingCanvas" xmlns:mc="http://schemas.openxmlformats.org/markup-compatibility/2006" xmlns:o="urn:schemas-microsoft-com:office:office" xmlns:r="http://schemas.openxmlformats.org/officeDocument/2006/relationships" xmlns:m="http://schemas.openxmlformats.org/officeDocument/2006/math" xmlns:v="urn:schemas-microsoft-com:vml" xmlns:wp14="http://schemas.microsoft.com/office/word/2010/wordprocessingDrawing" xmlns:wp="http://schemas.openxmlformats.org/drawingml/2006/wordprocessingDrawing" xmlns:w="http://schemas.openxmlformats.org/wordprocessingml/2006/main" xmlns:w14="http://schemas.microsoft.com/office/word/2010/wordml" xmlns:w15="http://schemas.microsoft.com/office/word/2012/wordml" xmlns:w10="urn:schemas-microsoft-com:office:word" xmlns:wpg="http://schemas.microsoft.com/office/word/2010/wordprocessingGroup" xmlns:wpi="http://schemas.microsoft.com/office/word/2010/wordprocessingInk" xmlns:wne="http://schemas.microsoft.com/office/word/2006/wordml" xmlns:wps="http://schemas.microsoft.com/office/word/2010/wordprocessingShape" xmlns:wpsCustomData="http://www.wps.cn/officeDocument/2013/wpsCustomData" mc:Ignorable="w14 w15 wp14">
+  <w:footnote w:type="separator" w:id="0">
+    <w:p>
+      <w:pPr>
+        <w:spacing w:line="360" w:lineRule="auto"/>
+      </w:pPr>
+      <w:r>
+        <w:separator/>
+      </w:r>
+    </w:p>
+  </w:footnote>
+  <w:footnote w:type="continuationSeparator" w:id="1">
+    <w:p>
+      <w:pPr>
+        <w:spacing w:line="360" w:lineRule="auto"/>
+      </w:pPr>
+      <w:r>
+        <w:continuationSeparator/>
+      </w:r>
+    </w:p>
+  </w:footnote>
+</w:footnotes>
+</file>
+
 <file path=word/header1.xml><?xml version="1.0" encoding="utf-8"?>
-<w:hdr xmlns:wpc="http://schemas.microsoft.com/office/word/2010/wordprocessingCanvas" xmlns:mc="http://schemas.openxmlformats.org/markup-compatibility/2006" xmlns:o="urn:schemas-microsoft-com:office:office" xmlns:r="http://schemas.openxmlformats.org/officeDocument/2006/relationships" xmlns:m="http://schemas.openxmlformats.org/officeDocument/2006/math" xmlns:v="urn:schemas-microsoft-com:vml" xmlns:wp14="http://schemas.microsoft.com/office/word/2010/wordprocessingDrawing" xmlns:wp="http://schemas.openxmlformats.org/drawingml/2006/wordprocessingDrawing" xmlns:w10="urn:schemas-microsoft-com:office:word" xmlns:w="http://schemas.openxmlformats.org/wordprocessingml/2006/main" xmlns:w14="http://schemas.microsoft.com/office/word/2010/wordml" xmlns:w15="http://schemas.microsoft.com/office/word/2012/wordml" xmlns:wne="http://schemas.microsoft.com/office/word/2006/wordml" xmlns:wpg="http://schemas.microsoft.com/office/word/2010/wordprocessingGroup" xmlns:wpi="http://schemas.microsoft.com/office/word/2010/wordprocessingInk" xmlns:wps="http://schemas.microsoft.com/office/word/2010/wordprocessingShape" mc:Ignorable="w14 w15 wp14">
+<w:hdr xmlns:wpc="http://schemas.microsoft.com/office/word/2010/wordprocessingCanvas" xmlns:mc="http://schemas.openxmlformats.org/markup-compatibility/2006" xmlns:o="urn:schemas-microsoft-com:office:office" xmlns:r="http://schemas.openxmlformats.org/officeDocument/2006/relationships" xmlns:m="http://schemas.openxmlformats.org/officeDocument/2006/math" xmlns:v="urn:schemas-microsoft-com:vml" xmlns:wp14="http://schemas.microsoft.com/office/word/2010/wordprocessingDrawing" xmlns:wp="http://schemas.openxmlformats.org/drawingml/2006/wordprocessingDrawing" xmlns:w10="urn:schemas-microsoft-com:office:word" xmlns:w="http://schemas.openxmlformats.org/wordprocessingml/2006/main" xmlns:w14="http://schemas.microsoft.com/office/word/2010/wordml" xmlns:w15="http://schemas.microsoft.com/office/word/2012/wordml" xmlns:wpg="http://schemas.microsoft.com/office/word/2010/wordprocessingGroup" xmlns:wpi="http://schemas.microsoft.com/office/word/2010/wordprocessingInk" xmlns:wne="http://schemas.microsoft.com/office/word/2006/wordml" xmlns:wps="http://schemas.microsoft.com/office/word/2010/wordprocessingShape" xmlns:wpsCustomData="http://www.wps.cn/officeDocument/2013/wpsCustomData" mc:Ignorable="w14 w15 wp14">
   <w:p>
     <w:pPr>
-      <w:pStyle w:val="Header"/>
+      <w:pStyle w:val="15"/>
       <w:pBdr>
-        <w:bottom w:val="single" w:sz="4" w:space="1" w:color="auto"/>
+        <w:bottom w:val="single" w:color="auto" w:sz="4" w:space="1"/>
       </w:pBdr>
       <w:jc w:val="right"/>
       <w:rPr>
-        <w:rFonts w:eastAsiaTheme="minorEastAsia" w:hint="eastAsia"/>
+        <w:rFonts w:hint="eastAsia" w:eastAsiaTheme="minorEastAsia"/>
         <w:lang w:eastAsia="zh-CN"/>
       </w:rPr>
     </w:pPr>
     <w:r>
       <w:rPr>
-        <w:rFonts w:eastAsiaTheme="minorEastAsia" w:hint="eastAsia"/>
+        <w:rFonts w:hint="eastAsia" w:eastAsiaTheme="minorEastAsia"/>
         <w:lang w:eastAsia="zh-CN"/>
       </w:rPr>
       <w:t>天津通海信息技术有限公司</w:t>
@@ -3667,15 +3743,15 @@
 </file>
 
 <file path=word/numbering.xml><?xml version="1.0" encoding="utf-8"?>
-<w:numbering xmlns:wpc="http://schemas.microsoft.com/office/word/2010/wordprocessingCanvas" xmlns:mc="http://schemas.openxmlformats.org/markup-compatibility/2006" xmlns:o="urn:schemas-microsoft-com:office:office" xmlns:r="http://schemas.openxmlformats.org/officeDocument/2006/relationships" xmlns:m="http://schemas.openxmlformats.org/officeDocument/2006/math" xmlns:v="urn:schemas-microsoft-com:vml" xmlns:wp14="http://schemas.microsoft.com/office/word/2010/wordprocessingDrawing" xmlns:wp="http://schemas.openxmlformats.org/drawingml/2006/wordprocessingDrawing" xmlns:w10="urn:schemas-microsoft-com:office:word" xmlns:w="http://schemas.openxmlformats.org/wordprocessingml/2006/main" xmlns:w14="http://schemas.microsoft.com/office/word/2010/wordml" xmlns:w15="http://schemas.microsoft.com/office/word/2012/wordml" xmlns:wne="http://schemas.microsoft.com/office/word/2006/wordml" xmlns:wpg="http://schemas.microsoft.com/office/word/2010/wordprocessingGroup" xmlns:wpi="http://schemas.microsoft.com/office/word/2010/wordprocessingInk" xmlns:wps="http://schemas.microsoft.com/office/word/2010/wordprocessingShape" mc:Ignorable="w14 w15 wp14">
+<w:numbering xmlns:wpc="http://schemas.microsoft.com/office/word/2010/wordprocessingCanvas" xmlns:mc="http://schemas.openxmlformats.org/markup-compatibility/2006" xmlns:o="urn:schemas-microsoft-com:office:office" xmlns:r="http://schemas.openxmlformats.org/officeDocument/2006/relationships" xmlns:m="http://schemas.openxmlformats.org/officeDocument/2006/math" xmlns:v="urn:schemas-microsoft-com:vml" xmlns:wp14="http://schemas.microsoft.com/office/word/2010/wordprocessingDrawing" xmlns:wp="http://schemas.openxmlformats.org/drawingml/2006/wordprocessingDrawing" xmlns:w10="urn:schemas-microsoft-com:office:word" xmlns:w="http://schemas.openxmlformats.org/wordprocessingml/2006/main" xmlns:w14="http://schemas.microsoft.com/office/word/2010/wordml" xmlns:wpg="http://schemas.microsoft.com/office/word/2010/wordprocessingGroup" xmlns:wpi="http://schemas.microsoft.com/office/word/2010/wordprocessingInk" xmlns:wne="http://schemas.microsoft.com/office/word/2006/wordml" xmlns:wps="http://schemas.microsoft.com/office/word/2010/wordprocessingShape" xmlns:wpsCustomData="http://www.wps.cn/officeDocument/2013/wpsCustomData" mc:Ignorable="w14 wp14">
   <w:abstractNum w:abstractNumId="0">
     <w:nsid w:val="8E964DCE"/>
     <w:multiLevelType w:val="multilevel"/>
     <w:tmpl w:val="8E964DCE"/>
-    <w:lvl w:ilvl="0">
+    <w:lvl w:ilvl="0" w:tentative="0">
       <w:start w:val="1"/>
       <w:numFmt w:val="decimal"/>
-      <w:pStyle w:val="Heading1"/>
+      <w:pStyle w:val="2"/>
       <w:lvlText w:val="%1."/>
       <w:lvlJc w:val="left"/>
       <w:pPr>
@@ -3685,10 +3761,10 @@
         <w:rFonts w:hint="default"/>
       </w:rPr>
     </w:lvl>
-    <w:lvl w:ilvl="1">
+    <w:lvl w:ilvl="1" w:tentative="0">
       <w:start w:val="1"/>
       <w:numFmt w:val="decimal"/>
-      <w:pStyle w:val="Heading2"/>
+      <w:pStyle w:val="3"/>
       <w:lvlText w:val="%1.%2."/>
       <w:lvlJc w:val="left"/>
       <w:pPr>
@@ -3698,10 +3774,10 @@
         <w:rFonts w:hint="default"/>
       </w:rPr>
     </w:lvl>
-    <w:lvl w:ilvl="2">
+    <w:lvl w:ilvl="2" w:tentative="0">
       <w:start w:val="1"/>
       <w:numFmt w:val="decimal"/>
-      <w:pStyle w:val="Heading3"/>
+      <w:pStyle w:val="4"/>
       <w:lvlText w:val="%1.%2.%3."/>
       <w:lvlJc w:val="left"/>
       <w:pPr>
@@ -3711,10 +3787,10 @@
         <w:rFonts w:hint="default"/>
       </w:rPr>
     </w:lvl>
-    <w:lvl w:ilvl="3">
+    <w:lvl w:ilvl="3" w:tentative="0">
       <w:start w:val="1"/>
       <w:numFmt w:val="decimal"/>
-      <w:pStyle w:val="Heading4"/>
+      <w:pStyle w:val="5"/>
       <w:lvlText w:val="%1.%2.%3.%4."/>
       <w:lvlJc w:val="left"/>
       <w:pPr>
@@ -3724,10 +3800,10 @@
         <w:rFonts w:hint="default"/>
       </w:rPr>
     </w:lvl>
-    <w:lvl w:ilvl="4">
+    <w:lvl w:ilvl="4" w:tentative="0">
       <w:start w:val="1"/>
       <w:numFmt w:val="decimal"/>
-      <w:pStyle w:val="Heading5"/>
+      <w:pStyle w:val="6"/>
       <w:lvlText w:val="%1.%2.%3.%4.%5."/>
       <w:lvlJc w:val="left"/>
       <w:pPr>
@@ -3737,10 +3813,10 @@
         <w:rFonts w:hint="default"/>
       </w:rPr>
     </w:lvl>
-    <w:lvl w:ilvl="5">
+    <w:lvl w:ilvl="5" w:tentative="0">
       <w:start w:val="1"/>
       <w:numFmt w:val="decimal"/>
-      <w:pStyle w:val="Heading6"/>
+      <w:pStyle w:val="7"/>
       <w:lvlText w:val="%1.%2.%3.%4.%5.%6."/>
       <w:lvlJc w:val="left"/>
       <w:pPr>
@@ -3750,10 +3826,10 @@
         <w:rFonts w:hint="default"/>
       </w:rPr>
     </w:lvl>
-    <w:lvl w:ilvl="6">
+    <w:lvl w:ilvl="6" w:tentative="0">
       <w:start w:val="1"/>
       <w:numFmt w:val="decimal"/>
-      <w:pStyle w:val="Heading7"/>
+      <w:pStyle w:val="8"/>
       <w:lvlText w:val="%1.%2.%3.%4.%5.%6.%7."/>
       <w:lvlJc w:val="left"/>
       <w:pPr>
@@ -3763,10 +3839,10 @@
         <w:rFonts w:hint="default"/>
       </w:rPr>
     </w:lvl>
-    <w:lvl w:ilvl="7">
+    <w:lvl w:ilvl="7" w:tentative="0">
       <w:start w:val="1"/>
       <w:numFmt w:val="decimal"/>
-      <w:pStyle w:val="Heading8"/>
+      <w:pStyle w:val="9"/>
       <w:lvlText w:val="%1.%2.%3.%4.%5.%6.%7.%8."/>
       <w:lvlJc w:val="left"/>
       <w:pPr>
@@ -3776,10 +3852,10 @@
         <w:rFonts w:hint="default"/>
       </w:rPr>
     </w:lvl>
-    <w:lvl w:ilvl="8">
+    <w:lvl w:ilvl="8" w:tentative="0">
       <w:start w:val="1"/>
       <w:numFmt w:val="decimal"/>
-      <w:pStyle w:val="Heading9"/>
+      <w:pStyle w:val="10"/>
       <w:lvlText w:val="%1.%2.%3.%4.%5.%6.%7.%8.%9."/>
       <w:lvlJc w:val="left"/>
       <w:pPr>
@@ -3794,7 +3870,7 @@
     <w:nsid w:val="A286689B"/>
     <w:multiLevelType w:val="singleLevel"/>
     <w:tmpl w:val="A286689B"/>
-    <w:lvl w:ilvl="0">
+    <w:lvl w:ilvl="0" w:tentative="0">
       <w:start w:val="1"/>
       <w:numFmt w:val="decimal"/>
       <w:lvlText w:val="%1."/>
@@ -3811,7 +3887,7 @@
     <w:nsid w:val="D7DB57CC"/>
     <w:multiLevelType w:val="singleLevel"/>
     <w:tmpl w:val="D7DB57CC"/>
-    <w:lvl w:ilvl="0">
+    <w:lvl w:ilvl="0" w:tentative="0">
       <w:start w:val="1"/>
       <w:numFmt w:val="decimal"/>
       <w:lvlText w:val="%1."/>
@@ -3828,7 +3904,7 @@
     <w:nsid w:val="F9539CF3"/>
     <w:multiLevelType w:val="singleLevel"/>
     <w:tmpl w:val="F9539CF3"/>
-    <w:lvl w:ilvl="0">
+    <w:lvl w:ilvl="0" w:tentative="0">
       <w:start w:val="1"/>
       <w:numFmt w:val="decimal"/>
       <w:lvlText w:val="%1."/>
@@ -3845,7 +3921,7 @@
     <w:nsid w:val="0B284C1D"/>
     <w:multiLevelType w:val="singleLevel"/>
     <w:tmpl w:val="0B284C1D"/>
-    <w:lvl w:ilvl="0">
+    <w:lvl w:ilvl="0" w:tentative="0">
       <w:start w:val="1"/>
       <w:numFmt w:val="decimal"/>
       <w:lvlText w:val="%1."/>
@@ -3862,7 +3938,7 @@
     <w:nsid w:val="28C883C4"/>
     <w:multiLevelType w:val="singleLevel"/>
     <w:tmpl w:val="28C883C4"/>
-    <w:lvl w:ilvl="0">
+    <w:lvl w:ilvl="0" w:tentative="0">
       <w:start w:val="1"/>
       <w:numFmt w:val="decimal"/>
       <w:lvlText w:val="(%1)"/>
@@ -3882,7 +3958,7 @@
     <w:nsid w:val="42914AA9"/>
     <w:multiLevelType w:val="singleLevel"/>
     <w:tmpl w:val="42914AA9"/>
-    <w:lvl w:ilvl="0">
+    <w:lvl w:ilvl="0" w:tentative="0">
       <w:start w:val="1"/>
       <w:numFmt w:val="decimal"/>
       <w:lvlText w:val="%1."/>
@@ -3899,7 +3975,7 @@
     <w:nsid w:val="5D665BE7"/>
     <w:multiLevelType w:val="singleLevel"/>
     <w:tmpl w:val="5D665BE7"/>
-    <w:lvl w:ilvl="0">
+    <w:lvl w:ilvl="0" w:tentative="0">
       <w:start w:val="1"/>
       <w:numFmt w:val="decimal"/>
       <w:lvlText w:val="%1."/>
@@ -3916,7 +3992,7 @@
     <w:nsid w:val="60B5DFAC"/>
     <w:multiLevelType w:val="singleLevel"/>
     <w:tmpl w:val="60B5DFAC"/>
-    <w:lvl w:ilvl="0">
+    <w:lvl w:ilvl="0" w:tentative="0">
       <w:start w:val="1"/>
       <w:numFmt w:val="decimal"/>
       <w:lvlText w:val="%1."/>
@@ -3933,7 +4009,7 @@
     <w:nsid w:val="6C18698D"/>
     <w:multiLevelType w:val="singleLevel"/>
     <w:tmpl w:val="6C18698D"/>
-    <w:lvl w:ilvl="0">
+    <w:lvl w:ilvl="0" w:tentative="0">
       <w:start w:val="1"/>
       <w:numFmt w:val="decimal"/>
       <w:lvlText w:val="%1."/>
@@ -3980,267 +4056,269 @@
 </file>
 
 <file path=word/styles.xml><?xml version="1.0" encoding="utf-8"?>
-<w:styles xmlns:mc="http://schemas.openxmlformats.org/markup-compatibility/2006" xmlns:r="http://schemas.openxmlformats.org/officeDocument/2006/relationships" xmlns:w="http://schemas.openxmlformats.org/wordprocessingml/2006/main" xmlns:w14="http://schemas.microsoft.com/office/word/2010/wordml" xmlns:w15="http://schemas.microsoft.com/office/word/2012/wordml" mc:Ignorable="w14 w15">
+<w:styles xmlns:mc="http://schemas.openxmlformats.org/markup-compatibility/2006" xmlns:o="urn:schemas-microsoft-com:office:office" xmlns:r="http://schemas.openxmlformats.org/officeDocument/2006/relationships" xmlns:m="http://schemas.openxmlformats.org/officeDocument/2006/math" xmlns:v="urn:schemas-microsoft-com:vml" xmlns:w="http://schemas.openxmlformats.org/wordprocessingml/2006/main" xmlns:w14="http://schemas.microsoft.com/office/word/2010/wordml" xmlns:w10="urn:schemas-microsoft-com:office:word" xmlns:sl="http://schemas.openxmlformats.org/schemaLibrary/2006/main" xmlns:wpsCustomData="http://www.wps.cn/officeDocument/2013/wpsCustomData" mc:Ignorable="w14">
   <w:docDefaults>
     <w:rPrDefault>
       <w:rPr>
-        <w:rFonts w:ascii="Times New Roman" w:eastAsia="宋体" w:hAnsi="Times New Roman" w:cs="Times New Roman"/>
+        <w:rFonts w:ascii="Times New Roman" w:hAnsi="Times New Roman" w:eastAsia="宋体" w:cs="Times New Roman"/>
       </w:rPr>
     </w:rPrDefault>
     <w:pPrDefault/>
   </w:docDefaults>
-  <w:latentStyles w:defLockedState="0" w:defUIPriority="99" w:defSemiHidden="1" w:defUnhideWhenUsed="1" w:defQFormat="0" w:count="260">
-    <w:lsdException w:name="Normal" w:semiHidden="0" w:uiPriority="0" w:unhideWhenUsed="0" w:qFormat="1"/>
-    <w:lsdException w:name="heading 1" w:semiHidden="0" w:uiPriority="0" w:unhideWhenUsed="0" w:qFormat="1"/>
-    <w:lsdException w:name="heading 2" w:semiHidden="0" w:uiPriority="0" w:qFormat="1"/>
-    <w:lsdException w:name="heading 3" w:uiPriority="0" w:qFormat="1"/>
-    <w:lsdException w:name="heading 4" w:semiHidden="0" w:uiPriority="0" w:qFormat="1"/>
-    <w:lsdException w:name="heading 5" w:uiPriority="0" w:qFormat="1"/>
-    <w:lsdException w:name="heading 6" w:uiPriority="0" w:qFormat="1"/>
-    <w:lsdException w:name="heading 7" w:uiPriority="0" w:qFormat="1"/>
-    <w:lsdException w:name="heading 8" w:uiPriority="0" w:qFormat="1"/>
-    <w:lsdException w:name="heading 9" w:uiPriority="0" w:qFormat="1"/>
-    <w:lsdException w:name="index 1" w:semiHidden="0" w:uiPriority="0" w:unhideWhenUsed="0"/>
-    <w:lsdException w:name="index 2" w:semiHidden="0" w:uiPriority="0" w:unhideWhenUsed="0"/>
-    <w:lsdException w:name="index 3" w:semiHidden="0" w:uiPriority="0" w:unhideWhenUsed="0"/>
-    <w:lsdException w:name="index 4" w:semiHidden="0" w:uiPriority="0" w:unhideWhenUsed="0"/>
-    <w:lsdException w:name="index 5" w:semiHidden="0" w:uiPriority="0" w:unhideWhenUsed="0"/>
-    <w:lsdException w:name="index 6" w:semiHidden="0" w:uiPriority="0" w:unhideWhenUsed="0"/>
-    <w:lsdException w:name="index 7" w:semiHidden="0" w:uiPriority="0" w:unhideWhenUsed="0"/>
-    <w:lsdException w:name="index 8" w:semiHidden="0" w:uiPriority="0" w:unhideWhenUsed="0"/>
-    <w:lsdException w:name="index 9" w:semiHidden="0" w:uiPriority="0" w:unhideWhenUsed="0"/>
-    <w:lsdException w:name="toc 1" w:semiHidden="0" w:uiPriority="0" w:unhideWhenUsed="0" w:qFormat="1"/>
-    <w:lsdException w:name="toc 2" w:semiHidden="0" w:uiPriority="0" w:unhideWhenUsed="0" w:qFormat="1"/>
-    <w:lsdException w:name="toc 3" w:semiHidden="0" w:uiPriority="0" w:unhideWhenUsed="0" w:qFormat="1"/>
-    <w:lsdException w:name="toc 4" w:semiHidden="0" w:uiPriority="0" w:unhideWhenUsed="0"/>
-    <w:lsdException w:name="toc 5" w:semiHidden="0" w:uiPriority="0" w:unhideWhenUsed="0"/>
-    <w:lsdException w:name="toc 6" w:semiHidden="0" w:uiPriority="0" w:unhideWhenUsed="0"/>
-    <w:lsdException w:name="toc 7" w:semiHidden="0" w:uiPriority="0" w:unhideWhenUsed="0"/>
-    <w:lsdException w:name="toc 8" w:semiHidden="0" w:uiPriority="0" w:unhideWhenUsed="0"/>
-    <w:lsdException w:name="toc 9" w:semiHidden="0" w:uiPriority="0" w:unhideWhenUsed="0"/>
-    <w:lsdException w:name="Normal Indent" w:semiHidden="0" w:uiPriority="0" w:unhideWhenUsed="0"/>
-    <w:lsdException w:name="footnote text" w:semiHidden="0" w:uiPriority="0" w:unhideWhenUsed="0"/>
-    <w:lsdException w:name="annotation text" w:semiHidden="0" w:uiPriority="0" w:unhideWhenUsed="0" w:qFormat="1"/>
-    <w:lsdException w:name="header" w:semiHidden="0" w:uiPriority="0" w:unhideWhenUsed="0" w:qFormat="1"/>
-    <w:lsdException w:name="footer" w:semiHidden="0" w:uiPriority="0" w:unhideWhenUsed="0" w:qFormat="1"/>
-    <w:lsdException w:name="index heading" w:semiHidden="0" w:uiPriority="0" w:unhideWhenUsed="0"/>
-    <w:lsdException w:name="caption" w:uiPriority="0" w:qFormat="1"/>
-    <w:lsdException w:name="table of figures" w:semiHidden="0" w:uiPriority="0" w:unhideWhenUsed="0"/>
-    <w:lsdException w:name="envelope address" w:semiHidden="0" w:uiPriority="0" w:unhideWhenUsed="0"/>
-    <w:lsdException w:name="envelope return" w:semiHidden="0" w:uiPriority="0" w:unhideWhenUsed="0"/>
-    <w:lsdException w:name="footnote reference" w:semiHidden="0" w:uiPriority="0" w:unhideWhenUsed="0"/>
-    <w:lsdException w:name="annotation reference" w:semiHidden="0" w:uiPriority="0" w:unhideWhenUsed="0"/>
-    <w:lsdException w:name="line number" w:semiHidden="0" w:uiPriority="0" w:unhideWhenUsed="0"/>
-    <w:lsdException w:name="page number" w:semiHidden="0" w:uiPriority="0" w:unhideWhenUsed="0"/>
-    <w:lsdException w:name="endnote reference" w:semiHidden="0" w:uiPriority="0" w:unhideWhenUsed="0"/>
-    <w:lsdException w:name="endnote text" w:semiHidden="0" w:uiPriority="0" w:unhideWhenUsed="0"/>
-    <w:lsdException w:name="table of authorities" w:semiHidden="0" w:uiPriority="0" w:unhideWhenUsed="0"/>
-    <w:lsdException w:name="macro" w:semiHidden="0" w:uiPriority="0" w:unhideWhenUsed="0"/>
-    <w:lsdException w:name="toa heading" w:semiHidden="0" w:uiPriority="0" w:unhideWhenUsed="0"/>
-    <w:lsdException w:name="List" w:semiHidden="0" w:uiPriority="0" w:unhideWhenUsed="0"/>
-    <w:lsdException w:name="List Bullet" w:semiHidden="0" w:uiPriority="0" w:unhideWhenUsed="0"/>
-    <w:lsdException w:name="List Number" w:semiHidden="0" w:uiPriority="0" w:unhideWhenUsed="0"/>
-    <w:lsdException w:name="List 2" w:semiHidden="0" w:uiPriority="0" w:unhideWhenUsed="0"/>
-    <w:lsdException w:name="List 3" w:semiHidden="0" w:uiPriority="0" w:unhideWhenUsed="0"/>
-    <w:lsdException w:name="List 4" w:semiHidden="0" w:uiPriority="0" w:unhideWhenUsed="0"/>
-    <w:lsdException w:name="List 5" w:semiHidden="0" w:uiPriority="0" w:unhideWhenUsed="0"/>
-    <w:lsdException w:name="List Bullet 2" w:semiHidden="0" w:uiPriority="0" w:unhideWhenUsed="0"/>
-    <w:lsdException w:name="List Bullet 3" w:semiHidden="0" w:uiPriority="0" w:unhideWhenUsed="0"/>
-    <w:lsdException w:name="List Bullet 4" w:semiHidden="0" w:uiPriority="0" w:unhideWhenUsed="0"/>
-    <w:lsdException w:name="List Bullet 5" w:semiHidden="0" w:uiPriority="0" w:unhideWhenUsed="0"/>
-    <w:lsdException w:name="List Number 2" w:semiHidden="0" w:uiPriority="0" w:unhideWhenUsed="0"/>
-    <w:lsdException w:name="List Number 3" w:semiHidden="0" w:uiPriority="0" w:unhideWhenUsed="0"/>
-    <w:lsdException w:name="List Number 4" w:semiHidden="0" w:uiPriority="0" w:unhideWhenUsed="0"/>
-    <w:lsdException w:name="List Number 5" w:semiHidden="0" w:uiPriority="0" w:unhideWhenUsed="0"/>
-    <w:lsdException w:name="Title" w:semiHidden="0" w:uiPriority="0" w:unhideWhenUsed="0" w:qFormat="1"/>
-    <w:lsdException w:name="Closing" w:semiHidden="0" w:uiPriority="0" w:unhideWhenUsed="0"/>
-    <w:lsdException w:name="Signature" w:semiHidden="0" w:uiPriority="0" w:unhideWhenUsed="0"/>
-    <w:lsdException w:name="Default Paragraph Font" w:uiPriority="0" w:unhideWhenUsed="0" w:qFormat="1"/>
-    <w:lsdException w:name="Body Text" w:uiPriority="0" w:unhideWhenUsed="0" w:qFormat="1"/>
-    <w:lsdException w:name="Body Text Indent" w:semiHidden="0" w:uiPriority="0" w:unhideWhenUsed="0"/>
-    <w:lsdException w:name="List Continue" w:semiHidden="0" w:uiPriority="0" w:unhideWhenUsed="0"/>
-    <w:lsdException w:name="List Continue 2" w:semiHidden="0" w:uiPriority="0" w:unhideWhenUsed="0"/>
-    <w:lsdException w:name="List Continue 3" w:semiHidden="0" w:uiPriority="0" w:unhideWhenUsed="0"/>
-    <w:lsdException w:name="List Continue 4" w:semiHidden="0" w:uiPriority="0" w:unhideWhenUsed="0"/>
-    <w:lsdException w:name="List Continue 5" w:semiHidden="0" w:uiPriority="0" w:unhideWhenUsed="0"/>
-    <w:lsdException w:name="Message Header" w:semiHidden="0" w:uiPriority="0" w:unhideWhenUsed="0"/>
-    <w:lsdException w:name="Subtitle" w:semiHidden="0" w:uiPriority="0" w:unhideWhenUsed="0" w:qFormat="1"/>
-    <w:lsdException w:name="Salutation" w:semiHidden="0" w:uiPriority="0" w:unhideWhenUsed="0"/>
-    <w:lsdException w:name="Date" w:semiHidden="0" w:uiPriority="0" w:unhideWhenUsed="0"/>
-    <w:lsdException w:name="Body Text First Indent" w:semiHidden="0" w:uiPriority="0" w:unhideWhenUsed="0"/>
-    <w:lsdException w:name="Body Text First Indent 2" w:semiHidden="0" w:uiPriority="0" w:unhideWhenUsed="0"/>
-    <w:lsdException w:name="Body Text 2" w:semiHidden="0" w:uiPriority="0" w:unhideWhenUsed="0"/>
-    <w:lsdException w:name="Body Text 3" w:semiHidden="0" w:uiPriority="0" w:unhideWhenUsed="0"/>
-    <w:lsdException w:name="Body Text Indent 2" w:semiHidden="0" w:uiPriority="0" w:unhideWhenUsed="0"/>
-    <w:lsdException w:name="Body Text Indent 3" w:semiHidden="0" w:uiPriority="0" w:unhideWhenUsed="0"/>
-    <w:lsdException w:name="Block Text" w:semiHidden="0" w:uiPriority="0" w:unhideWhenUsed="0"/>
-    <w:lsdException w:name="Hyperlink" w:semiHidden="0" w:uiPriority="0" w:unhideWhenUsed="0"/>
-    <w:lsdException w:name="FollowedHyperlink" w:semiHidden="0" w:uiPriority="0" w:unhideWhenUsed="0"/>
-    <w:lsdException w:name="Strong" w:semiHidden="0" w:uiPriority="0" w:unhideWhenUsed="0" w:qFormat="1"/>
-    <w:lsdException w:name="Emphasis" w:semiHidden="0" w:uiPriority="0" w:unhideWhenUsed="0" w:qFormat="1"/>
-    <w:lsdException w:name="Document Map" w:semiHidden="0" w:uiPriority="0" w:unhideWhenUsed="0"/>
-    <w:lsdException w:name="Plain Text" w:semiHidden="0" w:uiPriority="0" w:unhideWhenUsed="0"/>
-    <w:lsdException w:name="E-mail Signature" w:semiHidden="0" w:uiPriority="0" w:unhideWhenUsed="0"/>
-    <w:lsdException w:name="Normal (Web)" w:semiHidden="0" w:uiPriority="0" w:unhideWhenUsed="0" w:qFormat="1"/>
-    <w:lsdException w:name="HTML Acronym" w:semiHidden="0" w:uiPriority="0" w:unhideWhenUsed="0"/>
-    <w:lsdException w:name="HTML Address" w:semiHidden="0" w:uiPriority="0" w:unhideWhenUsed="0"/>
-    <w:lsdException w:name="HTML Cite" w:semiHidden="0" w:uiPriority="0" w:unhideWhenUsed="0"/>
-    <w:lsdException w:name="HTML Code" w:semiHidden="0" w:uiPriority="0" w:unhideWhenUsed="0"/>
-    <w:lsdException w:name="HTML Definition" w:semiHidden="0" w:uiPriority="0" w:unhideWhenUsed="0"/>
-    <w:lsdException w:name="HTML Keyboard" w:semiHidden="0" w:uiPriority="0" w:unhideWhenUsed="0"/>
-    <w:lsdException w:name="HTML Preformatted" w:semiHidden="0" w:uiPriority="0" w:unhideWhenUsed="0"/>
-    <w:lsdException w:name="HTML Sample" w:semiHidden="0" w:uiPriority="0" w:unhideWhenUsed="0"/>
-    <w:lsdException w:name="HTML Typewriter" w:semiHidden="0" w:uiPriority="0" w:unhideWhenUsed="0"/>
-    <w:lsdException w:name="HTML Variable" w:semiHidden="0" w:uiPriority="0" w:unhideWhenUsed="0"/>
-    <w:lsdException w:name="Normal Table" w:uiPriority="0" w:unhideWhenUsed="0" w:qFormat="1"/>
-    <w:lsdException w:name="annotation subject" w:semiHidden="0" w:uiPriority="0" w:unhideWhenUsed="0"/>
-    <w:lsdException w:name="Table Simple 1" w:semiHidden="0" w:uiPriority="0" w:unhideWhenUsed="0"/>
-    <w:lsdException w:name="Table Simple 2" w:semiHidden="0" w:uiPriority="0" w:unhideWhenUsed="0"/>
-    <w:lsdException w:name="Table Simple 3" w:semiHidden="0" w:uiPriority="0" w:unhideWhenUsed="0"/>
-    <w:lsdException w:name="Table Classic 1" w:semiHidden="0" w:uiPriority="0" w:unhideWhenUsed="0"/>
-    <w:lsdException w:name="Table Classic 2" w:semiHidden="0" w:uiPriority="0" w:unhideWhenUsed="0"/>
-    <w:lsdException w:name="Table Classic 3" w:semiHidden="0" w:uiPriority="0" w:unhideWhenUsed="0"/>
-    <w:lsdException w:name="Table Classic 4" w:semiHidden="0" w:uiPriority="0" w:unhideWhenUsed="0"/>
-    <w:lsdException w:name="Table Colorful 1" w:semiHidden="0" w:uiPriority="0" w:unhideWhenUsed="0"/>
-    <w:lsdException w:name="Table Colorful 2" w:semiHidden="0" w:uiPriority="0" w:unhideWhenUsed="0"/>
-    <w:lsdException w:name="Table Colorful 3" w:semiHidden="0" w:uiPriority="0" w:unhideWhenUsed="0"/>
-    <w:lsdException w:name="Table Columns 1" w:semiHidden="0" w:uiPriority="0" w:unhideWhenUsed="0"/>
-    <w:lsdException w:name="Table Columns 2" w:semiHidden="0" w:uiPriority="0" w:unhideWhenUsed="0"/>
-    <w:lsdException w:name="Table Columns 3" w:semiHidden="0" w:uiPriority="0" w:unhideWhenUsed="0"/>
-    <w:lsdException w:name="Table Columns 4" w:semiHidden="0" w:uiPriority="0" w:unhideWhenUsed="0"/>
-    <w:lsdException w:name="Table Columns 5" w:semiHidden="0" w:uiPriority="0" w:unhideWhenUsed="0"/>
-    <w:lsdException w:name="Table Grid 1" w:semiHidden="0" w:uiPriority="0" w:unhideWhenUsed="0"/>
-    <w:lsdException w:name="Table Grid 2" w:semiHidden="0" w:uiPriority="0" w:unhideWhenUsed="0"/>
-    <w:lsdException w:name="Table Grid 3" w:semiHidden="0" w:uiPriority="0" w:unhideWhenUsed="0"/>
-    <w:lsdException w:name="Table Grid 4" w:semiHidden="0" w:uiPriority="0" w:unhideWhenUsed="0"/>
-    <w:lsdException w:name="Table Grid 5" w:semiHidden="0" w:uiPriority="0" w:unhideWhenUsed="0"/>
-    <w:lsdException w:name="Table Grid 6" w:semiHidden="0" w:uiPriority="0" w:unhideWhenUsed="0"/>
-    <w:lsdException w:name="Table Grid 7" w:semiHidden="0" w:uiPriority="0" w:unhideWhenUsed="0"/>
-    <w:lsdException w:name="Table Grid 8" w:semiHidden="0" w:uiPriority="0" w:unhideWhenUsed="0"/>
-    <w:lsdException w:name="Table List 1" w:semiHidden="0" w:uiPriority="0" w:unhideWhenUsed="0"/>
-    <w:lsdException w:name="Table List 2" w:semiHidden="0" w:uiPriority="0" w:unhideWhenUsed="0"/>
-    <w:lsdException w:name="Table List 3" w:semiHidden="0" w:uiPriority="0" w:unhideWhenUsed="0"/>
-    <w:lsdException w:name="Table List 4" w:semiHidden="0" w:uiPriority="0" w:unhideWhenUsed="0"/>
-    <w:lsdException w:name="Table List 5" w:semiHidden="0" w:uiPriority="0" w:unhideWhenUsed="0"/>
-    <w:lsdException w:name="Table List 6" w:semiHidden="0" w:uiPriority="0" w:unhideWhenUsed="0"/>
-    <w:lsdException w:name="Table List 7" w:semiHidden="0" w:uiPriority="0" w:unhideWhenUsed="0"/>
-    <w:lsdException w:name="Table List 8" w:semiHidden="0" w:uiPriority="0" w:unhideWhenUsed="0"/>
-    <w:lsdException w:name="Table 3D effects 1" w:semiHidden="0" w:uiPriority="0" w:unhideWhenUsed="0"/>
-    <w:lsdException w:name="Table 3D effects 2" w:semiHidden="0" w:uiPriority="0" w:unhideWhenUsed="0"/>
-    <w:lsdException w:name="Table 3D effects 3" w:semiHidden="0" w:uiPriority="0" w:unhideWhenUsed="0"/>
-    <w:lsdException w:name="Table Contemporary" w:semiHidden="0" w:uiPriority="0" w:unhideWhenUsed="0"/>
-    <w:lsdException w:name="Table Elegant" w:semiHidden="0" w:uiPriority="0" w:unhideWhenUsed="0"/>
-    <w:lsdException w:name="Table Professional" w:semiHidden="0" w:uiPriority="0" w:unhideWhenUsed="0"/>
-    <w:lsdException w:name="Table Subtle 1" w:semiHidden="0" w:uiPriority="0" w:unhideWhenUsed="0"/>
-    <w:lsdException w:name="Table Subtle 2" w:semiHidden="0" w:uiPriority="0" w:unhideWhenUsed="0"/>
-    <w:lsdException w:name="Table Web 1" w:semiHidden="0" w:uiPriority="0" w:unhideWhenUsed="0"/>
-    <w:lsdException w:name="Table Web 2" w:semiHidden="0" w:uiPriority="0" w:unhideWhenUsed="0"/>
-    <w:lsdException w:name="Table Web 3" w:semiHidden="0" w:uiPriority="0" w:unhideWhenUsed="0"/>
-    <w:lsdException w:name="Balloon Text" w:semiHidden="0" w:uiPriority="0" w:unhideWhenUsed="0"/>
-    <w:lsdException w:name="Table Grid" w:semiHidden="0" w:uiPriority="0" w:unhideWhenUsed="0" w:qFormat="1"/>
-    <w:lsdException w:name="Table Theme" w:semiHidden="0" w:uiPriority="0" w:unhideWhenUsed="0"/>
-    <w:lsdException w:name="Light Shading" w:semiHidden="0" w:uiPriority="60" w:unhideWhenUsed="0"/>
-    <w:lsdException w:name="Light List" w:semiHidden="0" w:uiPriority="61" w:unhideWhenUsed="0"/>
-    <w:lsdException w:name="Light Grid" w:semiHidden="0" w:uiPriority="62" w:unhideWhenUsed="0"/>
-    <w:lsdException w:name="Medium Shading 1" w:semiHidden="0" w:uiPriority="63" w:unhideWhenUsed="0"/>
-    <w:lsdException w:name="Medium Shading 2" w:semiHidden="0" w:uiPriority="64" w:unhideWhenUsed="0"/>
-    <w:lsdException w:name="Medium List 1" w:semiHidden="0" w:uiPriority="65" w:unhideWhenUsed="0"/>
-    <w:lsdException w:name="Medium List 2" w:semiHidden="0" w:uiPriority="66" w:unhideWhenUsed="0"/>
-    <w:lsdException w:name="Medium Grid 1" w:semiHidden="0" w:uiPriority="67" w:unhideWhenUsed="0"/>
-    <w:lsdException w:name="Medium Grid 2" w:semiHidden="0" w:uiPriority="68" w:unhideWhenUsed="0"/>
-    <w:lsdException w:name="Medium Grid 3" w:semiHidden="0" w:uiPriority="69" w:unhideWhenUsed="0"/>
-    <w:lsdException w:name="Dark List" w:semiHidden="0" w:uiPriority="70" w:unhideWhenUsed="0"/>
-    <w:lsdException w:name="Colorful Shading" w:semiHidden="0" w:uiPriority="71" w:unhideWhenUsed="0"/>
-    <w:lsdException w:name="Colorful List" w:semiHidden="0" w:uiPriority="72" w:unhideWhenUsed="0"/>
-    <w:lsdException w:name="Colorful Grid" w:semiHidden="0" w:uiPriority="73" w:unhideWhenUsed="0"/>
-    <w:lsdException w:name="Light Shading Accent 1" w:semiHidden="0" w:uiPriority="60" w:unhideWhenUsed="0"/>
-    <w:lsdException w:name="Light List Accent 1" w:semiHidden="0" w:uiPriority="61" w:unhideWhenUsed="0"/>
-    <w:lsdException w:name="Light Grid Accent 1" w:semiHidden="0" w:uiPriority="62" w:unhideWhenUsed="0"/>
-    <w:lsdException w:name="Medium Shading 1 Accent 1" w:semiHidden="0" w:uiPriority="63" w:unhideWhenUsed="0"/>
-    <w:lsdException w:name="Medium Shading 2 Accent 1" w:semiHidden="0" w:uiPriority="64" w:unhideWhenUsed="0"/>
-    <w:lsdException w:name="Medium List 1 Accent 1" w:semiHidden="0" w:uiPriority="65" w:unhideWhenUsed="0"/>
-    <w:lsdException w:name="Medium List 2 Accent 1" w:semiHidden="0" w:uiPriority="66" w:unhideWhenUsed="0"/>
-    <w:lsdException w:name="Medium Grid 1 Accent 1" w:semiHidden="0" w:uiPriority="67" w:unhideWhenUsed="0"/>
-    <w:lsdException w:name="Medium Grid 2 Accent 1" w:semiHidden="0" w:uiPriority="68" w:unhideWhenUsed="0"/>
-    <w:lsdException w:name="Medium Grid 3 Accent 1" w:semiHidden="0" w:uiPriority="69" w:unhideWhenUsed="0"/>
-    <w:lsdException w:name="Dark List Accent 1" w:semiHidden="0" w:uiPriority="70" w:unhideWhenUsed="0"/>
-    <w:lsdException w:name="Colorful Shading Accent 1" w:semiHidden="0" w:uiPriority="71" w:unhideWhenUsed="0"/>
-    <w:lsdException w:name="Colorful List Accent 1" w:semiHidden="0" w:uiPriority="72" w:unhideWhenUsed="0"/>
-    <w:lsdException w:name="Colorful Grid Accent 1" w:semiHidden="0" w:uiPriority="73" w:unhideWhenUsed="0"/>
-    <w:lsdException w:name="Light Shading Accent 2" w:semiHidden="0" w:uiPriority="60" w:unhideWhenUsed="0"/>
-    <w:lsdException w:name="Light List Accent 2" w:semiHidden="0" w:uiPriority="61" w:unhideWhenUsed="0"/>
-    <w:lsdException w:name="Light Grid Accent 2" w:semiHidden="0" w:uiPriority="62" w:unhideWhenUsed="0"/>
-    <w:lsdException w:name="Medium Shading 1 Accent 2" w:semiHidden="0" w:uiPriority="63" w:unhideWhenUsed="0"/>
-    <w:lsdException w:name="Medium Shading 2 Accent 2" w:semiHidden="0" w:uiPriority="64" w:unhideWhenUsed="0"/>
-    <w:lsdException w:name="Medium List 1 Accent 2" w:semiHidden="0" w:uiPriority="65" w:unhideWhenUsed="0"/>
-    <w:lsdException w:name="Medium List 2 Accent 2" w:semiHidden="0" w:uiPriority="66" w:unhideWhenUsed="0"/>
-    <w:lsdException w:name="Medium Grid 1 Accent 2" w:semiHidden="0" w:uiPriority="67" w:unhideWhenUsed="0"/>
-    <w:lsdException w:name="Medium Grid 2 Accent 2" w:semiHidden="0" w:uiPriority="68" w:unhideWhenUsed="0"/>
-    <w:lsdException w:name="Medium Grid 3 Accent 2" w:semiHidden="0" w:uiPriority="69" w:unhideWhenUsed="0"/>
-    <w:lsdException w:name="Dark List Accent 2" w:semiHidden="0" w:uiPriority="70" w:unhideWhenUsed="0"/>
-    <w:lsdException w:name="Colorful Shading Accent 2" w:semiHidden="0" w:uiPriority="71" w:unhideWhenUsed="0"/>
-    <w:lsdException w:name="Colorful List Accent 2" w:semiHidden="0" w:uiPriority="72" w:unhideWhenUsed="0"/>
-    <w:lsdException w:name="Colorful Grid Accent 2" w:semiHidden="0" w:uiPriority="73" w:unhideWhenUsed="0"/>
-    <w:lsdException w:name="Light Shading Accent 3" w:semiHidden="0" w:uiPriority="60" w:unhideWhenUsed="0"/>
-    <w:lsdException w:name="Light List Accent 3" w:semiHidden="0" w:uiPriority="61" w:unhideWhenUsed="0"/>
-    <w:lsdException w:name="Light Grid Accent 3" w:semiHidden="0" w:uiPriority="62" w:unhideWhenUsed="0"/>
-    <w:lsdException w:name="Medium Shading 1 Accent 3" w:semiHidden="0" w:uiPriority="63" w:unhideWhenUsed="0"/>
-    <w:lsdException w:name="Medium Shading 2 Accent 3" w:semiHidden="0" w:uiPriority="64" w:unhideWhenUsed="0"/>
-    <w:lsdException w:name="Medium List 1 Accent 3" w:semiHidden="0" w:uiPriority="65" w:unhideWhenUsed="0"/>
-    <w:lsdException w:name="Medium List 2 Accent 3" w:semiHidden="0" w:uiPriority="66" w:unhideWhenUsed="0"/>
-    <w:lsdException w:name="Medium Grid 1 Accent 3" w:semiHidden="0" w:uiPriority="67" w:unhideWhenUsed="0"/>
-    <w:lsdException w:name="Medium Grid 2 Accent 3" w:semiHidden="0" w:uiPriority="68" w:unhideWhenUsed="0"/>
-    <w:lsdException w:name="Medium Grid 3 Accent 3" w:semiHidden="0" w:uiPriority="69" w:unhideWhenUsed="0"/>
-    <w:lsdException w:name="Dark List Accent 3" w:semiHidden="0" w:uiPriority="70" w:unhideWhenUsed="0"/>
-    <w:lsdException w:name="Colorful Shading Accent 3" w:semiHidden="0" w:uiPriority="71" w:unhideWhenUsed="0"/>
-    <w:lsdException w:name="Colorful List Accent 3" w:semiHidden="0" w:uiPriority="72" w:unhideWhenUsed="0"/>
-    <w:lsdException w:name="Colorful Grid Accent 3" w:semiHidden="0" w:uiPriority="73" w:unhideWhenUsed="0"/>
-    <w:lsdException w:name="Light Shading Accent 4" w:semiHidden="0" w:uiPriority="60" w:unhideWhenUsed="0"/>
-    <w:lsdException w:name="Light List Accent 4" w:semiHidden="0" w:uiPriority="61" w:unhideWhenUsed="0"/>
-    <w:lsdException w:name="Light Grid Accent 4" w:semiHidden="0" w:uiPriority="62" w:unhideWhenUsed="0"/>
-    <w:lsdException w:name="Medium Shading 1 Accent 4" w:semiHidden="0" w:uiPriority="63" w:unhideWhenUsed="0"/>
-    <w:lsdException w:name="Medium Shading 2 Accent 4" w:semiHidden="0" w:uiPriority="64" w:unhideWhenUsed="0"/>
-    <w:lsdException w:name="Medium List 1 Accent 4" w:semiHidden="0" w:uiPriority="65" w:unhideWhenUsed="0"/>
-    <w:lsdException w:name="Medium List 2 Accent 4" w:semiHidden="0" w:uiPriority="66" w:unhideWhenUsed="0"/>
-    <w:lsdException w:name="Medium Grid 1 Accent 4" w:semiHidden="0" w:uiPriority="67" w:unhideWhenUsed="0"/>
-    <w:lsdException w:name="Medium Grid 2 Accent 4" w:semiHidden="0" w:uiPriority="68" w:unhideWhenUsed="0"/>
-    <w:lsdException w:name="Medium Grid 3 Accent 4" w:semiHidden="0" w:uiPriority="69" w:unhideWhenUsed="0"/>
-    <w:lsdException w:name="Dark List Accent 4" w:semiHidden="0" w:uiPriority="70" w:unhideWhenUsed="0"/>
-    <w:lsdException w:name="Colorful Shading Accent 4" w:semiHidden="0" w:uiPriority="71" w:unhideWhenUsed="0"/>
-    <w:lsdException w:name="Colorful List Accent 4" w:semiHidden="0" w:uiPriority="72" w:unhideWhenUsed="0"/>
-    <w:lsdException w:name="Colorful Grid Accent 4" w:semiHidden="0" w:uiPriority="73" w:unhideWhenUsed="0"/>
-    <w:lsdException w:name="Light Shading Accent 5" w:semiHidden="0" w:uiPriority="60" w:unhideWhenUsed="0"/>
-    <w:lsdException w:name="Light List Accent 5" w:semiHidden="0" w:uiPriority="61" w:unhideWhenUsed="0"/>
-    <w:lsdException w:name="Light Grid Accent 5" w:semiHidden="0" w:uiPriority="62" w:unhideWhenUsed="0"/>
-    <w:lsdException w:name="Medium Shading 1 Accent 5" w:semiHidden="0" w:uiPriority="63" w:unhideWhenUsed="0"/>
-    <w:lsdException w:name="Medium Shading 2 Accent 5" w:semiHidden="0" w:uiPriority="64" w:unhideWhenUsed="0"/>
-    <w:lsdException w:name="Medium List 1 Accent 5" w:semiHidden="0" w:uiPriority="65" w:unhideWhenUsed="0"/>
-    <w:lsdException w:name="Medium List 2 Accent 5" w:semiHidden="0" w:uiPriority="66" w:unhideWhenUsed="0"/>
-    <w:lsdException w:name="Medium Grid 1 Accent 5" w:semiHidden="0" w:uiPriority="67" w:unhideWhenUsed="0"/>
-    <w:lsdException w:name="Medium Grid 2 Accent 5" w:semiHidden="0" w:uiPriority="68" w:unhideWhenUsed="0"/>
-    <w:lsdException w:name="Medium Grid 3 Accent 5" w:semiHidden="0" w:uiPriority="69" w:unhideWhenUsed="0"/>
-    <w:lsdException w:name="Dark List Accent 5" w:semiHidden="0" w:uiPriority="70" w:unhideWhenUsed="0"/>
-    <w:lsdException w:name="Colorful Shading Accent 5" w:semiHidden="0" w:uiPriority="71" w:unhideWhenUsed="0"/>
-    <w:lsdException w:name="Colorful List Accent 5" w:semiHidden="0" w:uiPriority="72" w:unhideWhenUsed="0"/>
-    <w:lsdException w:name="Colorful Grid Accent 5" w:semiHidden="0" w:uiPriority="73" w:unhideWhenUsed="0"/>
-    <w:lsdException w:name="Light Shading Accent 6" w:semiHidden="0" w:uiPriority="60" w:unhideWhenUsed="0"/>
-    <w:lsdException w:name="Light List Accent 6" w:semiHidden="0" w:uiPriority="61" w:unhideWhenUsed="0"/>
-    <w:lsdException w:name="Light Grid Accent 6" w:semiHidden="0" w:uiPriority="62" w:unhideWhenUsed="0"/>
-    <w:lsdException w:name="Medium Shading 1 Accent 6" w:semiHidden="0" w:uiPriority="63" w:unhideWhenUsed="0"/>
-    <w:lsdException w:name="Medium Shading 2 Accent 6" w:semiHidden="0" w:uiPriority="64" w:unhideWhenUsed="0"/>
-    <w:lsdException w:name="Medium List 1 Accent 6" w:semiHidden="0" w:uiPriority="65" w:unhideWhenUsed="0"/>
-    <w:lsdException w:name="Medium List 2 Accent 6" w:semiHidden="0" w:uiPriority="66" w:unhideWhenUsed="0"/>
-    <w:lsdException w:name="Medium Grid 1 Accent 6" w:semiHidden="0" w:uiPriority="67" w:unhideWhenUsed="0"/>
-    <w:lsdException w:name="Medium Grid 2 Accent 6" w:semiHidden="0" w:uiPriority="68" w:unhideWhenUsed="0"/>
-    <w:lsdException w:name="Medium Grid 3 Accent 6" w:semiHidden="0" w:uiPriority="69" w:unhideWhenUsed="0"/>
-    <w:lsdException w:name="Dark List Accent 6" w:semiHidden="0" w:uiPriority="70" w:unhideWhenUsed="0"/>
-    <w:lsdException w:name="Colorful Shading Accent 6" w:semiHidden="0" w:uiPriority="71" w:unhideWhenUsed="0"/>
-    <w:lsdException w:name="Colorful List Accent 6" w:semiHidden="0" w:uiPriority="72" w:unhideWhenUsed="0"/>
-    <w:lsdException w:name="Colorful Grid Accent 6" w:semiHidden="0" w:uiPriority="73" w:unhideWhenUsed="0"/>
+  <w:latentStyles w:count="260" w:defQFormat="0" w:defUnhideWhenUsed="1" w:defSemiHidden="1" w:defUIPriority="99" w:defLockedState="0">
+    <w:lsdException w:qFormat="1" w:unhideWhenUsed="0" w:uiPriority="0" w:semiHidden="0" w:name="Normal"/>
+    <w:lsdException w:qFormat="1" w:unhideWhenUsed="0" w:uiPriority="0" w:semiHidden="0" w:name="heading 1"/>
+    <w:lsdException w:qFormat="1" w:uiPriority="0" w:semiHidden="0" w:name="heading 2"/>
+    <w:lsdException w:qFormat="1" w:uiPriority="0" w:name="heading 3"/>
+    <w:lsdException w:qFormat="1" w:uiPriority="0" w:semiHidden="0" w:name="heading 4"/>
+    <w:lsdException w:qFormat="1" w:uiPriority="0" w:name="heading 5"/>
+    <w:lsdException w:qFormat="1" w:uiPriority="0" w:name="heading 6"/>
+    <w:lsdException w:qFormat="1" w:uiPriority="0" w:name="heading 7"/>
+    <w:lsdException w:qFormat="1" w:uiPriority="0" w:name="heading 8"/>
+    <w:lsdException w:qFormat="1" w:uiPriority="0" w:name="heading 9"/>
+    <w:lsdException w:unhideWhenUsed="0" w:uiPriority="0" w:semiHidden="0" w:name="index 1"/>
+    <w:lsdException w:unhideWhenUsed="0" w:uiPriority="0" w:semiHidden="0" w:name="index 2"/>
+    <w:lsdException w:unhideWhenUsed="0" w:uiPriority="0" w:semiHidden="0" w:name="index 3"/>
+    <w:lsdException w:unhideWhenUsed="0" w:uiPriority="0" w:semiHidden="0" w:name="index 4"/>
+    <w:lsdException w:unhideWhenUsed="0" w:uiPriority="0" w:semiHidden="0" w:name="index 5"/>
+    <w:lsdException w:unhideWhenUsed="0" w:uiPriority="0" w:semiHidden="0" w:name="index 6"/>
+    <w:lsdException w:unhideWhenUsed="0" w:uiPriority="0" w:semiHidden="0" w:name="index 7"/>
+    <w:lsdException w:unhideWhenUsed="0" w:uiPriority="0" w:semiHidden="0" w:name="index 8"/>
+    <w:lsdException w:unhideWhenUsed="0" w:uiPriority="0" w:semiHidden="0" w:name="index 9"/>
+    <w:lsdException w:qFormat="1" w:unhideWhenUsed="0" w:uiPriority="0" w:semiHidden="0" w:name="toc 1"/>
+    <w:lsdException w:qFormat="1" w:unhideWhenUsed="0" w:uiPriority="0" w:semiHidden="0" w:name="toc 2"/>
+    <w:lsdException w:qFormat="1" w:unhideWhenUsed="0" w:uiPriority="0" w:semiHidden="0" w:name="toc 3"/>
+    <w:lsdException w:unhideWhenUsed="0" w:uiPriority="0" w:semiHidden="0" w:name="toc 4"/>
+    <w:lsdException w:unhideWhenUsed="0" w:uiPriority="0" w:semiHidden="0" w:name="toc 5"/>
+    <w:lsdException w:unhideWhenUsed="0" w:uiPriority="0" w:semiHidden="0" w:name="toc 6"/>
+    <w:lsdException w:unhideWhenUsed="0" w:uiPriority="0" w:semiHidden="0" w:name="toc 7"/>
+    <w:lsdException w:unhideWhenUsed="0" w:uiPriority="0" w:semiHidden="0" w:name="toc 8"/>
+    <w:lsdException w:unhideWhenUsed="0" w:uiPriority="0" w:semiHidden="0" w:name="toc 9"/>
+    <w:lsdException w:unhideWhenUsed="0" w:uiPriority="0" w:semiHidden="0" w:name="Normal Indent"/>
+    <w:lsdException w:unhideWhenUsed="0" w:uiPriority="0" w:semiHidden="0" w:name="footnote text"/>
+    <w:lsdException w:qFormat="1" w:unhideWhenUsed="0" w:uiPriority="0" w:semiHidden="0" w:name="annotation text"/>
+    <w:lsdException w:qFormat="1" w:unhideWhenUsed="0" w:uiPriority="0" w:semiHidden="0" w:name="header"/>
+    <w:lsdException w:qFormat="1" w:unhideWhenUsed="0" w:uiPriority="0" w:semiHidden="0" w:name="footer"/>
+    <w:lsdException w:unhideWhenUsed="0" w:uiPriority="0" w:semiHidden="0" w:name="index heading"/>
+    <w:lsdException w:qFormat="1" w:uiPriority="0" w:name="caption"/>
+    <w:lsdException w:unhideWhenUsed="0" w:uiPriority="0" w:semiHidden="0" w:name="table of figures"/>
+    <w:lsdException w:unhideWhenUsed="0" w:uiPriority="0" w:semiHidden="0" w:name="envelope address"/>
+    <w:lsdException w:unhideWhenUsed="0" w:uiPriority="0" w:semiHidden="0" w:name="envelope return"/>
+    <w:lsdException w:unhideWhenUsed="0" w:uiPriority="0" w:semiHidden="0" w:name="footnote reference"/>
+    <w:lsdException w:unhideWhenUsed="0" w:uiPriority="0" w:semiHidden="0" w:name="annotation reference"/>
+    <w:lsdException w:unhideWhenUsed="0" w:uiPriority="0" w:semiHidden="0" w:name="line number"/>
+    <w:lsdException w:unhideWhenUsed="0" w:uiPriority="0" w:semiHidden="0" w:name="page number"/>
+    <w:lsdException w:unhideWhenUsed="0" w:uiPriority="0" w:semiHidden="0" w:name="endnote reference"/>
+    <w:lsdException w:unhideWhenUsed="0" w:uiPriority="0" w:semiHidden="0" w:name="endnote text"/>
+    <w:lsdException w:unhideWhenUsed="0" w:uiPriority="0" w:semiHidden="0" w:name="table of authorities"/>
+    <w:lsdException w:unhideWhenUsed="0" w:uiPriority="0" w:semiHidden="0" w:name="macro"/>
+    <w:lsdException w:unhideWhenUsed="0" w:uiPriority="0" w:semiHidden="0" w:name="toa heading"/>
+    <w:lsdException w:unhideWhenUsed="0" w:uiPriority="0" w:semiHidden="0" w:name="List"/>
+    <w:lsdException w:unhideWhenUsed="0" w:uiPriority="0" w:semiHidden="0" w:name="List Bullet"/>
+    <w:lsdException w:unhideWhenUsed="0" w:uiPriority="0" w:semiHidden="0" w:name="List Number"/>
+    <w:lsdException w:unhideWhenUsed="0" w:uiPriority="0" w:semiHidden="0" w:name="List 2"/>
+    <w:lsdException w:unhideWhenUsed="0" w:uiPriority="0" w:semiHidden="0" w:name="List 3"/>
+    <w:lsdException w:unhideWhenUsed="0" w:uiPriority="0" w:semiHidden="0" w:name="List 4"/>
+    <w:lsdException w:unhideWhenUsed="0" w:uiPriority="0" w:semiHidden="0" w:name="List 5"/>
+    <w:lsdException w:unhideWhenUsed="0" w:uiPriority="0" w:semiHidden="0" w:name="List Bullet 2"/>
+    <w:lsdException w:unhideWhenUsed="0" w:uiPriority="0" w:semiHidden="0" w:name="List Bullet 3"/>
+    <w:lsdException w:unhideWhenUsed="0" w:uiPriority="0" w:semiHidden="0" w:name="List Bullet 4"/>
+    <w:lsdException w:unhideWhenUsed="0" w:uiPriority="0" w:semiHidden="0" w:name="List Bullet 5"/>
+    <w:lsdException w:unhideWhenUsed="0" w:uiPriority="0" w:semiHidden="0" w:name="List Number 2"/>
+    <w:lsdException w:unhideWhenUsed="0" w:uiPriority="0" w:semiHidden="0" w:name="List Number 3"/>
+    <w:lsdException w:unhideWhenUsed="0" w:uiPriority="0" w:semiHidden="0" w:name="List Number 4"/>
+    <w:lsdException w:unhideWhenUsed="0" w:uiPriority="0" w:semiHidden="0" w:name="List Number 5"/>
+    <w:lsdException w:qFormat="1" w:unhideWhenUsed="0" w:uiPriority="0" w:semiHidden="0" w:name="Title"/>
+    <w:lsdException w:unhideWhenUsed="0" w:uiPriority="0" w:semiHidden="0" w:name="Closing"/>
+    <w:lsdException w:unhideWhenUsed="0" w:uiPriority="0" w:semiHidden="0" w:name="Signature"/>
+    <w:lsdException w:qFormat="1" w:unhideWhenUsed="0" w:uiPriority="0" w:name="Default Paragraph Font"/>
+    <w:lsdException w:qFormat="1" w:unhideWhenUsed="0" w:uiPriority="0" w:name="Body Text"/>
+    <w:lsdException w:unhideWhenUsed="0" w:uiPriority="0" w:semiHidden="0" w:name="Body Text Indent"/>
+    <w:lsdException w:unhideWhenUsed="0" w:uiPriority="0" w:semiHidden="0" w:name="List Continue"/>
+    <w:lsdException w:unhideWhenUsed="0" w:uiPriority="0" w:semiHidden="0" w:name="List Continue 2"/>
+    <w:lsdException w:unhideWhenUsed="0" w:uiPriority="0" w:semiHidden="0" w:name="List Continue 3"/>
+    <w:lsdException w:unhideWhenUsed="0" w:uiPriority="0" w:semiHidden="0" w:name="List Continue 4"/>
+    <w:lsdException w:unhideWhenUsed="0" w:uiPriority="0" w:semiHidden="0" w:name="List Continue 5"/>
+    <w:lsdException w:unhideWhenUsed="0" w:uiPriority="0" w:semiHidden="0" w:name="Message Header"/>
+    <w:lsdException w:qFormat="1" w:unhideWhenUsed="0" w:uiPriority="0" w:semiHidden="0" w:name="Subtitle"/>
+    <w:lsdException w:unhideWhenUsed="0" w:uiPriority="0" w:semiHidden="0" w:name="Salutation"/>
+    <w:lsdException w:unhideWhenUsed="0" w:uiPriority="0" w:semiHidden="0" w:name="Date"/>
+    <w:lsdException w:unhideWhenUsed="0" w:uiPriority="0" w:semiHidden="0" w:name="Body Text First Indent"/>
+    <w:lsdException w:unhideWhenUsed="0" w:uiPriority="0" w:semiHidden="0" w:name="Body Text First Indent 2"/>
+    <w:lsdException w:uiPriority="99" w:name="Note Heading"/>
+    <w:lsdException w:unhideWhenUsed="0" w:uiPriority="0" w:semiHidden="0" w:name="Body Text 2"/>
+    <w:lsdException w:unhideWhenUsed="0" w:uiPriority="0" w:semiHidden="0" w:name="Body Text 3"/>
+    <w:lsdException w:unhideWhenUsed="0" w:uiPriority="0" w:semiHidden="0" w:name="Body Text Indent 2"/>
+    <w:lsdException w:unhideWhenUsed="0" w:uiPriority="0" w:semiHidden="0" w:name="Body Text Indent 3"/>
+    <w:lsdException w:unhideWhenUsed="0" w:uiPriority="0" w:semiHidden="0" w:name="Block Text"/>
+    <w:lsdException w:unhideWhenUsed="0" w:uiPriority="0" w:semiHidden="0" w:name="Hyperlink"/>
+    <w:lsdException w:unhideWhenUsed="0" w:uiPriority="0" w:semiHidden="0" w:name="FollowedHyperlink"/>
+    <w:lsdException w:qFormat="1" w:unhideWhenUsed="0" w:uiPriority="0" w:semiHidden="0" w:name="Strong"/>
+    <w:lsdException w:qFormat="1" w:unhideWhenUsed="0" w:uiPriority="0" w:semiHidden="0" w:name="Emphasis"/>
+    <w:lsdException w:unhideWhenUsed="0" w:uiPriority="0" w:semiHidden="0" w:name="Document Map"/>
+    <w:lsdException w:unhideWhenUsed="0" w:uiPriority="0" w:semiHidden="0" w:name="Plain Text"/>
+    <w:lsdException w:unhideWhenUsed="0" w:uiPriority="0" w:semiHidden="0" w:name="E-mail Signature"/>
+    <w:lsdException w:qFormat="1" w:unhideWhenUsed="0" w:uiPriority="0" w:semiHidden="0" w:name="Normal (Web)"/>
+    <w:lsdException w:unhideWhenUsed="0" w:uiPriority="0" w:semiHidden="0" w:name="HTML Acronym"/>
+    <w:lsdException w:unhideWhenUsed="0" w:uiPriority="0" w:semiHidden="0" w:name="HTML Address"/>
+    <w:lsdException w:unhideWhenUsed="0" w:uiPriority="0" w:semiHidden="0" w:name="HTML Cite"/>
+    <w:lsdException w:unhideWhenUsed="0" w:uiPriority="0" w:semiHidden="0" w:name="HTML Code"/>
+    <w:lsdException w:unhideWhenUsed="0" w:uiPriority="0" w:semiHidden="0" w:name="HTML Definition"/>
+    <w:lsdException w:unhideWhenUsed="0" w:uiPriority="0" w:semiHidden="0" w:name="HTML Keyboard"/>
+    <w:lsdException w:unhideWhenUsed="0" w:uiPriority="0" w:semiHidden="0" w:name="HTML Preformatted"/>
+    <w:lsdException w:unhideWhenUsed="0" w:uiPriority="0" w:semiHidden="0" w:name="HTML Sample"/>
+    <w:lsdException w:unhideWhenUsed="0" w:uiPriority="0" w:semiHidden="0" w:name="HTML Typewriter"/>
+    <w:lsdException w:unhideWhenUsed="0" w:uiPriority="0" w:semiHidden="0" w:name="HTML Variable"/>
+    <w:lsdException w:qFormat="1" w:unhideWhenUsed="0" w:uiPriority="0" w:name="Normal Table"/>
+    <w:lsdException w:unhideWhenUsed="0" w:uiPriority="0" w:semiHidden="0" w:name="annotation subject"/>
+    <w:lsdException w:unhideWhenUsed="0" w:uiPriority="0" w:semiHidden="0" w:name="Table Simple 1"/>
+    <w:lsdException w:unhideWhenUsed="0" w:uiPriority="0" w:semiHidden="0" w:name="Table Simple 2"/>
+    <w:lsdException w:unhideWhenUsed="0" w:uiPriority="0" w:semiHidden="0" w:name="Table Simple 3"/>
+    <w:lsdException w:unhideWhenUsed="0" w:uiPriority="0" w:semiHidden="0" w:name="Table Classic 1"/>
+    <w:lsdException w:unhideWhenUsed="0" w:uiPriority="0" w:semiHidden="0" w:name="Table Classic 2"/>
+    <w:lsdException w:unhideWhenUsed="0" w:uiPriority="0" w:semiHidden="0" w:name="Table Classic 3"/>
+    <w:lsdException w:unhideWhenUsed="0" w:uiPriority="0" w:semiHidden="0" w:name="Table Classic 4"/>
+    <w:lsdException w:unhideWhenUsed="0" w:uiPriority="0" w:semiHidden="0" w:name="Table Colorful 1"/>
+    <w:lsdException w:unhideWhenUsed="0" w:uiPriority="0" w:semiHidden="0" w:name="Table Colorful 2"/>
+    <w:lsdException w:unhideWhenUsed="0" w:uiPriority="0" w:semiHidden="0" w:name="Table Colorful 3"/>
+    <w:lsdException w:unhideWhenUsed="0" w:uiPriority="0" w:semiHidden="0" w:name="Table Columns 1"/>
+    <w:lsdException w:unhideWhenUsed="0" w:uiPriority="0" w:semiHidden="0" w:name="Table Columns 2"/>
+    <w:lsdException w:unhideWhenUsed="0" w:uiPriority="0" w:semiHidden="0" w:name="Table Columns 3"/>
+    <w:lsdException w:unhideWhenUsed="0" w:uiPriority="0" w:semiHidden="0" w:name="Table Columns 4"/>
+    <w:lsdException w:unhideWhenUsed="0" w:uiPriority="0" w:semiHidden="0" w:name="Table Columns 5"/>
+    <w:lsdException w:unhideWhenUsed="0" w:uiPriority="0" w:semiHidden="0" w:name="Table Grid 1"/>
+    <w:lsdException w:unhideWhenUsed="0" w:uiPriority="0" w:semiHidden="0" w:name="Table Grid 2"/>
+    <w:lsdException w:unhideWhenUsed="0" w:uiPriority="0" w:semiHidden="0" w:name="Table Grid 3"/>
+    <w:lsdException w:unhideWhenUsed="0" w:uiPriority="0" w:semiHidden="0" w:name="Table Grid 4"/>
+    <w:lsdException w:unhideWhenUsed="0" w:uiPriority="0" w:semiHidden="0" w:name="Table Grid 5"/>
+    <w:lsdException w:unhideWhenUsed="0" w:uiPriority="0" w:semiHidden="0" w:name="Table Grid 6"/>
+    <w:lsdException w:unhideWhenUsed="0" w:uiPriority="0" w:semiHidden="0" w:name="Table Grid 7"/>
+    <w:lsdException w:unhideWhenUsed="0" w:uiPriority="0" w:semiHidden="0" w:name="Table Grid 8"/>
+    <w:lsdException w:unhideWhenUsed="0" w:uiPriority="0" w:semiHidden="0" w:name="Table List 1"/>
+    <w:lsdException w:unhideWhenUsed="0" w:uiPriority="0" w:semiHidden="0" w:name="Table List 2"/>
+    <w:lsdException w:unhideWhenUsed="0" w:uiPriority="0" w:semiHidden="0" w:name="Table List 3"/>
+    <w:lsdException w:unhideWhenUsed="0" w:uiPriority="0" w:semiHidden="0" w:name="Table List 4"/>
+    <w:lsdException w:unhideWhenUsed="0" w:uiPriority="0" w:semiHidden="0" w:name="Table List 5"/>
+    <w:lsdException w:unhideWhenUsed="0" w:uiPriority="0" w:semiHidden="0" w:name="Table List 6"/>
+    <w:lsdException w:unhideWhenUsed="0" w:uiPriority="0" w:semiHidden="0" w:name="Table List 7"/>
+    <w:lsdException w:unhideWhenUsed="0" w:uiPriority="0" w:semiHidden="0" w:name="Table List 8"/>
+    <w:lsdException w:unhideWhenUsed="0" w:uiPriority="0" w:semiHidden="0" w:name="Table 3D effects 1"/>
+    <w:lsdException w:unhideWhenUsed="0" w:uiPriority="0" w:semiHidden="0" w:name="Table 3D effects 2"/>
+    <w:lsdException w:unhideWhenUsed="0" w:uiPriority="0" w:semiHidden="0" w:name="Table 3D effects 3"/>
+    <w:lsdException w:unhideWhenUsed="0" w:uiPriority="0" w:semiHidden="0" w:name="Table Contemporary"/>
+    <w:lsdException w:unhideWhenUsed="0" w:uiPriority="0" w:semiHidden="0" w:name="Table Elegant"/>
+    <w:lsdException w:unhideWhenUsed="0" w:uiPriority="0" w:semiHidden="0" w:name="Table Professional"/>
+    <w:lsdException w:unhideWhenUsed="0" w:uiPriority="0" w:semiHidden="0" w:name="Table Subtle 1"/>
+    <w:lsdException w:unhideWhenUsed="0" w:uiPriority="0" w:semiHidden="0" w:name="Table Subtle 2"/>
+    <w:lsdException w:unhideWhenUsed="0" w:uiPriority="0" w:semiHidden="0" w:name="Table Web 1"/>
+    <w:lsdException w:unhideWhenUsed="0" w:uiPriority="0" w:semiHidden="0" w:name="Table Web 2"/>
+    <w:lsdException w:unhideWhenUsed="0" w:uiPriority="0" w:semiHidden="0" w:name="Table Web 3"/>
+    <w:lsdException w:unhideWhenUsed="0" w:uiPriority="0" w:semiHidden="0" w:name="Balloon Text"/>
+    <w:lsdException w:qFormat="1" w:unhideWhenUsed="0" w:uiPriority="0" w:semiHidden="0" w:name="Table Grid"/>
+    <w:lsdException w:unhideWhenUsed="0" w:uiPriority="0" w:semiHidden="0" w:name="Table Theme"/>
+    <w:lsdException w:unhideWhenUsed="0" w:uiPriority="60" w:semiHidden="0" w:name="Light Shading"/>
+    <w:lsdException w:unhideWhenUsed="0" w:uiPriority="61" w:semiHidden="0" w:name="Light List"/>
+    <w:lsdException w:unhideWhenUsed="0" w:uiPriority="62" w:semiHidden="0" w:name="Light Grid"/>
+    <w:lsdException w:unhideWhenUsed="0" w:uiPriority="63" w:semiHidden="0" w:name="Medium Shading 1"/>
+    <w:lsdException w:unhideWhenUsed="0" w:uiPriority="64" w:semiHidden="0" w:name="Medium Shading 2"/>
+    <w:lsdException w:unhideWhenUsed="0" w:uiPriority="65" w:semiHidden="0" w:name="Medium List 1"/>
+    <w:lsdException w:unhideWhenUsed="0" w:uiPriority="66" w:semiHidden="0" w:name="Medium List 2"/>
+    <w:lsdException w:unhideWhenUsed="0" w:uiPriority="67" w:semiHidden="0" w:name="Medium Grid 1"/>
+    <w:lsdException w:unhideWhenUsed="0" w:uiPriority="68" w:semiHidden="0" w:name="Medium Grid 2"/>
+    <w:lsdException w:unhideWhenUsed="0" w:uiPriority="69" w:semiHidden="0" w:name="Medium Grid 3"/>
+    <w:lsdException w:unhideWhenUsed="0" w:uiPriority="70" w:semiHidden="0" w:name="Dark List"/>
+    <w:lsdException w:unhideWhenUsed="0" w:uiPriority="71" w:semiHidden="0" w:name="Colorful Shading"/>
+    <w:lsdException w:unhideWhenUsed="0" w:uiPriority="72" w:semiHidden="0" w:name="Colorful List"/>
+    <w:lsdException w:unhideWhenUsed="0" w:uiPriority="73" w:semiHidden="0" w:name="Colorful Grid"/>
+    <w:lsdException w:unhideWhenUsed="0" w:uiPriority="60" w:semiHidden="0" w:name="Light Shading Accent 1"/>
+    <w:lsdException w:unhideWhenUsed="0" w:uiPriority="61" w:semiHidden="0" w:name="Light List Accent 1"/>
+    <w:lsdException w:unhideWhenUsed="0" w:uiPriority="62" w:semiHidden="0" w:name="Light Grid Accent 1"/>
+    <w:lsdException w:unhideWhenUsed="0" w:uiPriority="63" w:semiHidden="0" w:name="Medium Shading 1 Accent 1"/>
+    <w:lsdException w:unhideWhenUsed="0" w:uiPriority="64" w:semiHidden="0" w:name="Medium Shading 2 Accent 1"/>
+    <w:lsdException w:unhideWhenUsed="0" w:uiPriority="65" w:semiHidden="0" w:name="Medium List 1 Accent 1"/>
+    <w:lsdException w:unhideWhenUsed="0" w:uiPriority="66" w:semiHidden="0" w:name="Medium List 2 Accent 1"/>
+    <w:lsdException w:unhideWhenUsed="0" w:uiPriority="67" w:semiHidden="0" w:name="Medium Grid 1 Accent 1"/>
+    <w:lsdException w:unhideWhenUsed="0" w:uiPriority="68" w:semiHidden="0" w:name="Medium Grid 2 Accent 1"/>
+    <w:lsdException w:unhideWhenUsed="0" w:uiPriority="69" w:semiHidden="0" w:name="Medium Grid 3 Accent 1"/>
+    <w:lsdException w:unhideWhenUsed="0" w:uiPriority="70" w:semiHidden="0" w:name="Dark List Accent 1"/>
+    <w:lsdException w:unhideWhenUsed="0" w:uiPriority="71" w:semiHidden="0" w:name="Colorful Shading Accent 1"/>
+    <w:lsdException w:unhideWhenUsed="0" w:uiPriority="72" w:semiHidden="0" w:name="Colorful List Accent 1"/>
+    <w:lsdException w:unhideWhenUsed="0" w:uiPriority="73" w:semiHidden="0" w:name="Colorful Grid Accent 1"/>
+    <w:lsdException w:unhideWhenUsed="0" w:uiPriority="60" w:semiHidden="0" w:name="Light Shading Accent 2"/>
+    <w:lsdException w:unhideWhenUsed="0" w:uiPriority="61" w:semiHidden="0" w:name="Light List Accent 2"/>
+    <w:lsdException w:unhideWhenUsed="0" w:uiPriority="62" w:semiHidden="0" w:name="Light Grid Accent 2"/>
+    <w:lsdException w:unhideWhenUsed="0" w:uiPriority="63" w:semiHidden="0" w:name="Medium Shading 1 Accent 2"/>
+    <w:lsdException w:unhideWhenUsed="0" w:uiPriority="64" w:semiHidden="0" w:name="Medium Shading 2 Accent 2"/>
+    <w:lsdException w:unhideWhenUsed="0" w:uiPriority="65" w:semiHidden="0" w:name="Medium List 1 Accent 2"/>
+    <w:lsdException w:unhideWhenUsed="0" w:uiPriority="66" w:semiHidden="0" w:name="Medium List 2 Accent 2"/>
+    <w:lsdException w:unhideWhenUsed="0" w:uiPriority="67" w:semiHidden="0" w:name="Medium Grid 1 Accent 2"/>
+    <w:lsdException w:unhideWhenUsed="0" w:uiPriority="68" w:semiHidden="0" w:name="Medium Grid 2 Accent 2"/>
+    <w:lsdException w:unhideWhenUsed="0" w:uiPriority="69" w:semiHidden="0" w:name="Medium Grid 3 Accent 2"/>
+    <w:lsdException w:unhideWhenUsed="0" w:uiPriority="70" w:semiHidden="0" w:name="Dark List Accent 2"/>
+    <w:lsdException w:unhideWhenUsed="0" w:uiPriority="71" w:semiHidden="0" w:name="Colorful Shading Accent 2"/>
+    <w:lsdException w:unhideWhenUsed="0" w:uiPriority="72" w:semiHidden="0" w:name="Colorful List Accent 2"/>
+    <w:lsdException w:unhideWhenUsed="0" w:uiPriority="73" w:semiHidden="0" w:name="Colorful Grid Accent 2"/>
+    <w:lsdException w:unhideWhenUsed="0" w:uiPriority="60" w:semiHidden="0" w:name="Light Shading Accent 3"/>
+    <w:lsdException w:unhideWhenUsed="0" w:uiPriority="61" w:semiHidden="0" w:name="Light List Accent 3"/>
+    <w:lsdException w:unhideWhenUsed="0" w:uiPriority="62" w:semiHidden="0" w:name="Light Grid Accent 3"/>
+    <w:lsdException w:unhideWhenUsed="0" w:uiPriority="63" w:semiHidden="0" w:name="Medium Shading 1 Accent 3"/>
+    <w:lsdException w:unhideWhenUsed="0" w:uiPriority="64" w:semiHidden="0" w:name="Medium Shading 2 Accent 3"/>
+    <w:lsdException w:unhideWhenUsed="0" w:uiPriority="65" w:semiHidden="0" w:name="Medium List 1 Accent 3"/>
+    <w:lsdException w:unhideWhenUsed="0" w:uiPriority="66" w:semiHidden="0" w:name="Medium List 2 Accent 3"/>
+    <w:lsdException w:unhideWhenUsed="0" w:uiPriority="67" w:semiHidden="0" w:name="Medium Grid 1 Accent 3"/>
+    <w:lsdException w:unhideWhenUsed="0" w:uiPriority="68" w:semiHidden="0" w:name="Medium Grid 2 Accent 3"/>
+    <w:lsdException w:unhideWhenUsed="0" w:uiPriority="69" w:semiHidden="0" w:name="Medium Grid 3 Accent 3"/>
+    <w:lsdException w:unhideWhenUsed="0" w:uiPriority="70" w:semiHidden="0" w:name="Dark List Accent 3"/>
+    <w:lsdException w:unhideWhenUsed="0" w:uiPriority="71" w:semiHidden="0" w:name="Colorful Shading Accent 3"/>
+    <w:lsdException w:unhideWhenUsed="0" w:uiPriority="72" w:semiHidden="0" w:name="Colorful List Accent 3"/>
+    <w:lsdException w:unhideWhenUsed="0" w:uiPriority="73" w:semiHidden="0" w:name="Colorful Grid Accent 3"/>
+    <w:lsdException w:unhideWhenUsed="0" w:uiPriority="60" w:semiHidden="0" w:name="Light Shading Accent 4"/>
+    <w:lsdException w:unhideWhenUsed="0" w:uiPriority="61" w:semiHidden="0" w:name="Light List Accent 4"/>
+    <w:lsdException w:unhideWhenUsed="0" w:uiPriority="62" w:semiHidden="0" w:name="Light Grid Accent 4"/>
+    <w:lsdException w:unhideWhenUsed="0" w:uiPriority="63" w:semiHidden="0" w:name="Medium Shading 1 Accent 4"/>
+    <w:lsdException w:unhideWhenUsed="0" w:uiPriority="64" w:semiHidden="0" w:name="Medium Shading 2 Accent 4"/>
+    <w:lsdException w:unhideWhenUsed="0" w:uiPriority="65" w:semiHidden="0" w:name="Medium List 1 Accent 4"/>
+    <w:lsdException w:unhideWhenUsed="0" w:uiPriority="66" w:semiHidden="0" w:name="Medium List 2 Accent 4"/>
+    <w:lsdException w:unhideWhenUsed="0" w:uiPriority="67" w:semiHidden="0" w:name="Medium Grid 1 Accent 4"/>
+    <w:lsdException w:unhideWhenUsed="0" w:uiPriority="68" w:semiHidden="0" w:name="Medium Grid 2 Accent 4"/>
+    <w:lsdException w:unhideWhenUsed="0" w:uiPriority="69" w:semiHidden="0" w:name="Medium Grid 3 Accent 4"/>
+    <w:lsdException w:unhideWhenUsed="0" w:uiPriority="70" w:semiHidden="0" w:name="Dark List Accent 4"/>
+    <w:lsdException w:unhideWhenUsed="0" w:uiPriority="71" w:semiHidden="0" w:name="Colorful Shading Accent 4"/>
+    <w:lsdException w:unhideWhenUsed="0" w:uiPriority="72" w:semiHidden="0" w:name="Colorful List Accent 4"/>
+    <w:lsdException w:unhideWhenUsed="0" w:uiPriority="73" w:semiHidden="0" w:name="Colorful Grid Accent 4"/>
+    <w:lsdException w:unhideWhenUsed="0" w:uiPriority="60" w:semiHidden="0" w:name="Light Shading Accent 5"/>
+    <w:lsdException w:unhideWhenUsed="0" w:uiPriority="61" w:semiHidden="0" w:name="Light List Accent 5"/>
+    <w:lsdException w:unhideWhenUsed="0" w:uiPriority="62" w:semiHidden="0" w:name="Light Grid Accent 5"/>
+    <w:lsdException w:unhideWhenUsed="0" w:uiPriority="63" w:semiHidden="0" w:name="Medium Shading 1 Accent 5"/>
+    <w:lsdException w:unhideWhenUsed="0" w:uiPriority="64" w:semiHidden="0" w:name="Medium Shading 2 Accent 5"/>
+    <w:lsdException w:unhideWhenUsed="0" w:uiPriority="65" w:semiHidden="0" w:name="Medium List 1 Accent 5"/>
+    <w:lsdException w:unhideWhenUsed="0" w:uiPriority="66" w:semiHidden="0" w:name="Medium List 2 Accent 5"/>
+    <w:lsdException w:unhideWhenUsed="0" w:uiPriority="67" w:semiHidden="0" w:name="Medium Grid 1 Accent 5"/>
+    <w:lsdException w:unhideWhenUsed="0" w:uiPriority="68" w:semiHidden="0" w:name="Medium Grid 2 Accent 5"/>
+    <w:lsdException w:unhideWhenUsed="0" w:uiPriority="69" w:semiHidden="0" w:name="Medium Grid 3 Accent 5"/>
+    <w:lsdException w:unhideWhenUsed="0" w:uiPriority="70" w:semiHidden="0" w:name="Dark List Accent 5"/>
+    <w:lsdException w:unhideWhenUsed="0" w:uiPriority="71" w:semiHidden="0" w:name="Colorful Shading Accent 5"/>
+    <w:lsdException w:unhideWhenUsed="0" w:uiPriority="72" w:semiHidden="0" w:name="Colorful List Accent 5"/>
+    <w:lsdException w:unhideWhenUsed="0" w:uiPriority="73" w:semiHidden="0" w:name="Colorful Grid Accent 5"/>
+    <w:lsdException w:unhideWhenUsed="0" w:uiPriority="60" w:semiHidden="0" w:name="Light Shading Accent 6"/>
+    <w:lsdException w:unhideWhenUsed="0" w:uiPriority="61" w:semiHidden="0" w:name="Light List Accent 6"/>
+    <w:lsdException w:unhideWhenUsed="0" w:uiPriority="62" w:semiHidden="0" w:name="Light Grid Accent 6"/>
+    <w:lsdException w:unhideWhenUsed="0" w:uiPriority="63" w:semiHidden="0" w:name="Medium Shading 1 Accent 6"/>
+    <w:lsdException w:unhideWhenUsed="0" w:uiPriority="64" w:semiHidden="0" w:name="Medium Shading 2 Accent 6"/>
+    <w:lsdException w:unhideWhenUsed="0" w:uiPriority="65" w:semiHidden="0" w:name="Medium List 1 Accent 6"/>
+    <w:lsdException w:unhideWhenUsed="0" w:uiPriority="66" w:semiHidden="0" w:name="Medium List 2 Accent 6"/>
+    <w:lsdException w:unhideWhenUsed="0" w:uiPriority="67" w:semiHidden="0" w:name="Medium Grid 1 Accent 6"/>
+    <w:lsdException w:unhideWhenUsed="0" w:uiPriority="68" w:semiHidden="0" w:name="Medium Grid 2 Accent 6"/>
+    <w:lsdException w:unhideWhenUsed="0" w:uiPriority="69" w:semiHidden="0" w:name="Medium Grid 3 Accent 6"/>
+    <w:lsdException w:unhideWhenUsed="0" w:uiPriority="70" w:semiHidden="0" w:name="Dark List Accent 6"/>
+    <w:lsdException w:unhideWhenUsed="0" w:uiPriority="71" w:semiHidden="0" w:name="Colorful Shading Accent 6"/>
+    <w:lsdException w:unhideWhenUsed="0" w:uiPriority="72" w:semiHidden="0" w:name="Colorful List Accent 6"/>
+    <w:lsdException w:unhideWhenUsed="0" w:uiPriority="73" w:semiHidden="0" w:name="Colorful Grid Accent 6"/>
   </w:latentStyles>
-  <w:style w:type="paragraph" w:default="1" w:styleId="Normal">
+  <w:style w:type="paragraph" w:default="1" w:styleId="1">
     <w:name w:val="Normal"/>
     <w:qFormat/>
+    <w:uiPriority w:val="0"/>
     <w:pPr>
       <w:kinsoku w:val="0"/>
       <w:autoSpaceDE w:val="0"/>
@@ -4252,7 +4330,7 @@
       <w:textAlignment w:val="baseline"/>
     </w:pPr>
     <w:rPr>
-      <w:rFonts w:ascii="Arial" w:eastAsia="宋体" w:hAnsi="Arial" w:cs="Arial"/>
+      <w:rFonts w:ascii="Arial" w:hAnsi="Arial" w:eastAsia="宋体" w:cs="Arial"/>
       <w:snapToGrid w:val="0"/>
       <w:color w:val="000000"/>
       <w:kern w:val="0"/>
@@ -4261,11 +4339,12 @@
       <w:lang w:val="en-US" w:eastAsia="en-US" w:bidi="ar-SA"/>
     </w:rPr>
   </w:style>
-  <w:style w:type="paragraph" w:styleId="Heading1">
+  <w:style w:type="paragraph" w:styleId="2">
     <w:name w:val="heading 1"/>
-    <w:basedOn w:val="Normal"/>
-    <w:next w:val="Normal"/>
+    <w:basedOn w:val="1"/>
+    <w:next w:val="1"/>
     <w:qFormat/>
+    <w:uiPriority w:val="0"/>
     <w:pPr>
       <w:keepNext/>
       <w:keepLines/>
@@ -4283,12 +4362,13 @@
       <w:sz w:val="44"/>
     </w:rPr>
   </w:style>
-  <w:style w:type="paragraph" w:styleId="Heading2">
+  <w:style w:type="paragraph" w:styleId="3">
     <w:name w:val="heading 2"/>
-    <w:basedOn w:val="Normal"/>
-    <w:next w:val="Normal"/>
+    <w:basedOn w:val="1"/>
+    <w:next w:val="1"/>
     <w:unhideWhenUsed/>
     <w:qFormat/>
+    <w:uiPriority w:val="0"/>
     <w:pPr>
       <w:keepNext/>
       <w:keepLines/>
@@ -4301,18 +4381,19 @@
       <w:outlineLvl w:val="1"/>
     </w:pPr>
     <w:rPr>
-      <w:rFonts w:ascii="Arial" w:eastAsia="黑体" w:hAnsi="Arial"/>
+      <w:rFonts w:ascii="Arial" w:hAnsi="Arial" w:eastAsia="黑体"/>
       <w:b/>
       <w:sz w:val="32"/>
     </w:rPr>
   </w:style>
-  <w:style w:type="paragraph" w:styleId="Heading3">
+  <w:style w:type="paragraph" w:styleId="4">
     <w:name w:val="heading 3"/>
-    <w:basedOn w:val="Normal"/>
-    <w:next w:val="Normal"/>
+    <w:basedOn w:val="1"/>
+    <w:next w:val="1"/>
     <w:semiHidden/>
     <w:unhideWhenUsed/>
     <w:qFormat/>
+    <w:uiPriority w:val="0"/>
     <w:pPr>
       <w:keepNext/>
       <w:keepLines/>
@@ -4329,12 +4410,13 @@
       <w:sz w:val="32"/>
     </w:rPr>
   </w:style>
-  <w:style w:type="paragraph" w:styleId="Heading4">
+  <w:style w:type="paragraph" w:styleId="5">
     <w:name w:val="heading 4"/>
-    <w:basedOn w:val="Normal"/>
-    <w:next w:val="Normal"/>
+    <w:basedOn w:val="1"/>
+    <w:next w:val="1"/>
     <w:unhideWhenUsed/>
     <w:qFormat/>
+    <w:uiPriority w:val="0"/>
     <w:pPr>
       <w:keepNext/>
       <w:keepLines/>
@@ -4347,18 +4429,19 @@
       <w:outlineLvl w:val="3"/>
     </w:pPr>
     <w:rPr>
-      <w:rFonts w:ascii="Arial" w:eastAsia="黑体" w:hAnsi="Arial"/>
+      <w:rFonts w:ascii="Arial" w:hAnsi="Arial" w:eastAsia="黑体"/>
       <w:b/>
       <w:sz w:val="28"/>
     </w:rPr>
   </w:style>
-  <w:style w:type="paragraph" w:styleId="Heading5">
+  <w:style w:type="paragraph" w:styleId="6">
     <w:name w:val="heading 5"/>
-    <w:basedOn w:val="Normal"/>
-    <w:next w:val="Normal"/>
+    <w:basedOn w:val="1"/>
+    <w:next w:val="1"/>
     <w:semiHidden/>
     <w:unhideWhenUsed/>
     <w:qFormat/>
+    <w:uiPriority w:val="0"/>
     <w:pPr>
       <w:keepNext/>
       <w:keepLines/>
@@ -4375,13 +4458,14 @@
       <w:sz w:val="28"/>
     </w:rPr>
   </w:style>
-  <w:style w:type="paragraph" w:styleId="Heading6">
+  <w:style w:type="paragraph" w:styleId="7">
     <w:name w:val="heading 6"/>
-    <w:basedOn w:val="Normal"/>
-    <w:next w:val="Normal"/>
+    <w:basedOn w:val="1"/>
+    <w:next w:val="1"/>
     <w:semiHidden/>
     <w:unhideWhenUsed/>
     <w:qFormat/>
+    <w:uiPriority w:val="0"/>
     <w:pPr>
       <w:keepNext/>
       <w:keepLines/>
@@ -4394,18 +4478,19 @@
       <w:outlineLvl w:val="5"/>
     </w:pPr>
     <w:rPr>
-      <w:rFonts w:ascii="Arial" w:eastAsia="黑体" w:hAnsi="Arial"/>
+      <w:rFonts w:ascii="Arial" w:hAnsi="Arial" w:eastAsia="黑体"/>
       <w:b/>
       <w:sz w:val="24"/>
     </w:rPr>
   </w:style>
-  <w:style w:type="paragraph" w:styleId="Heading7">
+  <w:style w:type="paragraph" w:styleId="8">
     <w:name w:val="heading 7"/>
-    <w:basedOn w:val="Normal"/>
-    <w:next w:val="Normal"/>
+    <w:basedOn w:val="1"/>
+    <w:next w:val="1"/>
     <w:semiHidden/>
     <w:unhideWhenUsed/>
     <w:qFormat/>
+    <w:uiPriority w:val="0"/>
     <w:pPr>
       <w:keepNext/>
       <w:keepLines/>
@@ -4422,13 +4507,14 @@
       <w:sz w:val="24"/>
     </w:rPr>
   </w:style>
-  <w:style w:type="paragraph" w:styleId="Heading8">
+  <w:style w:type="paragraph" w:styleId="9">
     <w:name w:val="heading 8"/>
-    <w:basedOn w:val="Normal"/>
-    <w:next w:val="Normal"/>
+    <w:basedOn w:val="1"/>
+    <w:next w:val="1"/>
     <w:semiHidden/>
     <w:unhideWhenUsed/>
     <w:qFormat/>
+    <w:uiPriority w:val="0"/>
     <w:pPr>
       <w:keepNext/>
       <w:keepLines/>
@@ -4441,17 +4527,18 @@
       <w:outlineLvl w:val="7"/>
     </w:pPr>
     <w:rPr>
-      <w:rFonts w:ascii="Arial" w:eastAsia="黑体" w:hAnsi="Arial"/>
+      <w:rFonts w:ascii="Arial" w:hAnsi="Arial" w:eastAsia="黑体"/>
       <w:sz w:val="24"/>
     </w:rPr>
   </w:style>
-  <w:style w:type="paragraph" w:styleId="Heading9">
+  <w:style w:type="paragraph" w:styleId="10">
     <w:name w:val="heading 9"/>
-    <w:basedOn w:val="Normal"/>
-    <w:next w:val="Normal"/>
+    <w:basedOn w:val="1"/>
+    <w:next w:val="1"/>
     <w:semiHidden/>
     <w:unhideWhenUsed/>
     <w:qFormat/>
+    <w:uiPriority w:val="0"/>
     <w:pPr>
       <w:keepNext/>
       <w:keepLines/>
@@ -4464,19 +4551,21 @@
       <w:outlineLvl w:val="8"/>
     </w:pPr>
     <w:rPr>
-      <w:rFonts w:ascii="Arial" w:eastAsia="黑体" w:hAnsi="Arial"/>
+      <w:rFonts w:ascii="Arial" w:hAnsi="Arial" w:eastAsia="黑体"/>
       <w:sz w:val="21"/>
     </w:rPr>
   </w:style>
-  <w:style w:type="character" w:default="1" w:styleId="DefaultParagraphFont">
+  <w:style w:type="character" w:default="1" w:styleId="22">
     <w:name w:val="Default Paragraph Font"/>
     <w:semiHidden/>
     <w:qFormat/>
+    <w:uiPriority w:val="0"/>
   </w:style>
-  <w:style w:type="table" w:default="1" w:styleId="TableNormal">
+  <w:style w:type="table" w:default="1" w:styleId="20">
     <w:name w:val="Normal Table"/>
     <w:semiHidden/>
     <w:qFormat/>
+    <w:uiPriority w:val="0"/>
     <w:tblPr>
       <w:tblCellMar>
         <w:top w:w="0" w:type="dxa"/>
@@ -4486,39 +4575,43 @@
       </w:tblCellMar>
     </w:tblPr>
   </w:style>
-  <w:style w:type="paragraph" w:styleId="CommentText">
+  <w:style w:type="paragraph" w:styleId="11">
     <w:name w:val="annotation text"/>
-    <w:basedOn w:val="Normal"/>
+    <w:basedOn w:val="1"/>
     <w:qFormat/>
+    <w:uiPriority w:val="0"/>
     <w:pPr>
       <w:jc w:val="left"/>
     </w:pPr>
   </w:style>
-  <w:style w:type="paragraph" w:styleId="BodyText">
+  <w:style w:type="paragraph" w:styleId="12">
     <w:name w:val="Body Text"/>
-    <w:basedOn w:val="Normal"/>
+    <w:basedOn w:val="1"/>
     <w:semiHidden/>
     <w:qFormat/>
+    <w:uiPriority w:val="0"/>
     <w:rPr>
-      <w:rFonts w:ascii="Arial" w:eastAsia="Arial" w:hAnsi="Arial" w:cs="Arial"/>
+      <w:rFonts w:ascii="Arial" w:hAnsi="Arial" w:eastAsia="Arial" w:cs="Arial"/>
       <w:sz w:val="21"/>
       <w:szCs w:val="21"/>
       <w:lang w:val="en-US" w:eastAsia="en-US" w:bidi="ar-SA"/>
     </w:rPr>
   </w:style>
-  <w:style w:type="paragraph" w:styleId="TOC3">
+  <w:style w:type="paragraph" w:styleId="13">
     <w:name w:val="toc 3"/>
-    <w:basedOn w:val="Normal"/>
-    <w:next w:val="Normal"/>
+    <w:basedOn w:val="1"/>
+    <w:next w:val="1"/>
     <w:qFormat/>
+    <w:uiPriority w:val="0"/>
     <w:pPr>
       <w:ind w:left="840" w:leftChars="400"/>
     </w:pPr>
   </w:style>
-  <w:style w:type="paragraph" w:styleId="Footer">
+  <w:style w:type="paragraph" w:styleId="14">
     <w:name w:val="footer"/>
-    <w:basedOn w:val="Normal"/>
+    <w:basedOn w:val="1"/>
     <w:qFormat/>
+    <w:uiPriority w:val="0"/>
     <w:pPr>
       <w:tabs>
         <w:tab w:val="center" w:pos="4153"/>
@@ -4531,16 +4624,17 @@
       <w:sz w:val="18"/>
     </w:rPr>
   </w:style>
-  <w:style w:type="paragraph" w:styleId="Header">
+  <w:style w:type="paragraph" w:styleId="15">
     <w:name w:val="header"/>
-    <w:basedOn w:val="Normal"/>
+    <w:basedOn w:val="1"/>
     <w:qFormat/>
+    <w:uiPriority w:val="0"/>
     <w:pPr>
       <w:pBdr>
-        <w:top w:val="nil"/>
-        <w:left w:val="nil"/>
-        <w:bottom w:val="nil"/>
-        <w:right w:val="nil"/>
+        <w:top w:val="none" w:color="auto" w:sz="0" w:space="0"/>
+        <w:left w:val="none" w:color="auto" w:sz="0" w:space="0"/>
+        <w:bottom w:val="none" w:color="auto" w:sz="0" w:space="0"/>
+        <w:right w:val="none" w:color="auto" w:sz="0" w:space="0"/>
       </w:pBdr>
       <w:tabs>
         <w:tab w:val="center" w:pos="4153"/>
@@ -4555,37 +4649,41 @@
       <w:sz w:val="18"/>
     </w:rPr>
   </w:style>
-  <w:style w:type="paragraph" w:styleId="TOC1">
+  <w:style w:type="paragraph" w:styleId="16">
     <w:name w:val="toc 1"/>
-    <w:basedOn w:val="Normal"/>
-    <w:next w:val="Normal"/>
+    <w:basedOn w:val="1"/>
+    <w:next w:val="1"/>
     <w:qFormat/>
+    <w:uiPriority w:val="0"/>
     <w:rPr>
-      <w:rFonts w:ascii="Arial" w:eastAsia="Microsoft JhengHei" w:hAnsi="Arial"/>
+      <w:rFonts w:ascii="Arial" w:hAnsi="Arial" w:eastAsia="Microsoft JhengHei"/>
       <w:sz w:val="24"/>
     </w:rPr>
   </w:style>
-  <w:style w:type="paragraph" w:styleId="TOC2">
+  <w:style w:type="paragraph" w:styleId="17">
     <w:name w:val="toc 2"/>
-    <w:basedOn w:val="Normal"/>
-    <w:next w:val="Normal"/>
+    <w:basedOn w:val="1"/>
+    <w:next w:val="1"/>
     <w:qFormat/>
+    <w:uiPriority w:val="0"/>
     <w:pPr>
       <w:ind w:left="420" w:leftChars="200"/>
     </w:pPr>
   </w:style>
-  <w:style w:type="paragraph" w:styleId="NormalWeb">
+  <w:style w:type="paragraph" w:styleId="18">
     <w:name w:val="Normal (Web)"/>
-    <w:basedOn w:val="Normal"/>
+    <w:basedOn w:val="1"/>
     <w:qFormat/>
+    <w:uiPriority w:val="0"/>
     <w:rPr>
       <w:sz w:val="24"/>
     </w:rPr>
   </w:style>
-  <w:style w:type="paragraph" w:styleId="Title">
+  <w:style w:type="paragraph" w:styleId="19">
     <w:name w:val="Title"/>
-    <w:basedOn w:val="Normal"/>
+    <w:basedOn w:val="1"/>
     <w:qFormat/>
+    <w:uiPriority w:val="0"/>
     <w:pPr>
       <w:spacing w:before="240" w:beforeLines="0" w:beforeAutospacing="0" w:after="60" w:afterLines="0" w:afterAutospacing="0"/>
       <w:jc w:val="center"/>
@@ -4597,68 +4695,73 @@
       <w:sz w:val="32"/>
     </w:rPr>
   </w:style>
-  <w:style w:type="table" w:styleId="TableGrid">
+  <w:style w:type="table" w:styleId="21">
     <w:name w:val="Table Grid"/>
-    <w:basedOn w:val="TableNormal"/>
+    <w:basedOn w:val="20"/>
     <w:qFormat/>
+    <w:uiPriority w:val="0"/>
     <w:pPr>
       <w:widowControl w:val="0"/>
       <w:jc w:val="both"/>
     </w:pPr>
     <w:tblPr>
       <w:tblBorders>
-        <w:top w:val="single" w:sz="4" w:space="0" w:color="auto"/>
-        <w:left w:val="single" w:sz="4" w:space="0" w:color="auto"/>
-        <w:bottom w:val="single" w:sz="4" w:space="0" w:color="auto"/>
-        <w:right w:val="single" w:sz="4" w:space="0" w:color="auto"/>
-        <w:insideH w:val="single" w:sz="4" w:space="0" w:color="auto"/>
-        <w:insideV w:val="single" w:sz="4" w:space="0" w:color="auto"/>
+        <w:top w:val="single" w:color="auto" w:sz="4" w:space="0"/>
+        <w:left w:val="single" w:color="auto" w:sz="4" w:space="0"/>
+        <w:bottom w:val="single" w:color="auto" w:sz="4" w:space="0"/>
+        <w:right w:val="single" w:color="auto" w:sz="4" w:space="0"/>
+        <w:insideH w:val="single" w:color="auto" w:sz="4" w:space="0"/>
+        <w:insideV w:val="single" w:color="auto" w:sz="4" w:space="0"/>
       </w:tblBorders>
     </w:tblPr>
   </w:style>
-  <w:style w:type="character" w:styleId="Strong">
+  <w:style w:type="character" w:styleId="23">
     <w:name w:val="Strong"/>
-    <w:basedOn w:val="DefaultParagraphFont"/>
+    <w:basedOn w:val="22"/>
     <w:qFormat/>
+    <w:uiPriority w:val="0"/>
     <w:rPr>
       <w:b/>
     </w:rPr>
   </w:style>
-  <w:style w:type="paragraph" w:customStyle="1" w:styleId="a">
+  <w:style w:type="paragraph" w:customStyle="1" w:styleId="24">
     <w:name w:val="柴_公司名"/>
-    <w:basedOn w:val="Title"/>
+    <w:basedOn w:val="19"/>
     <w:qFormat/>
+    <w:uiPriority w:val="0"/>
     <w:pPr>
       <w:spacing w:after="600" w:afterLines="600"/>
     </w:pPr>
     <w:rPr>
-      <w:rFonts w:ascii="宋体" w:eastAsia="宋体" w:hAnsi="宋体" w:cs="宋体" w:hint="eastAsia"/>
+      <w:rFonts w:hint="eastAsia" w:ascii="宋体" w:hAnsi="宋体" w:eastAsia="宋体" w:cs="宋体"/>
       <w:bCs/>
       <w:spacing w:val="-6"/>
       <w:sz w:val="52"/>
       <w:szCs w:val="52"/>
     </w:rPr>
   </w:style>
-  <w:style w:type="paragraph" w:customStyle="1" w:styleId="a0">
+  <w:style w:type="paragraph" w:customStyle="1" w:styleId="25">
     <w:name w:val="柴_文档名"/>
-    <w:basedOn w:val="Title"/>
+    <w:basedOn w:val="19"/>
     <w:qFormat/>
+    <w:uiPriority w:val="0"/>
     <w:pPr>
       <w:spacing w:after="900" w:afterLines="900"/>
     </w:pPr>
     <w:rPr>
-      <w:rFonts w:ascii="黑体" w:eastAsia="黑体" w:hAnsi="黑体" w:cs="黑体"/>
+      <w:rFonts w:ascii="黑体" w:hAnsi="黑体" w:eastAsia="黑体" w:cs="黑体"/>
       <w:bCs/>
       <w:spacing w:val="-7"/>
       <w:sz w:val="52"/>
       <w:szCs w:val="52"/>
     </w:rPr>
   </w:style>
-  <w:style w:type="table" w:customStyle="1" w:styleId="TableNormal0">
+  <w:style w:type="table" w:customStyle="1" w:styleId="26">
     <w:name w:val="Table Normal_0"/>
     <w:semiHidden/>
     <w:unhideWhenUsed/>
     <w:qFormat/>
+    <w:uiPriority w:val="0"/>
     <w:tblPr>
       <w:tblCellMar>
         <w:top w:w="0" w:type="dxa"/>
@@ -4668,81 +4771,87 @@
       </w:tblCellMar>
     </w:tblPr>
   </w:style>
-  <w:style w:type="paragraph" w:customStyle="1" w:styleId="TableText">
+  <w:style w:type="paragraph" w:customStyle="1" w:styleId="27">
     <w:name w:val="Table Text"/>
-    <w:basedOn w:val="Normal"/>
+    <w:basedOn w:val="1"/>
     <w:semiHidden/>
     <w:qFormat/>
+    <w:uiPriority w:val="0"/>
     <w:rPr>
-      <w:rFonts w:ascii="宋体" w:eastAsia="宋体" w:hAnsi="宋体" w:cs="宋体"/>
+      <w:rFonts w:ascii="宋体" w:hAnsi="宋体" w:eastAsia="宋体" w:cs="宋体"/>
       <w:sz w:val="21"/>
       <w:szCs w:val="21"/>
       <w:lang w:val="en-US" w:eastAsia="en-US" w:bidi="ar-SA"/>
     </w:rPr>
   </w:style>
-  <w:style w:type="paragraph" w:customStyle="1" w:styleId="1">
+  <w:style w:type="paragraph" w:customStyle="1" w:styleId="28">
     <w:name w:val="柴_标题1"/>
-    <w:basedOn w:val="Heading1"/>
-    <w:next w:val="a1"/>
-    <w:link w:val="1Char"/>
+    <w:basedOn w:val="2"/>
+    <w:next w:val="29"/>
+    <w:link w:val="38"/>
     <w:qFormat/>
+    <w:uiPriority w:val="0"/>
     <w:pPr>
       <w:spacing w:before="100" w:after="90" w:line="360" w:lineRule="auto"/>
     </w:pPr>
     <w:rPr>
-      <w:rFonts w:ascii="Arial" w:eastAsia="宋体" w:hAnsi="Arial"/>
+      <w:rFonts w:ascii="Arial" w:hAnsi="Arial" w:eastAsia="宋体"/>
       <w:sz w:val="32"/>
     </w:rPr>
   </w:style>
-  <w:style w:type="paragraph" w:customStyle="1" w:styleId="a1">
+  <w:style w:type="paragraph" w:customStyle="1" w:styleId="29">
     <w:name w:val="柴_正文"/>
-    <w:basedOn w:val="BodyText"/>
-    <w:link w:val="Char"/>
+    <w:basedOn w:val="12"/>
+    <w:link w:val="41"/>
     <w:qFormat/>
+    <w:uiPriority w:val="0"/>
     <w:pPr>
       <w:spacing w:line="360" w:lineRule="auto"/>
       <w:ind w:firstLine="470" w:firstLineChars="200"/>
     </w:pPr>
     <w:rPr>
-      <w:rFonts w:ascii="Arial" w:eastAsia="宋体" w:hAnsi="Arial"/>
+      <w:rFonts w:ascii="Arial" w:hAnsi="Arial" w:eastAsia="宋体"/>
       <w:sz w:val="24"/>
       <w:lang w:eastAsia="zh-CN"/>
     </w:rPr>
   </w:style>
-  <w:style w:type="paragraph" w:customStyle="1" w:styleId="2">
+  <w:style w:type="paragraph" w:customStyle="1" w:styleId="30">
     <w:name w:val="柴_标题2"/>
-    <w:basedOn w:val="Heading2"/>
-    <w:next w:val="a1"/>
+    <w:basedOn w:val="3"/>
+    <w:next w:val="29"/>
     <w:qFormat/>
+    <w:uiPriority w:val="0"/>
     <w:pPr>
       <w:spacing w:line="360" w:lineRule="auto"/>
     </w:pPr>
     <w:rPr>
-      <w:rFonts w:ascii="Arial" w:eastAsia="宋体" w:hAnsi="Arial"/>
+      <w:rFonts w:ascii="Arial" w:hAnsi="Arial" w:eastAsia="宋体"/>
       <w:sz w:val="28"/>
     </w:rPr>
   </w:style>
-  <w:style w:type="paragraph" w:customStyle="1" w:styleId="3">
+  <w:style w:type="paragraph" w:customStyle="1" w:styleId="31">
     <w:name w:val="柴_标题3"/>
-    <w:basedOn w:val="Heading3"/>
-    <w:next w:val="a1"/>
+    <w:basedOn w:val="4"/>
+    <w:next w:val="29"/>
     <w:qFormat/>
+    <w:uiPriority w:val="0"/>
     <w:pPr>
       <w:spacing w:line="360" w:lineRule="auto"/>
       <w:ind w:left="0" w:firstLine="472" w:firstLineChars="200"/>
     </w:pPr>
     <w:rPr>
-      <w:rFonts w:ascii="宋体" w:eastAsia="宋体" w:hAnsi="宋体" w:cs="宋体"/>
+      <w:rFonts w:ascii="宋体" w:hAnsi="宋体" w:eastAsia="宋体" w:cs="宋体"/>
       <w:spacing w:val="-2"/>
       <w:sz w:val="24"/>
       <w:szCs w:val="24"/>
     </w:rPr>
   </w:style>
-  <w:style w:type="paragraph" w:customStyle="1" w:styleId="a2">
+  <w:style w:type="paragraph" w:customStyle="1" w:styleId="32">
     <w:name w:val="柴_目录"/>
-    <w:basedOn w:val="Normal"/>
-    <w:next w:val="BodyText"/>
+    <w:basedOn w:val="1"/>
+    <w:next w:val="12"/>
     <w:qFormat/>
+    <w:uiPriority w:val="0"/>
     <w:pPr>
       <w:tabs>
         <w:tab w:val="right" w:leader="dot" w:pos="8442"/>
@@ -4750,59 +4859,64 @@
       <w:ind w:left="0" w:leftChars="0"/>
     </w:pPr>
     <w:rPr>
-      <w:rFonts w:ascii="Arial" w:eastAsia="Microsoft JhengHei" w:hAnsi="Arial"/>
+      <w:rFonts w:ascii="Arial" w:hAnsi="Arial" w:eastAsia="Microsoft JhengHei"/>
       <w:sz w:val="24"/>
     </w:rPr>
   </w:style>
-  <w:style w:type="paragraph" w:customStyle="1" w:styleId="WPSOffice1">
+  <w:style w:type="paragraph" w:customStyle="1" w:styleId="33">
     <w:name w:val="WPSOffice手动目录 1"/>
     <w:qFormat/>
+    <w:uiPriority w:val="0"/>
     <w:pPr>
       <w:ind w:leftChars="0"/>
     </w:pPr>
     <w:rPr>
-      <w:rFonts w:ascii="Times New Roman" w:eastAsia="宋体" w:hAnsi="Times New Roman" w:cs="Times New Roman"/>
+      <w:rFonts w:ascii="Times New Roman" w:hAnsi="Times New Roman" w:eastAsia="宋体" w:cs="Times New Roman"/>
       <w:sz w:val="20"/>
       <w:szCs w:val="20"/>
     </w:rPr>
   </w:style>
-  <w:style w:type="paragraph" w:customStyle="1" w:styleId="WPSOffice2">
+  <w:style w:type="paragraph" w:customStyle="1" w:styleId="34">
     <w:name w:val="WPSOffice手动目录 2"/>
     <w:qFormat/>
+    <w:uiPriority w:val="0"/>
     <w:pPr>
       <w:ind w:leftChars="200"/>
     </w:pPr>
     <w:rPr>
-      <w:rFonts w:ascii="Times New Roman" w:eastAsia="宋体" w:hAnsi="Times New Roman" w:cs="Times New Roman"/>
+      <w:rFonts w:ascii="Times New Roman" w:hAnsi="Times New Roman" w:eastAsia="宋体" w:cs="Times New Roman"/>
       <w:sz w:val="20"/>
       <w:szCs w:val="20"/>
     </w:rPr>
   </w:style>
-  <w:style w:type="paragraph" w:customStyle="1" w:styleId="WPSOffice3">
+  <w:style w:type="paragraph" w:customStyle="1" w:styleId="35">
     <w:name w:val="WPSOffice手动目录 3"/>
     <w:qFormat/>
+    <w:uiPriority w:val="0"/>
     <w:pPr>
       <w:ind w:leftChars="400"/>
     </w:pPr>
     <w:rPr>
-      <w:rFonts w:ascii="Times New Roman" w:eastAsia="宋体" w:hAnsi="Times New Roman" w:cs="Times New Roman"/>
+      <w:rFonts w:ascii="Times New Roman" w:hAnsi="Times New Roman" w:eastAsia="宋体" w:cs="Times New Roman"/>
       <w:sz w:val="20"/>
       <w:szCs w:val="20"/>
     </w:rPr>
   </w:style>
-  <w:style w:type="paragraph" w:customStyle="1" w:styleId="Compact">
+  <w:style w:type="paragraph" w:customStyle="1" w:styleId="36">
     <w:name w:val="Compact"/>
-    <w:basedOn w:val="BodyText"/>
+    <w:basedOn w:val="12"/>
     <w:qFormat/>
+    <w:uiPriority w:val="0"/>
     <w:pPr>
       <w:spacing w:before="36" w:after="36"/>
     </w:pPr>
   </w:style>
-  <w:style w:type="table" w:customStyle="1" w:styleId="Table">
+  <w:style w:type="table" w:customStyle="1" w:styleId="37">
     <w:name w:val="Table"/>
     <w:semiHidden/>
     <w:unhideWhenUsed/>
     <w:qFormat/>
+    <w:uiPriority w:val="0"/>
     <w:tblPr>
       <w:tblCellMar>
         <w:top w:w="0" w:type="dxa"/>
@@ -4814,25 +4928,27 @@
     <w:tblStylePr w:type="firstRow">
       <w:tcPr>
         <w:tcBorders>
-          <w:bottom w:val="single" w:sz="0" w:space="0" w:color="auto"/>
+          <w:bottom w:val="single" w:color="auto" w:sz="0" w:space="0"/>
         </w:tcBorders>
         <w:vAlign w:val="bottom"/>
       </w:tcPr>
     </w:tblStylePr>
   </w:style>
-  <w:style w:type="character" w:customStyle="1" w:styleId="1Char">
+  <w:style w:type="character" w:customStyle="1" w:styleId="38">
     <w:name w:val="柴_标题1 Char"/>
-    <w:link w:val="1"/>
+    <w:link w:val="28"/>
     <w:qFormat/>
+    <w:uiPriority w:val="0"/>
     <w:rPr>
-      <w:rFonts w:ascii="Arial" w:eastAsia="宋体" w:hAnsi="Arial"/>
+      <w:rFonts w:ascii="Arial" w:hAnsi="Arial" w:eastAsia="宋体"/>
       <w:sz w:val="32"/>
     </w:rPr>
   </w:style>
-  <w:style w:type="paragraph" w:customStyle="1" w:styleId="a3">
+  <w:style w:type="paragraph" w:customStyle="1" w:styleId="39">
     <w:name w:val="柴_正文_无缩进"/>
-    <w:basedOn w:val="Normal"/>
+    <w:basedOn w:val="1"/>
     <w:qFormat/>
+    <w:uiPriority w:val="0"/>
     <w:pPr>
       <w:ind w:firstLine="0" w:firstLineChars="0"/>
     </w:pPr>
@@ -4842,29 +4958,31 @@
       <w:lang w:eastAsia="zh-CN"/>
     </w:rPr>
   </w:style>
-  <w:style w:type="paragraph" w:customStyle="1" w:styleId="4">
+  <w:style w:type="paragraph" w:customStyle="1" w:styleId="40">
     <w:name w:val="柴_标题4"/>
-    <w:basedOn w:val="Heading4"/>
-    <w:next w:val="Normal"/>
+    <w:basedOn w:val="5"/>
+    <w:next w:val="1"/>
     <w:qFormat/>
+    <w:uiPriority w:val="0"/>
     <w:pPr>
       <w:widowControl w:val="0"/>
       <w:spacing w:before="160" w:line="360" w:lineRule="auto"/>
-      <w:ind w:left="981" w:hanging="862" w:leftChars="300"/>
+      <w:ind w:left="981" w:leftChars="300" w:hanging="862"/>
     </w:pPr>
     <w:rPr>
-      <w:rFonts w:ascii="Calibri" w:eastAsia="宋体" w:hAnsi="Calibri" w:cs="宋体" w:hint="eastAsia"/>
+      <w:rFonts w:hint="eastAsia" w:ascii="Calibri" w:hAnsi="Calibri" w:eastAsia="宋体" w:cs="宋体"/>
       <w:sz w:val="24"/>
       <w:szCs w:val="24"/>
       <w:lang w:eastAsia="zh-CN" w:bidi="zh-CN"/>
     </w:rPr>
   </w:style>
-  <w:style w:type="character" w:customStyle="1" w:styleId="Char">
+  <w:style w:type="character" w:customStyle="1" w:styleId="41">
     <w:name w:val="柴_正文 Char"/>
-    <w:link w:val="a1"/>
+    <w:link w:val="29"/>
     <w:qFormat/>
+    <w:uiPriority w:val="0"/>
     <w:rPr>
-      <w:rFonts w:ascii="Arial" w:eastAsia="宋体" w:hAnsi="Arial"/>
+      <w:rFonts w:ascii="Arial" w:hAnsi="Arial" w:eastAsia="宋体"/>
       <w:sz w:val="24"/>
       <w:lang w:eastAsia="zh-CN"/>
     </w:rPr>
